--- a/LEARNING/Git/Git Commands.docx
+++ b/LEARNING/Git/Git Commands.docx
@@ -1,6 +1,6 @@
 
 <file path=word/document.xml><?xml version="1.0" encoding="utf-8"?>
-<w:document xmlns:wpc="http://schemas.microsoft.com/office/word/2010/wordprocessingCanvas" xmlns:cx="http://schemas.microsoft.com/office/drawing/2014/chartex" xmlns:cx1="http://schemas.microsoft.com/office/drawing/2015/9/8/chartex" xmlns:cx2="http://schemas.microsoft.com/office/drawing/2015/10/21/chartex" xmlns:cx3="http://schemas.microsoft.com/office/drawing/2016/5/9/chartex" xmlns:cx4="http://schemas.microsoft.com/office/drawing/2016/5/10/chartex" xmlns:cx5="http://schemas.microsoft.com/office/drawing/2016/5/11/chartex" xmlns:cx6="http://schemas.microsoft.com/office/drawing/2016/5/12/chartex" xmlns:cx7="http://schemas.microsoft.com/office/drawing/2016/5/13/chartex" xmlns:cx8="http://schemas.microsoft.com/office/drawing/2016/5/14/chartex" xmlns:mc="http://schemas.openxmlformats.org/markup-compatibility/2006" xmlns:aink="http://schemas.microsoft.com/office/drawing/2016/ink" xmlns:am3d="http://schemas.microsoft.com/office/drawing/2017/model3d" xmlns:o="urn:schemas-microsoft-com:office:office" xmlns:oel="http://schemas.microsoft.com/office/2019/extlst" xmlns:r="http://schemas.openxmlformats.org/officeDocument/2006/relationships" xmlns:m="http://schemas.openxmlformats.org/officeDocument/2006/math" xmlns:v="urn:schemas-microsoft-com:vml" xmlns:wp14="http://schemas.microsoft.com/office/word/2010/wordprocessingDrawing" xmlns:wp="http://schemas.openxmlformats.org/drawingml/2006/wordprocessingDrawing" xmlns:w10="urn:schemas-microsoft-com:office:word" xmlns:w="http://schemas.openxmlformats.org/wordprocessingml/2006/main" xmlns:w14="http://schemas.microsoft.com/office/word/2010/wordml" xmlns:w15="http://schemas.microsoft.com/office/word/2012/wordml" xmlns:w16cex="http://schemas.microsoft.com/office/word/2018/wordml/cex" xmlns:w16cid="http://schemas.microsoft.com/office/word/2016/wordml/cid" xmlns:w16="http://schemas.microsoft.com/office/word/2018/wordml" xmlns:w16du="http://schemas.microsoft.com/office/word/2023/wordml/word16du" xmlns:w16sdtdh="http://schemas.microsoft.com/office/word/2020/wordml/sdtdatahash" xmlns:w16se="http://schemas.microsoft.com/office/word/2015/wordml/symex" xmlns:wpg="http://schemas.microsoft.com/office/word/2010/wordprocessingGroup" xmlns:wpi="http://schemas.microsoft.com/office/word/2010/wordprocessingInk" xmlns:wne="http://schemas.microsoft.com/office/word/2006/wordml" xmlns:wps="http://schemas.microsoft.com/office/word/2010/wordprocessingShape" mc:Ignorable="w14 w15 w16se w16cid w16 w16cex w16sdtdh wp14">
+<w:document xmlns:wpc="http://schemas.microsoft.com/office/word/2010/wordprocessingCanvas" xmlns:cx="http://schemas.microsoft.com/office/drawing/2014/chartex" xmlns:cx1="http://schemas.microsoft.com/office/drawing/2015/9/8/chartex" xmlns:cx2="http://schemas.microsoft.com/office/drawing/2015/10/21/chartex" xmlns:cx3="http://schemas.microsoft.com/office/drawing/2016/5/9/chartex" xmlns:cx4="http://schemas.microsoft.com/office/drawing/2016/5/10/chartex" xmlns:cx5="http://schemas.microsoft.com/office/drawing/2016/5/11/chartex" xmlns:cx6="http://schemas.microsoft.com/office/drawing/2016/5/12/chartex" xmlns:cx7="http://schemas.microsoft.com/office/drawing/2016/5/13/chartex" xmlns:cx8="http://schemas.microsoft.com/office/drawing/2016/5/14/chartex" xmlns:mc="http://schemas.openxmlformats.org/markup-compatibility/2006" xmlns:aink="http://schemas.microsoft.com/office/drawing/2016/ink" xmlns:am3d="http://schemas.microsoft.com/office/drawing/2017/model3d" xmlns:o="urn:schemas-microsoft-com:office:office" xmlns:oel="http://schemas.microsoft.com/office/2019/extlst" xmlns:r="http://schemas.openxmlformats.org/officeDocument/2006/relationships" xmlns:m="http://schemas.openxmlformats.org/officeDocument/2006/math" xmlns:v="urn:schemas-microsoft-com:vml" xmlns:wp14="http://schemas.microsoft.com/office/word/2010/wordprocessingDrawing" xmlns:wp="http://schemas.openxmlformats.org/drawingml/2006/wordprocessingDrawing" xmlns:w10="urn:schemas-microsoft-com:office:word" xmlns:w="http://schemas.openxmlformats.org/wordprocessingml/2006/main" xmlns:w14="http://schemas.microsoft.com/office/word/2010/wordml" xmlns:w15="http://schemas.microsoft.com/office/word/2012/wordml" xmlns:w16cex="http://schemas.microsoft.com/office/word/2018/wordml/cex" xmlns:w16cid="http://schemas.microsoft.com/office/word/2016/wordml/cid" xmlns:w16="http://schemas.microsoft.com/office/word/2018/wordml" xmlns:w16du="http://schemas.microsoft.com/office/word/2023/wordml/word16du" xmlns:w16sdtdh="http://schemas.microsoft.com/office/word/2020/wordml/sdtdatahash" xmlns:w16sdtfl="http://schemas.microsoft.com/office/word/2024/wordml/sdtformatlock" xmlns:w16se="http://schemas.microsoft.com/office/word/2015/wordml/symex" xmlns:wpg="http://schemas.microsoft.com/office/word/2010/wordprocessingGroup" xmlns:wpi="http://schemas.microsoft.com/office/word/2010/wordprocessingInk" xmlns:wne="http://schemas.microsoft.com/office/word/2006/wordml" xmlns:wps="http://schemas.microsoft.com/office/word/2010/wordprocessingShape" mc:Ignorable="w14 w15 w16se w16cid w16 w16cex w16sdtdh w16sdtfl w16du wp14">
   <w:body>
     <w:p>
       <w:r>
@@ -952,7 +952,6 @@
         </w:rPr>
         <w:t xml:space="preserve">Press </w:t>
       </w:r>
-      <w:proofErr w:type="spellStart"/>
       <w:r>
         <w:rPr>
           <w:rFonts w:ascii="Courier New" w:eastAsia="Times New Roman" w:hAnsi="Courier New" w:cs="Courier New"/>
@@ -964,7 +963,6 @@
         </w:rPr>
         <w:t>i</w:t>
       </w:r>
-      <w:proofErr w:type="spellEnd"/>
       <w:r>
         <w:rPr>
           <w:rFonts w:ascii="Times New Roman" w:eastAsia="Times New Roman" w:hAnsi="Times New Roman" w:cs="Times New Roman"/>
@@ -1137,7 +1135,6 @@
           <w14:ligatures w14:val="none"/>
         </w:rPr>
       </w:pPr>
-      <w:proofErr w:type="gramStart"/>
       <w:r>
         <w:rPr>
           <w:rFonts w:ascii="Courier New" w:eastAsia="Times New Roman" w:hAnsi="Courier New" w:cs="Courier New"/>
@@ -1162,7 +1159,6 @@
         <w:t>wq</w:t>
       </w:r>
       <w:proofErr w:type="spellEnd"/>
-      <w:proofErr w:type="gramEnd"/>
     </w:p>
     <w:p>
       <w:pPr>
@@ -1339,7 +1335,7 @@
           <w14:ligatures w14:val="none"/>
         </w:rPr>
         <w:pict w14:anchorId="24926B5F">
-          <v:rect id="_x0000_i1027" style="width:0;height:1.5pt" o:hralign="center" o:hrstd="t" o:hr="t" fillcolor="#a0a0a0" stroked="f"/>
+          <v:rect id="_x0000_i1026" style="width:0;height:1.5pt" o:hralign="center" o:hrstd="t" o:hr="t" fillcolor="#a0a0a0" stroked="f"/>
         </w:pict>
       </w:r>
     </w:p>
@@ -1530,7 +1526,6 @@
         <w:t xml:space="preserve"> </w:t>
       </w:r>
       <w:proofErr w:type="spellStart"/>
-      <w:proofErr w:type="gramStart"/>
       <w:r>
         <w:rPr>
           <w:rStyle w:val="HTMLCode"/>
@@ -1538,7 +1533,6 @@
         <w:t>core.editor</w:t>
       </w:r>
       <w:proofErr w:type="spellEnd"/>
-      <w:proofErr w:type="gramEnd"/>
     </w:p>
     <w:p>
       <w:pPr>
@@ -1560,7 +1554,7 @@
 </file>
 
 <file path=word/numbering.xml><?xml version="1.0" encoding="utf-8"?>
-<w:numbering xmlns:wpc="http://schemas.microsoft.com/office/word/2010/wordprocessingCanvas" xmlns:cx="http://schemas.microsoft.com/office/drawing/2014/chartex" xmlns:cx1="http://schemas.microsoft.com/office/drawing/2015/9/8/chartex" xmlns:cx2="http://schemas.microsoft.com/office/drawing/2015/10/21/chartex" xmlns:cx3="http://schemas.microsoft.com/office/drawing/2016/5/9/chartex" xmlns:cx4="http://schemas.microsoft.com/office/drawing/2016/5/10/chartex" xmlns:cx5="http://schemas.microsoft.com/office/drawing/2016/5/11/chartex" xmlns:cx6="http://schemas.microsoft.com/office/drawing/2016/5/12/chartex" xmlns:cx7="http://schemas.microsoft.com/office/drawing/2016/5/13/chartex" xmlns:cx8="http://schemas.microsoft.com/office/drawing/2016/5/14/chartex" xmlns:mc="http://schemas.openxmlformats.org/markup-compatibility/2006" xmlns:aink="http://schemas.microsoft.com/office/drawing/2016/ink" xmlns:am3d="http://schemas.microsoft.com/office/drawing/2017/model3d" xmlns:o="urn:schemas-microsoft-com:office:office" xmlns:oel="http://schemas.microsoft.com/office/2019/extlst" xmlns:r="http://schemas.openxmlformats.org/officeDocument/2006/relationships" xmlns:m="http://schemas.openxmlformats.org/officeDocument/2006/math" xmlns:v="urn:schemas-microsoft-com:vml" xmlns:wp14="http://schemas.microsoft.com/office/word/2010/wordprocessingDrawing" xmlns:wp="http://schemas.openxmlformats.org/drawingml/2006/wordprocessingDrawing" xmlns:w10="urn:schemas-microsoft-com:office:word" xmlns:w="http://schemas.openxmlformats.org/wordprocessingml/2006/main" xmlns:w14="http://schemas.microsoft.com/office/word/2010/wordml" xmlns:w15="http://schemas.microsoft.com/office/word/2012/wordml" xmlns:w16cex="http://schemas.microsoft.com/office/word/2018/wordml/cex" xmlns:w16cid="http://schemas.microsoft.com/office/word/2016/wordml/cid" xmlns:w16="http://schemas.microsoft.com/office/word/2018/wordml" xmlns:w16du="http://schemas.microsoft.com/office/word/2023/wordml/word16du" xmlns:w16sdtdh="http://schemas.microsoft.com/office/word/2020/wordml/sdtdatahash" xmlns:w16se="http://schemas.microsoft.com/office/word/2015/wordml/symex" xmlns:wpg="http://schemas.microsoft.com/office/word/2010/wordprocessingGroup" xmlns:wpi="http://schemas.microsoft.com/office/word/2010/wordprocessingInk" xmlns:wne="http://schemas.microsoft.com/office/word/2006/wordml" xmlns:wps="http://schemas.microsoft.com/office/word/2010/wordprocessingShape" mc:Ignorable="w14 w15 w16se w16cid w16 w16cex w16sdtdh wp14">
+<w:numbering xmlns:wpc="http://schemas.microsoft.com/office/word/2010/wordprocessingCanvas" xmlns:cx="http://schemas.microsoft.com/office/drawing/2014/chartex" xmlns:cx1="http://schemas.microsoft.com/office/drawing/2015/9/8/chartex" xmlns:cx2="http://schemas.microsoft.com/office/drawing/2015/10/21/chartex" xmlns:cx3="http://schemas.microsoft.com/office/drawing/2016/5/9/chartex" xmlns:cx4="http://schemas.microsoft.com/office/drawing/2016/5/10/chartex" xmlns:cx5="http://schemas.microsoft.com/office/drawing/2016/5/11/chartex" xmlns:cx6="http://schemas.microsoft.com/office/drawing/2016/5/12/chartex" xmlns:cx7="http://schemas.microsoft.com/office/drawing/2016/5/13/chartex" xmlns:cx8="http://schemas.microsoft.com/office/drawing/2016/5/14/chartex" xmlns:mc="http://schemas.openxmlformats.org/markup-compatibility/2006" xmlns:aink="http://schemas.microsoft.com/office/drawing/2016/ink" xmlns:am3d="http://schemas.microsoft.com/office/drawing/2017/model3d" xmlns:o="urn:schemas-microsoft-com:office:office" xmlns:oel="http://schemas.microsoft.com/office/2019/extlst" xmlns:r="http://schemas.openxmlformats.org/officeDocument/2006/relationships" xmlns:m="http://schemas.openxmlformats.org/officeDocument/2006/math" xmlns:v="urn:schemas-microsoft-com:vml" xmlns:wp14="http://schemas.microsoft.com/office/word/2010/wordprocessingDrawing" xmlns:wp="http://schemas.openxmlformats.org/drawingml/2006/wordprocessingDrawing" xmlns:w10="urn:schemas-microsoft-com:office:word" xmlns:w="http://schemas.openxmlformats.org/wordprocessingml/2006/main" xmlns:w14="http://schemas.microsoft.com/office/word/2010/wordml" xmlns:w15="http://schemas.microsoft.com/office/word/2012/wordml" xmlns:w16cex="http://schemas.microsoft.com/office/word/2018/wordml/cex" xmlns:w16cid="http://schemas.microsoft.com/office/word/2016/wordml/cid" xmlns:w16="http://schemas.microsoft.com/office/word/2018/wordml" xmlns:w16du="http://schemas.microsoft.com/office/word/2023/wordml/word16du" xmlns:w16sdtdh="http://schemas.microsoft.com/office/word/2020/wordml/sdtdatahash" xmlns:w16sdtfl="http://schemas.microsoft.com/office/word/2024/wordml/sdtformatlock" xmlns:w16se="http://schemas.microsoft.com/office/word/2015/wordml/symex" xmlns:wpg="http://schemas.microsoft.com/office/word/2010/wordprocessingGroup" xmlns:wpi="http://schemas.microsoft.com/office/word/2010/wordprocessingInk" xmlns:wne="http://schemas.microsoft.com/office/word/2006/wordml" xmlns:wps="http://schemas.microsoft.com/office/word/2010/wordprocessingShape" mc:Ignorable="w14 w15 w16se w16cid w16 w16cex w16sdtdh w16sdtfl w16du wp14">
   <w:abstractNum w:abstractNumId="0" w15:restartNumberingAfterBreak="0">
     <w:nsid w:val="0C067C2A"/>
     <w:multiLevelType w:val="multilevel"/>
@@ -1797,7 +1791,7 @@
 </file>
 
 <file path=word/styles.xml><?xml version="1.0" encoding="utf-8"?>
-<w:styles xmlns:mc="http://schemas.openxmlformats.org/markup-compatibility/2006" xmlns:r="http://schemas.openxmlformats.org/officeDocument/2006/relationships" xmlns:w="http://schemas.openxmlformats.org/wordprocessingml/2006/main" xmlns:w14="http://schemas.microsoft.com/office/word/2010/wordml" xmlns:w15="http://schemas.microsoft.com/office/word/2012/wordml" xmlns:w16cex="http://schemas.microsoft.com/office/word/2018/wordml/cex" xmlns:w16cid="http://schemas.microsoft.com/office/word/2016/wordml/cid" xmlns:w16="http://schemas.microsoft.com/office/word/2018/wordml" xmlns:w16sdtdh="http://schemas.microsoft.com/office/word/2020/wordml/sdtdatahash" xmlns:w16se="http://schemas.microsoft.com/office/word/2015/wordml/symex" mc:Ignorable="w14 w15 w16se w16cid w16 w16cex w16sdtdh">
+<w:styles xmlns:mc="http://schemas.openxmlformats.org/markup-compatibility/2006" xmlns:r="http://schemas.openxmlformats.org/officeDocument/2006/relationships" xmlns:w="http://schemas.openxmlformats.org/wordprocessingml/2006/main" xmlns:w14="http://schemas.microsoft.com/office/word/2010/wordml" xmlns:w15="http://schemas.microsoft.com/office/word/2012/wordml" xmlns:w16cex="http://schemas.microsoft.com/office/word/2018/wordml/cex" xmlns:w16cid="http://schemas.microsoft.com/office/word/2016/wordml/cid" xmlns:w16="http://schemas.microsoft.com/office/word/2018/wordml" xmlns:w16du="http://schemas.microsoft.com/office/word/2023/wordml/word16du" xmlns:w16sdtdh="http://schemas.microsoft.com/office/word/2020/wordml/sdtdatahash" xmlns:w16sdtfl="http://schemas.microsoft.com/office/word/2024/wordml/sdtformatlock" xmlns:w16se="http://schemas.microsoft.com/office/word/2015/wordml/symex" mc:Ignorable="w14 w15 w16se w16cid w16 w16cex w16sdtdh w16sdtfl w16du">
   <w:docDefaults>
     <w:rPrDefault>
       <w:rPr>
@@ -2749,4 +2743,10 @@
     </a:ext>
   </a:extLst>
 </a:theme>
+</file>
+
+<file path=docMetadata/LabelInfo.xml><?xml version="1.0" encoding="utf-8"?>
+<clbl:labelList xmlns:clbl="http://schemas.microsoft.com/office/2020/mipLabelMetadata">
+  <clbl:label id="{1b5d643d-5daa-4182-b4ec-05c4e602cf56}" enabled="1" method="Privileged" siteId="{50f40674-931c-4d09-ae8a-bb8fde36b912}" removed="0"/>
+</clbl:labelList>
 </file>
--- a/LEARNING/Git/Git Commands.docx
+++ b/LEARNING/Git/Git Commands.docx
@@ -1540,6 +1540,86 @@
       </w:pPr>
       <w:r>
         <w:t>If nothing is returned, Git is using its default editor (often Vim on Windows Git installations).</w:t>
+      </w:r>
+    </w:p>
+    <w:p/>
+    <w:p/>
+    <w:p>
+      <w:pPr>
+        <w:pBdr>
+          <w:bottom w:val="single" w:sz="6" w:space="1" w:color="auto"/>
+        </w:pBdr>
+      </w:pPr>
+    </w:p>
+    <w:p/>
+    <w:p/>
+    <w:p>
+      <w:pPr>
+        <w:rPr>
+          <w:b/>
+          <w:bCs/>
+        </w:rPr>
+      </w:pPr>
+      <w:r>
+        <w:rPr>
+          <w:b/>
+          <w:bCs/>
+          <w:highlight w:val="yellow"/>
+        </w:rPr>
+        <w:lastRenderedPageBreak/>
+        <w:t>Problem Statement:</w:t>
+      </w:r>
+    </w:p>
+    <w:p>
+      <w:r>
+        <w:t>error: unable to create file Accounts/ACR_Debtors.Report/CustomVisuals/treeImageFreeE1148639291D450198F892FA45A672BC/resources/treeImageFreeE1148639291D450198F892FA45A672BC.pbiviz.json: Filename too long error: unable to create file Accounts/ACR_Debtors_OverDue.Report/CustomVisuals/treeImageFreeE1148639291D450198F892FA45A672BC/resources/treeImageFreeE1148639291D450198F892FA45A672BC.pbiviz.json: Filename too long</w:t>
+      </w:r>
+    </w:p>
+    <w:p/>
+    <w:p>
+      <w:pPr>
+        <w:rPr>
+          <w:b/>
+          <w:bCs/>
+        </w:rPr>
+      </w:pPr>
+      <w:r>
+        <w:rPr>
+          <w:b/>
+          <w:bCs/>
+        </w:rPr>
+        <w:t>Recommended fix</w:t>
+      </w:r>
+    </w:p>
+    <w:p>
+      <w:r>
+        <w:t xml:space="preserve">If you're on </w:t>
+      </w:r>
+      <w:r>
+        <w:rPr>
+          <w:b/>
+          <w:bCs/>
+        </w:rPr>
+        <w:t>Windows</w:t>
+      </w:r>
+      <w:r>
+        <w:t>, enable Git's long-path support:</w:t>
+      </w:r>
+    </w:p>
+    <w:p>
+      <w:pPr>
+        <w:shd w:val="clear" w:color="auto" w:fill="F7CAAC" w:themeFill="accent2" w:themeFillTint="66"/>
+      </w:pPr>
+      <w:r>
+        <w:t xml:space="preserve">git config --global </w:t>
+      </w:r>
+      <w:proofErr w:type="spellStart"/>
+      <w:r>
+        <w:t>core.longpaths</w:t>
+      </w:r>
+      <w:proofErr w:type="spellEnd"/>
+      <w:r>
+        <w:t xml:space="preserve"> true</w:t>
       </w:r>
     </w:p>
     <w:p/>
@@ -2238,7 +2318,6 @@
   <w:style w:type="character" w:default="1" w:styleId="DefaultParagraphFont">
     <w:name w:val="Default Paragraph Font"/>
     <w:uiPriority w:val="1"/>
-    <w:semiHidden/>
     <w:unhideWhenUsed/>
   </w:style>
   <w:style w:type="table" w:default="1" w:styleId="TableNormal">

--- a/LEARNING/Git/Git Commands.docx
+++ b/LEARNING/Git/Git Commands.docx
@@ -1569,37 +1569,55 @@
         <w:lastRenderedPageBreak/>
         <w:t>Problem Statement:</w:t>
       </w:r>
-    </w:p>
-    <w:p>
-      <w:r>
-        <w:t>error: unable to create file Accounts/ACR_Debtors.Report/CustomVisuals/treeImageFreeE1148639291D450198F892FA45A672BC/resources/treeImageFreeE1148639291D450198F892FA45A672BC.pbiviz.json: Filename too long error: unable to create file Accounts/ACR_Debtors_OverDue.Report/CustomVisuals/treeImageFreeE1148639291D450198F892FA45A672BC/resources/treeImageFreeE1148639291D450198F892FA45A672BC.pbiviz.json: Filename too long</w:t>
-      </w:r>
-    </w:p>
-    <w:p/>
-    <w:p>
-      <w:pPr>
+      <w:r>
         <w:rPr>
           <w:b/>
           <w:bCs/>
         </w:rPr>
-      </w:pPr>
-      <w:r>
+        <w:t xml:space="preserve"> </w:t>
+      </w:r>
+      <w:r>
+        <w:t xml:space="preserve">while cloning from the </w:t>
+      </w:r>
+      <w:proofErr w:type="spellStart"/>
+      <w:r>
+        <w:t>Devops</w:t>
+      </w:r>
+      <w:proofErr w:type="spellEnd"/>
+      <w:r>
+        <w:t>, below error occurs</w:t>
+      </w:r>
+    </w:p>
+    <w:p>
+      <w:r>
+        <w:t>error: unable to create file Accounts/ACR_Debtors.Report/CustomVisuals/treeImageFreeE1148639291D450198F892FA45A672BC/resources/treeImageFreeE1148639291D450198F892FA45A672BC.pbiviz.json: Filename too long error: unable to create file Accounts/ACR_Debtors_OverDue.Report/CustomVisuals/treeImageFreeE1148639291D450198F892FA45A672BC/resources/treeImageFreeE1148639291D450198F892FA45A672BC.pbiviz.json: Filename too long</w:t>
+      </w:r>
+    </w:p>
+    <w:p/>
+    <w:p>
+      <w:pPr>
         <w:rPr>
           <w:b/>
           <w:bCs/>
         </w:rPr>
-        <w:t>Recommended fix</w:t>
-      </w:r>
-    </w:p>
-    <w:p>
-      <w:r>
-        <w:t xml:space="preserve">If you're on </w:t>
-      </w:r>
+      </w:pPr>
       <w:r>
         <w:rPr>
           <w:b/>
           <w:bCs/>
         </w:rPr>
+        <w:t>Recommended fix</w:t>
+      </w:r>
+    </w:p>
+    <w:p>
+      <w:r>
+        <w:t xml:space="preserve">If you're on </w:t>
+      </w:r>
+      <w:r>
+        <w:rPr>
+          <w:b/>
+          <w:bCs/>
+        </w:rPr>
         <w:t>Windows</w:t>
       </w:r>
       <w:r>
@@ -1620,6 +1638,918 @@
       <w:proofErr w:type="spellEnd"/>
       <w:r>
         <w:t xml:space="preserve"> true</w:t>
+      </w:r>
+    </w:p>
+    <w:p/>
+    <w:p/>
+    <w:p>
+      <w:pPr>
+        <w:rPr>
+          <w:b/>
+          <w:bCs/>
+        </w:rPr>
+      </w:pPr>
+      <w:r>
+        <w:rPr>
+          <w:b/>
+          <w:bCs/>
+          <w:highlight w:val="yellow"/>
+        </w:rPr>
+        <w:t>Problem Statement:</w:t>
+      </w:r>
+    </w:p>
+    <w:p>
+      <w:r>
+        <w:t>In Power BI, error occurs as “</w:t>
+      </w:r>
+      <w:r>
+        <w:t>The specified path, file name, or both are too long.</w:t>
+      </w:r>
+      <w:r>
+        <w:t xml:space="preserve">” When attempted to open the </w:t>
+      </w:r>
+      <w:proofErr w:type="spellStart"/>
+      <w:r>
+        <w:rPr>
+          <w:b/>
+          <w:bCs/>
+        </w:rPr>
+        <w:t>definition.pbir</w:t>
+      </w:r>
+      <w:proofErr w:type="spellEnd"/>
+      <w:r>
+        <w:t xml:space="preserve"> file after clone from </w:t>
+      </w:r>
+      <w:proofErr w:type="spellStart"/>
+      <w:r>
+        <w:t>devops</w:t>
+      </w:r>
+      <w:proofErr w:type="spellEnd"/>
+      <w:r>
+        <w:t xml:space="preserve"> git</w:t>
+      </w:r>
+    </w:p>
+    <w:p/>
+    <w:p>
+      <w:r>
+        <w:t>Recommended Fix:</w:t>
+      </w:r>
+    </w:p>
+    <w:p>
+      <w:pPr>
+        <w:pStyle w:val="ListParagraph"/>
+        <w:numPr>
+          <w:ilvl w:val="0"/>
+          <w:numId w:val="3"/>
+        </w:numPr>
+      </w:pPr>
+      <w:r>
+        <w:t xml:space="preserve">Since you have already cloned, just move the repository Folder </w:t>
+      </w:r>
+      <w:r>
+        <w:t>to a Shortest path to navigate from C drive</w:t>
+      </w:r>
+    </w:p>
+    <w:p>
+      <w:pPr>
+        <w:pStyle w:val="ListParagraph"/>
+        <w:numPr>
+          <w:ilvl w:val="0"/>
+          <w:numId w:val="3"/>
+        </w:numPr>
+      </w:pPr>
+      <w:r>
+        <w:t xml:space="preserve">Open the command prompt </w:t>
+      </w:r>
+      <w:r>
+        <w:t>, cd &lt;Repository folder path&gt;</w:t>
+      </w:r>
+    </w:p>
+    <w:p>
+      <w:pPr>
+        <w:pStyle w:val="ListParagraph"/>
+        <w:numPr>
+          <w:ilvl w:val="0"/>
+          <w:numId w:val="3"/>
+        </w:numPr>
+      </w:pPr>
+      <w:r>
+        <w:t xml:space="preserve">Check </w:t>
+      </w:r>
+      <w:r>
+        <w:t>for the file availability with below commands</w:t>
+      </w:r>
+    </w:p>
+    <w:p>
+      <w:pPr>
+        <w:ind w:left="720" w:firstLine="720"/>
+      </w:pPr>
+      <w:r>
+        <w:t xml:space="preserve">git ls-files | </w:t>
+      </w:r>
+      <w:proofErr w:type="spellStart"/>
+      <w:r>
+        <w:t>findstr</w:t>
+      </w:r>
+      <w:proofErr w:type="spellEnd"/>
+      <w:r>
+        <w:t xml:space="preserve"> /i ".</w:t>
+      </w:r>
+      <w:proofErr w:type="spellStart"/>
+      <w:r>
+        <w:t>pbip</w:t>
+      </w:r>
+      <w:proofErr w:type="spellEnd"/>
+      <w:r>
+        <w:t>"</w:t>
+      </w:r>
+    </w:p>
+    <w:p>
+      <w:pPr>
+        <w:ind w:left="1440"/>
+      </w:pPr>
+      <w:r>
+        <w:t xml:space="preserve">git ls-files | </w:t>
+      </w:r>
+      <w:proofErr w:type="spellStart"/>
+      <w:r>
+        <w:t>findstr</w:t>
+      </w:r>
+      <w:proofErr w:type="spellEnd"/>
+      <w:r>
+        <w:t xml:space="preserve"> /i ".</w:t>
+      </w:r>
+      <w:proofErr w:type="spellStart"/>
+      <w:r>
+        <w:t>pbi</w:t>
+      </w:r>
+      <w:r>
+        <w:t>r</w:t>
+      </w:r>
+      <w:proofErr w:type="spellEnd"/>
+      <w:r>
+        <w:t>"</w:t>
+      </w:r>
+    </w:p>
+    <w:p/>
+    <w:p>
+      <w:pPr>
+        <w:pStyle w:val="ListParagraph"/>
+        <w:numPr>
+          <w:ilvl w:val="0"/>
+          <w:numId w:val="3"/>
+        </w:numPr>
+      </w:pPr>
+      <w:r>
+        <w:t xml:space="preserve">If any of the above file is available, </w:t>
+      </w:r>
+      <w:r>
+        <w:t xml:space="preserve">then there is no issue with Git. The problem </w:t>
+      </w:r>
+      <w:r>
+        <w:t>created was,</w:t>
+      </w:r>
+      <w:r>
+        <w:t xml:space="preserve"> Power BI Can’t read the file as the file path is too long. </w:t>
+      </w:r>
+      <w:r>
+        <w:rPr>
+          <w:shd w:val="clear" w:color="auto" w:fill="F7CAAC" w:themeFill="accent2" w:themeFillTint="66"/>
+        </w:rPr>
+        <w:t>just move the repository Folder to a Shortest path to navigate from C drive</w:t>
+      </w:r>
+    </w:p>
+    <w:p>
+      <w:pPr>
+        <w:pStyle w:val="ListParagraph"/>
+      </w:pPr>
+    </w:p>
+    <w:p/>
+    <w:p>
+      <w:pPr>
+        <w:rPr>
+          <w:b/>
+          <w:bCs/>
+        </w:rPr>
+      </w:pPr>
+      <w:r>
+        <w:rPr>
+          <w:b/>
+          <w:bCs/>
+          <w:highlight w:val="yellow"/>
+        </w:rPr>
+        <w:t>Problem Statement:</w:t>
+      </w:r>
+    </w:p>
+    <w:p>
+      <w:r>
+        <w:t>Made a small change in power BI Report File and attempted to commit the same in VS Code, Error Occurs as below:</w:t>
+      </w:r>
+    </w:p>
+    <w:p>
+      <w:r>
+        <w:t xml:space="preserve">0 [main] </w:t>
+      </w:r>
+      <w:proofErr w:type="spellStart"/>
+      <w:r>
+        <w:t>sh</w:t>
+      </w:r>
+      <w:proofErr w:type="spellEnd"/>
+      <w:r>
+        <w:t xml:space="preserve"> 222 </w:t>
+      </w:r>
+      <w:proofErr w:type="spellStart"/>
+      <w:r>
+        <w:t>child_copy</w:t>
+      </w:r>
+      <w:proofErr w:type="spellEnd"/>
+      <w:r>
+        <w:t xml:space="preserve">: stack write copy failed, 0x7FFFFC4D0..0x800000000, done 0, windows </w:t>
+      </w:r>
+      <w:proofErr w:type="spellStart"/>
+      <w:r>
+        <w:t>pid</w:t>
+      </w:r>
+      <w:proofErr w:type="spellEnd"/>
+      <w:r>
+        <w:t xml:space="preserve"> 27516, Win32 error 5 712 [main] </w:t>
+      </w:r>
+      <w:proofErr w:type="spellStart"/>
+      <w:r>
+        <w:t>sh</w:t>
+      </w:r>
+      <w:proofErr w:type="spellEnd"/>
+      <w:r>
+        <w:t xml:space="preserve"> 222 </w:t>
+      </w:r>
+      <w:proofErr w:type="spellStart"/>
+      <w:r>
+        <w:t>dofork</w:t>
+      </w:r>
+      <w:proofErr w:type="spellEnd"/>
+      <w:r>
+        <w:t xml:space="preserve">: child 223 - </w:t>
+      </w:r>
+      <w:proofErr w:type="spellStart"/>
+      <w:r>
+        <w:t>pid</w:t>
+      </w:r>
+      <w:proofErr w:type="spellEnd"/>
+      <w:r>
+        <w:t xml:space="preserve"> 64992, </w:t>
+      </w:r>
+      <w:proofErr w:type="spellStart"/>
+      <w:r>
+        <w:t>exitval</w:t>
+      </w:r>
+      <w:proofErr w:type="spellEnd"/>
+      <w:r>
+        <w:t xml:space="preserve"> 0x103, </w:t>
+      </w:r>
+      <w:proofErr w:type="spellStart"/>
+      <w:r>
+        <w:t>errno</w:t>
+      </w:r>
+      <w:proofErr w:type="spellEnd"/>
+      <w:r>
+        <w:t xml:space="preserve"> 11 c:\Users\vasanthk\AppData\Local\Programs\Microsoft VS </w:t>
+      </w:r>
+      <w:r>
+        <w:lastRenderedPageBreak/>
+        <w:t>Code\df53daabb1\resources\app\extensions\git\</w:t>
+      </w:r>
+      <w:proofErr w:type="spellStart"/>
+      <w:r>
+        <w:t>dist</w:t>
+      </w:r>
+      <w:proofErr w:type="spellEnd"/>
+      <w:r>
+        <w:t xml:space="preserve">\git-editor.sh: fork: retry: Resource temporarily unavailable 1084726 [main] </w:t>
+      </w:r>
+      <w:proofErr w:type="spellStart"/>
+      <w:r>
+        <w:t>sh</w:t>
+      </w:r>
+      <w:proofErr w:type="spellEnd"/>
+      <w:r>
+        <w:t xml:space="preserve"> 222 </w:t>
+      </w:r>
+      <w:proofErr w:type="spellStart"/>
+      <w:r>
+        <w:t>child_copy</w:t>
+      </w:r>
+      <w:proofErr w:type="spellEnd"/>
+      <w:r>
+        <w:t xml:space="preserve">: stack write copy failed, 0x7FFFFC4D0..0x800000000, done 0, windows </w:t>
+      </w:r>
+      <w:proofErr w:type="spellStart"/>
+      <w:r>
+        <w:t>pid</w:t>
+      </w:r>
+      <w:proofErr w:type="spellEnd"/>
+      <w:r>
+        <w:t xml:space="preserve"> 27516, Win32 error 5 1085495 [main] </w:t>
+      </w:r>
+      <w:proofErr w:type="spellStart"/>
+      <w:r>
+        <w:t>sh</w:t>
+      </w:r>
+      <w:proofErr w:type="spellEnd"/>
+      <w:r>
+        <w:t xml:space="preserve"> 222 </w:t>
+      </w:r>
+      <w:proofErr w:type="spellStart"/>
+      <w:r>
+        <w:t>dofork</w:t>
+      </w:r>
+      <w:proofErr w:type="spellEnd"/>
+      <w:r>
+        <w:t xml:space="preserve">: child 224 - </w:t>
+      </w:r>
+      <w:proofErr w:type="spellStart"/>
+      <w:r>
+        <w:t>pid</w:t>
+      </w:r>
+      <w:proofErr w:type="spellEnd"/>
+      <w:r>
+        <w:t xml:space="preserve"> 24336, </w:t>
+      </w:r>
+      <w:proofErr w:type="spellStart"/>
+      <w:r>
+        <w:t>exitval</w:t>
+      </w:r>
+      <w:proofErr w:type="spellEnd"/>
+      <w:r>
+        <w:t xml:space="preserve"> 0x103, </w:t>
+      </w:r>
+      <w:proofErr w:type="spellStart"/>
+      <w:r>
+        <w:t>errno</w:t>
+      </w:r>
+      <w:proofErr w:type="spellEnd"/>
+      <w:r>
+        <w:t xml:space="preserve"> 11 c:\Users\vasanthk\AppData\Local\Programs\Microsoft VS Code\df53daabb1\resources\app\extensions\git\</w:t>
+      </w:r>
+      <w:proofErr w:type="spellStart"/>
+      <w:r>
+        <w:t>dist</w:t>
+      </w:r>
+      <w:proofErr w:type="spellEnd"/>
+      <w:r>
+        <w:t xml:space="preserve">\git-editor.sh: fork: retry: Resource temporarily unavailable 3176530 [main] </w:t>
+      </w:r>
+      <w:proofErr w:type="spellStart"/>
+      <w:r>
+        <w:t>sh</w:t>
+      </w:r>
+      <w:proofErr w:type="spellEnd"/>
+      <w:r>
+        <w:t xml:space="preserve"> 222 </w:t>
+      </w:r>
+      <w:proofErr w:type="spellStart"/>
+      <w:r>
+        <w:t>child_copy</w:t>
+      </w:r>
+      <w:proofErr w:type="spellEnd"/>
+      <w:r>
+        <w:t xml:space="preserve">: stack write copy failed, 0x7FFFFC4D0..0x800000000, done 0, windows </w:t>
+      </w:r>
+      <w:proofErr w:type="spellStart"/>
+      <w:r>
+        <w:t>pid</w:t>
+      </w:r>
+      <w:proofErr w:type="spellEnd"/>
+      <w:r>
+        <w:t xml:space="preserve"> 27516, Win32 error 5 3177307 [main] </w:t>
+      </w:r>
+      <w:proofErr w:type="spellStart"/>
+      <w:r>
+        <w:t>sh</w:t>
+      </w:r>
+      <w:proofErr w:type="spellEnd"/>
+      <w:r>
+        <w:t xml:space="preserve"> 222 </w:t>
+      </w:r>
+      <w:proofErr w:type="spellStart"/>
+      <w:r>
+        <w:t>dofork</w:t>
+      </w:r>
+      <w:proofErr w:type="spellEnd"/>
+      <w:r>
+        <w:t xml:space="preserve">: child 225 - </w:t>
+      </w:r>
+      <w:proofErr w:type="spellStart"/>
+      <w:r>
+        <w:t>pid</w:t>
+      </w:r>
+      <w:proofErr w:type="spellEnd"/>
+      <w:r>
+        <w:t xml:space="preserve"> 58404, </w:t>
+      </w:r>
+      <w:proofErr w:type="spellStart"/>
+      <w:r>
+        <w:t>exitval</w:t>
+      </w:r>
+      <w:proofErr w:type="spellEnd"/>
+      <w:r>
+        <w:t xml:space="preserve"> 0x103, </w:t>
+      </w:r>
+      <w:proofErr w:type="spellStart"/>
+      <w:r>
+        <w:t>errno</w:t>
+      </w:r>
+      <w:proofErr w:type="spellEnd"/>
+      <w:r>
+        <w:t xml:space="preserve"> 11 c:\Users\vasanthk\AppData\Local\Programs\Microsoft VS Code\df53daabb1\resources\app\extensions\git\</w:t>
+      </w:r>
+      <w:proofErr w:type="spellStart"/>
+      <w:r>
+        <w:t>dist</w:t>
+      </w:r>
+      <w:proofErr w:type="spellEnd"/>
+      <w:r>
+        <w:t xml:space="preserve">\git-editor.sh: fork: retry: Resource temporarily unavailable 7263388 [main] </w:t>
+      </w:r>
+      <w:proofErr w:type="spellStart"/>
+      <w:r>
+        <w:t>sh</w:t>
+      </w:r>
+      <w:proofErr w:type="spellEnd"/>
+      <w:r>
+        <w:t xml:space="preserve"> 222 </w:t>
+      </w:r>
+      <w:proofErr w:type="spellStart"/>
+      <w:r>
+        <w:t>child_copy</w:t>
+      </w:r>
+      <w:proofErr w:type="spellEnd"/>
+      <w:r>
+        <w:t xml:space="preserve">: stack write copy failed, 0x7FFFFC4D0..0x800000000, done 0, windows </w:t>
+      </w:r>
+      <w:proofErr w:type="spellStart"/>
+      <w:r>
+        <w:t>pid</w:t>
+      </w:r>
+      <w:proofErr w:type="spellEnd"/>
+      <w:r>
+        <w:t xml:space="preserve"> 27516, Win32 error 5 7264062 [main] </w:t>
+      </w:r>
+      <w:proofErr w:type="spellStart"/>
+      <w:r>
+        <w:t>sh</w:t>
+      </w:r>
+      <w:proofErr w:type="spellEnd"/>
+      <w:r>
+        <w:t xml:space="preserve"> 222 </w:t>
+      </w:r>
+      <w:proofErr w:type="spellStart"/>
+      <w:r>
+        <w:t>dofork</w:t>
+      </w:r>
+      <w:proofErr w:type="spellEnd"/>
+      <w:r>
+        <w:t xml:space="preserve">: child 226 - </w:t>
+      </w:r>
+      <w:proofErr w:type="spellStart"/>
+      <w:r>
+        <w:t>pid</w:t>
+      </w:r>
+      <w:proofErr w:type="spellEnd"/>
+      <w:r>
+        <w:t xml:space="preserve"> 55680, </w:t>
+      </w:r>
+      <w:proofErr w:type="spellStart"/>
+      <w:r>
+        <w:t>exitval</w:t>
+      </w:r>
+      <w:proofErr w:type="spellEnd"/>
+      <w:r>
+        <w:t xml:space="preserve"> 0x103, </w:t>
+      </w:r>
+      <w:proofErr w:type="spellStart"/>
+      <w:r>
+        <w:t>errno</w:t>
+      </w:r>
+      <w:proofErr w:type="spellEnd"/>
+      <w:r>
+        <w:t xml:space="preserve"> 11 c:\Users\vasanthk\AppData\Local\Programs\Microsoft VS Code\df53daabb1\resources\app\extensions\git\</w:t>
+      </w:r>
+      <w:proofErr w:type="spellStart"/>
+      <w:r>
+        <w:t>dist</w:t>
+      </w:r>
+      <w:proofErr w:type="spellEnd"/>
+      <w:r>
+        <w:t xml:space="preserve">\git-editor.sh: fork: retry: Resource temporarily unavailable 15388249 [main] </w:t>
+      </w:r>
+      <w:proofErr w:type="spellStart"/>
+      <w:r>
+        <w:t>sh</w:t>
+      </w:r>
+      <w:proofErr w:type="spellEnd"/>
+      <w:r>
+        <w:t xml:space="preserve"> 222 </w:t>
+      </w:r>
+      <w:proofErr w:type="spellStart"/>
+      <w:r>
+        <w:t>child_copy</w:t>
+      </w:r>
+      <w:proofErr w:type="spellEnd"/>
+      <w:r>
+        <w:t xml:space="preserve">: stack write copy failed, 0x7FFFFC4D0..0x800000000, done 0, windows </w:t>
+      </w:r>
+      <w:proofErr w:type="spellStart"/>
+      <w:r>
+        <w:t>pid</w:t>
+      </w:r>
+      <w:proofErr w:type="spellEnd"/>
+      <w:r>
+        <w:t xml:space="preserve"> 27516, Win32 error 5 15389291 [main] </w:t>
+      </w:r>
+      <w:proofErr w:type="spellStart"/>
+      <w:r>
+        <w:t>sh</w:t>
+      </w:r>
+      <w:proofErr w:type="spellEnd"/>
+      <w:r>
+        <w:t xml:space="preserve"> 222 </w:t>
+      </w:r>
+      <w:proofErr w:type="spellStart"/>
+      <w:r>
+        <w:t>dofork</w:t>
+      </w:r>
+      <w:proofErr w:type="spellEnd"/>
+      <w:r>
+        <w:t xml:space="preserve">: child 227 - </w:t>
+      </w:r>
+      <w:proofErr w:type="spellStart"/>
+      <w:r>
+        <w:t>pid</w:t>
+      </w:r>
+      <w:proofErr w:type="spellEnd"/>
+      <w:r>
+        <w:t xml:space="preserve"> 43668, </w:t>
+      </w:r>
+      <w:proofErr w:type="spellStart"/>
+      <w:r>
+        <w:t>exitval</w:t>
+      </w:r>
+      <w:proofErr w:type="spellEnd"/>
+      <w:r>
+        <w:t xml:space="preserve"> 0x103, </w:t>
+      </w:r>
+      <w:proofErr w:type="spellStart"/>
+      <w:r>
+        <w:t>errno</w:t>
+      </w:r>
+      <w:proofErr w:type="spellEnd"/>
+      <w:r>
+        <w:t xml:space="preserve"> 11 c:\Users\vasanthk\AppData\Local\Programs\Microsoft VS Code\df53daabb1\resources\app\extensions\git\</w:t>
+      </w:r>
+      <w:proofErr w:type="spellStart"/>
+      <w:r>
+        <w:t>dist</w:t>
+      </w:r>
+      <w:proofErr w:type="spellEnd"/>
+      <w:r>
+        <w:t>\git-editor.sh: fork: Resource temporarily unavailable error: there was a problem with the editor '"c:\Users\vasanthk\AppData\Local\Programs\Microsoft VS Code\df53daabb1\resources\app\extensions\git\dist\git-editor.sh"' Please supply the message using either -m or -F option.</w:t>
+      </w:r>
+    </w:p>
+    <w:p/>
+    <w:p>
+      <w:r>
+        <w:t>Solution 1:</w:t>
+      </w:r>
+    </w:p>
+    <w:p>
+      <w:pPr>
+        <w:pStyle w:val="ListParagraph"/>
+        <w:numPr>
+          <w:ilvl w:val="0"/>
+          <w:numId w:val="4"/>
+        </w:numPr>
+      </w:pPr>
+      <w:r>
+        <w:t>Close the VS Code Editor</w:t>
+      </w:r>
+    </w:p>
+    <w:p>
+      <w:pPr>
+        <w:pStyle w:val="ListParagraph"/>
+        <w:numPr>
+          <w:ilvl w:val="0"/>
+          <w:numId w:val="4"/>
+        </w:numPr>
+      </w:pPr>
+      <w:r>
+        <w:t>Open the command prompt</w:t>
+      </w:r>
+      <w:r>
+        <w:t xml:space="preserve"> and go to repository folder</w:t>
+      </w:r>
+    </w:p>
+    <w:p>
+      <w:pPr>
+        <w:pStyle w:val="ListParagraph"/>
+        <w:numPr>
+          <w:ilvl w:val="0"/>
+          <w:numId w:val="4"/>
+        </w:numPr>
+      </w:pPr>
+      <w:r>
+        <w:t>Run the commands</w:t>
+      </w:r>
+    </w:p>
+    <w:p>
+      <w:pPr>
+        <w:pStyle w:val="ListParagraph"/>
+        <w:numPr>
+          <w:ilvl w:val="1"/>
+          <w:numId w:val="4"/>
+        </w:numPr>
+      </w:pPr>
+      <w:r>
+        <w:t>git status</w:t>
+      </w:r>
+    </w:p>
+    <w:p>
+      <w:pPr>
+        <w:pStyle w:val="ListParagraph"/>
+        <w:numPr>
+          <w:ilvl w:val="1"/>
+          <w:numId w:val="4"/>
+        </w:numPr>
+      </w:pPr>
+      <w:r>
+        <w:t>git commit -am “Column Renamed”</w:t>
+      </w:r>
+    </w:p>
+    <w:p>
+      <w:pPr>
+        <w:pStyle w:val="ListParagraph"/>
+        <w:numPr>
+          <w:ilvl w:val="0"/>
+          <w:numId w:val="4"/>
+        </w:numPr>
+      </w:pPr>
+      <w:r>
+        <w:t>To check the commit is successful</w:t>
+      </w:r>
+    </w:p>
+    <w:p>
+      <w:pPr>
+        <w:pStyle w:val="ListParagraph"/>
+        <w:numPr>
+          <w:ilvl w:val="1"/>
+          <w:numId w:val="4"/>
+        </w:numPr>
+        <w:shd w:val="clear" w:color="auto" w:fill="F7CAAC" w:themeFill="accent2" w:themeFillTint="66"/>
+      </w:pPr>
+      <w:r>
+        <w:t>git log -1 --</w:t>
+      </w:r>
+      <w:proofErr w:type="spellStart"/>
+      <w:r>
+        <w:t>oneline</w:t>
+      </w:r>
+      <w:proofErr w:type="spellEnd"/>
+    </w:p>
+    <w:p/>
+    <w:p>
+      <w:r>
+        <w:t>Solution 2:</w:t>
+      </w:r>
+    </w:p>
+    <w:p/>
+    <w:p>
+      <w:r>
+        <w:t>c:\Users\vasanthk\AppData\Local\Programs\Microsoft VS Code\df53daabb1\resources\app\extensions\git\</w:t>
+      </w:r>
+      <w:proofErr w:type="spellStart"/>
+      <w:r>
+        <w:t>dist</w:t>
+      </w:r>
+      <w:proofErr w:type="spellEnd"/>
+      <w:r>
+        <w:t>\git-editor.sh: fork: Resource temporarily unavailable error: there was a problem with the editor '"c:\Users\vasanthk\AppData\Local\Programs\Microsoft VS Code\df53daabb1\resources\app\extensions\git\dist\git-editor.sh"' Please supply the message using either -m or -F option.</w:t>
+      </w:r>
+    </w:p>
+    <w:p>
+      <w:r>
+        <w:t xml:space="preserve">This Git error means </w:t>
+      </w:r>
+      <w:r>
+        <w:rPr>
+          <w:b/>
+          <w:bCs/>
+        </w:rPr>
+        <w:t>Git tried to open VS Code as the commit-message editor, but VS Code couldn't start another process</w:t>
+      </w:r>
+      <w:r>
+        <w:t xml:space="preserve"> because Windows reported:</w:t>
+      </w:r>
+    </w:p>
+    <w:p>
+      <w:r>
+        <w:t>fork: Resource temporarily unavailable</w:t>
+      </w:r>
+    </w:p>
+    <w:p>
+      <w:pPr>
+        <w:shd w:val="clear" w:color="auto" w:fill="F7CAAC" w:themeFill="accent2" w:themeFillTint="66"/>
+        <w:rPr>
+          <w:b/>
+          <w:bCs/>
+        </w:rPr>
+      </w:pPr>
+      <w:r>
+        <w:rPr>
+          <w:b/>
+          <w:bCs/>
+        </w:rPr>
+        <w:lastRenderedPageBreak/>
+        <w:t>Quickest fix</w:t>
+      </w:r>
+    </w:p>
+    <w:p>
+      <w:r>
+        <w:t>If you just want to make the commit, bypass the editor:</w:t>
+      </w:r>
+    </w:p>
+    <w:p>
+      <w:r>
+        <w:t>git commit -m "your commit message"</w:t>
+      </w:r>
+    </w:p>
+    <w:p>
+      <w:r>
+        <w:t>For example:</w:t>
+      </w:r>
+    </w:p>
+    <w:p>
+      <w:r>
+        <w:t>git commit -m "Fix login validation"</w:t>
+      </w:r>
+    </w:p>
+    <w:p>
+      <w:pPr>
+        <w:shd w:val="clear" w:color="auto" w:fill="F7CAAC" w:themeFill="accent2" w:themeFillTint="66"/>
+        <w:rPr>
+          <w:b/>
+          <w:bCs/>
+        </w:rPr>
+      </w:pPr>
+      <w:r>
+        <w:rPr>
+          <w:b/>
+          <w:bCs/>
+        </w:rPr>
+        <w:t>If you want VS Code to work as Git's editor</w:t>
+      </w:r>
+    </w:p>
+    <w:p>
+      <w:r>
+        <w:t>First close unnecessary VS Code windows/processes, then try:</w:t>
+      </w:r>
+    </w:p>
+    <w:p>
+      <w:r>
+        <w:t xml:space="preserve">git config --global </w:t>
+      </w:r>
+      <w:proofErr w:type="spellStart"/>
+      <w:r>
+        <w:t>core.editor</w:t>
+      </w:r>
+      <w:proofErr w:type="spellEnd"/>
+      <w:r>
+        <w:t xml:space="preserve"> "code --wait"</w:t>
+      </w:r>
+    </w:p>
+    <w:p>
+      <w:r>
+        <w:t>Verify:</w:t>
+      </w:r>
+    </w:p>
+    <w:p>
+      <w:r>
+        <w:t xml:space="preserve">git config --global </w:t>
+      </w:r>
+      <w:proofErr w:type="spellStart"/>
+      <w:r>
+        <w:t>core.editor</w:t>
+      </w:r>
+      <w:proofErr w:type="spellEnd"/>
+    </w:p>
+    <w:p>
+      <w:r>
+        <w:t>It should show:</w:t>
+      </w:r>
+    </w:p>
+    <w:p>
+      <w:r>
+        <w:t>code --wait</w:t>
+      </w:r>
+    </w:p>
+    <w:p>
+      <w:r>
+        <w:t>Then retry:</w:t>
+      </w:r>
+    </w:p>
+    <w:p>
+      <w:r>
+        <w:t xml:space="preserve">git </w:t>
+      </w:r>
+      <w:proofErr w:type="gramStart"/>
+      <w:r>
+        <w:t>commit</w:t>
+      </w:r>
+      <w:proofErr w:type="gramEnd"/>
+    </w:p>
+    <w:p>
+      <w:r>
+        <w:t>VS Code should open the commit-message file and Git will wait until you close/save the editor.</w:t>
+      </w:r>
+    </w:p>
+    <w:p>
+      <w:pPr>
+        <w:rPr>
+          <w:b/>
+          <w:bCs/>
+        </w:rPr>
+      </w:pPr>
+      <w:r>
+        <w:rPr>
+          <w:b/>
+          <w:bCs/>
+        </w:rPr>
+        <w:t>If the error keeps happening</w:t>
+      </w:r>
+    </w:p>
+    <w:p>
+      <w:r>
+        <w:t xml:space="preserve">On Windows, check whether you're hitting a process/resource limit. In </w:t>
+      </w:r>
+      <w:r>
+        <w:rPr>
+          <w:b/>
+          <w:bCs/>
+        </w:rPr>
+        <w:t>Command Prompt</w:t>
+      </w:r>
+      <w:r>
+        <w:t>:</w:t>
+      </w:r>
+    </w:p>
+    <w:p>
+      <w:proofErr w:type="spellStart"/>
+      <w:r>
+        <w:t>tasklist</w:t>
+      </w:r>
+      <w:proofErr w:type="spellEnd"/>
+      <w:r>
+        <w:t xml:space="preserve"> | find /c "Code.exe"</w:t>
+      </w:r>
+    </w:p>
+    <w:p>
+      <w:r>
+        <w:t>You can also completely close VS Code and terminate remaining Code processes:</w:t>
+      </w:r>
+    </w:p>
+    <w:p>
+      <w:proofErr w:type="spellStart"/>
+      <w:r>
+        <w:t>taskkill</w:t>
+      </w:r>
+      <w:proofErr w:type="spellEnd"/>
+      <w:r>
+        <w:t xml:space="preserve"> /F /IM Code.exe</w:t>
+      </w:r>
+    </w:p>
+    <w:p>
+      <w:r>
+        <w:t>Then reopen VS Code and retry the commit.</w:t>
+      </w:r>
+    </w:p>
+    <w:p>
+      <w:r>
+        <w:rPr>
+          <w:b/>
+          <w:bCs/>
+        </w:rPr>
+        <w:t>Important:</w:t>
+      </w:r>
+      <w:r>
+        <w:t xml:space="preserve"> You don't need to change your Git commit or repository configuration just because of this error. The immediate problem is the </w:t>
+      </w:r>
+      <w:r>
+        <w:rPr>
+          <w:b/>
+          <w:bCs/>
+        </w:rPr>
+        <w:t>editor process failing to launch</w:t>
+      </w:r>
+      <w:r>
+        <w:t>, not Git itself.</w:t>
       </w:r>
     </w:p>
     <w:p/>
@@ -1749,6 +2679,95 @@
     </w:lvl>
   </w:abstractNum>
   <w:abstractNum w:abstractNumId="1" w15:restartNumberingAfterBreak="0">
+    <w:nsid w:val="307079AA"/>
+    <w:multiLevelType w:val="hybridMultilevel"/>
+    <w:tmpl w:val="A652403A"/>
+    <w:lvl w:ilvl="0" w:tplc="4009000F">
+      <w:start w:val="1"/>
+      <w:numFmt w:val="decimal"/>
+      <w:lvlText w:val="%1."/>
+      <w:lvlJc w:val="left"/>
+      <w:pPr>
+        <w:ind w:left="720" w:hanging="360"/>
+      </w:pPr>
+      <w:rPr>
+        <w:rFonts w:hint="default"/>
+      </w:rPr>
+    </w:lvl>
+    <w:lvl w:ilvl="1" w:tplc="40090019" w:tentative="1">
+      <w:start w:val="1"/>
+      <w:numFmt w:val="lowerLetter"/>
+      <w:lvlText w:val="%2."/>
+      <w:lvlJc w:val="left"/>
+      <w:pPr>
+        <w:ind w:left="1440" w:hanging="360"/>
+      </w:pPr>
+    </w:lvl>
+    <w:lvl w:ilvl="2" w:tplc="4009001B" w:tentative="1">
+      <w:start w:val="1"/>
+      <w:numFmt w:val="lowerRoman"/>
+      <w:lvlText w:val="%3."/>
+      <w:lvlJc w:val="right"/>
+      <w:pPr>
+        <w:ind w:left="2160" w:hanging="180"/>
+      </w:pPr>
+    </w:lvl>
+    <w:lvl w:ilvl="3" w:tplc="4009000F" w:tentative="1">
+      <w:start w:val="1"/>
+      <w:numFmt w:val="decimal"/>
+      <w:lvlText w:val="%4."/>
+      <w:lvlJc w:val="left"/>
+      <w:pPr>
+        <w:ind w:left="2880" w:hanging="360"/>
+      </w:pPr>
+    </w:lvl>
+    <w:lvl w:ilvl="4" w:tplc="40090019" w:tentative="1">
+      <w:start w:val="1"/>
+      <w:numFmt w:val="lowerLetter"/>
+      <w:lvlText w:val="%5."/>
+      <w:lvlJc w:val="left"/>
+      <w:pPr>
+        <w:ind w:left="3600" w:hanging="360"/>
+      </w:pPr>
+    </w:lvl>
+    <w:lvl w:ilvl="5" w:tplc="4009001B" w:tentative="1">
+      <w:start w:val="1"/>
+      <w:numFmt w:val="lowerRoman"/>
+      <w:lvlText w:val="%6."/>
+      <w:lvlJc w:val="right"/>
+      <w:pPr>
+        <w:ind w:left="4320" w:hanging="180"/>
+      </w:pPr>
+    </w:lvl>
+    <w:lvl w:ilvl="6" w:tplc="4009000F" w:tentative="1">
+      <w:start w:val="1"/>
+      <w:numFmt w:val="decimal"/>
+      <w:lvlText w:val="%7."/>
+      <w:lvlJc w:val="left"/>
+      <w:pPr>
+        <w:ind w:left="5040" w:hanging="360"/>
+      </w:pPr>
+    </w:lvl>
+    <w:lvl w:ilvl="7" w:tplc="40090019" w:tentative="1">
+      <w:start w:val="1"/>
+      <w:numFmt w:val="lowerLetter"/>
+      <w:lvlText w:val="%8."/>
+      <w:lvlJc w:val="left"/>
+      <w:pPr>
+        <w:ind w:left="5760" w:hanging="360"/>
+      </w:pPr>
+    </w:lvl>
+    <w:lvl w:ilvl="8" w:tplc="4009001B" w:tentative="1">
+      <w:start w:val="1"/>
+      <w:numFmt w:val="lowerRoman"/>
+      <w:lvlText w:val="%9."/>
+      <w:lvlJc w:val="right"/>
+      <w:pPr>
+        <w:ind w:left="6480" w:hanging="180"/>
+      </w:pPr>
+    </w:lvl>
+  </w:abstractNum>
+  <w:abstractNum w:abstractNumId="2" w15:restartNumberingAfterBreak="0">
     <w:nsid w:val="30FA20C2"/>
     <w:multiLevelType w:val="multilevel"/>
     <w:tmpl w:val="C5086B0C"/>
@@ -1861,11 +2880,106 @@
       </w:pPr>
     </w:lvl>
   </w:abstractNum>
+  <w:abstractNum w:abstractNumId="3" w15:restartNumberingAfterBreak="0">
+    <w:nsid w:val="3DC7372A"/>
+    <w:multiLevelType w:val="hybridMultilevel"/>
+    <w:tmpl w:val="068C9E1C"/>
+    <w:lvl w:ilvl="0" w:tplc="4009000F">
+      <w:start w:val="1"/>
+      <w:numFmt w:val="decimal"/>
+      <w:lvlText w:val="%1."/>
+      <w:lvlJc w:val="left"/>
+      <w:pPr>
+        <w:ind w:left="720" w:hanging="360"/>
+      </w:pPr>
+      <w:rPr>
+        <w:rFonts w:hint="default"/>
+      </w:rPr>
+    </w:lvl>
+    <w:lvl w:ilvl="1" w:tplc="40090019">
+      <w:start w:val="1"/>
+      <w:numFmt w:val="lowerLetter"/>
+      <w:lvlText w:val="%2."/>
+      <w:lvlJc w:val="left"/>
+      <w:pPr>
+        <w:ind w:left="1440" w:hanging="360"/>
+      </w:pPr>
+    </w:lvl>
+    <w:lvl w:ilvl="2" w:tplc="4009001B">
+      <w:start w:val="1"/>
+      <w:numFmt w:val="lowerRoman"/>
+      <w:lvlText w:val="%3."/>
+      <w:lvlJc w:val="right"/>
+      <w:pPr>
+        <w:ind w:left="2160" w:hanging="180"/>
+      </w:pPr>
+    </w:lvl>
+    <w:lvl w:ilvl="3" w:tplc="4009000F" w:tentative="1">
+      <w:start w:val="1"/>
+      <w:numFmt w:val="decimal"/>
+      <w:lvlText w:val="%4."/>
+      <w:lvlJc w:val="left"/>
+      <w:pPr>
+        <w:ind w:left="2880" w:hanging="360"/>
+      </w:pPr>
+    </w:lvl>
+    <w:lvl w:ilvl="4" w:tplc="40090019" w:tentative="1">
+      <w:start w:val="1"/>
+      <w:numFmt w:val="lowerLetter"/>
+      <w:lvlText w:val="%5."/>
+      <w:lvlJc w:val="left"/>
+      <w:pPr>
+        <w:ind w:left="3600" w:hanging="360"/>
+      </w:pPr>
+    </w:lvl>
+    <w:lvl w:ilvl="5" w:tplc="4009001B" w:tentative="1">
+      <w:start w:val="1"/>
+      <w:numFmt w:val="lowerRoman"/>
+      <w:lvlText w:val="%6."/>
+      <w:lvlJc w:val="right"/>
+      <w:pPr>
+        <w:ind w:left="4320" w:hanging="180"/>
+      </w:pPr>
+    </w:lvl>
+    <w:lvl w:ilvl="6" w:tplc="4009000F" w:tentative="1">
+      <w:start w:val="1"/>
+      <w:numFmt w:val="decimal"/>
+      <w:lvlText w:val="%7."/>
+      <w:lvlJc w:val="left"/>
+      <w:pPr>
+        <w:ind w:left="5040" w:hanging="360"/>
+      </w:pPr>
+    </w:lvl>
+    <w:lvl w:ilvl="7" w:tplc="40090019" w:tentative="1">
+      <w:start w:val="1"/>
+      <w:numFmt w:val="lowerLetter"/>
+      <w:lvlText w:val="%8."/>
+      <w:lvlJc w:val="left"/>
+      <w:pPr>
+        <w:ind w:left="5760" w:hanging="360"/>
+      </w:pPr>
+    </w:lvl>
+    <w:lvl w:ilvl="8" w:tplc="4009001B" w:tentative="1">
+      <w:start w:val="1"/>
+      <w:numFmt w:val="lowerRoman"/>
+      <w:lvlText w:val="%9."/>
+      <w:lvlJc w:val="right"/>
+      <w:pPr>
+        <w:ind w:left="6480" w:hanging="180"/>
+      </w:pPr>
+    </w:lvl>
+  </w:abstractNum>
   <w:num w:numId="1" w16cid:durableId="1837916602">
-    <w:abstractNumId w:val="1"/>
+    <w:abstractNumId w:val="2"/>
   </w:num>
   <w:num w:numId="2" w16cid:durableId="1705981994">
     <w:abstractNumId w:val="0"/>
+  </w:num>
+  <w:num w:numId="3" w16cid:durableId="2049793068">
+    <w:abstractNumId w:val="1"/>
+  </w:num>
+  <w:num w:numId="4" w16cid:durableId="102501930">
+    <w:abstractNumId w:val="3"/>
   </w:num>
 </w:numbering>
 </file>
@@ -2526,6 +3640,17 @@
     <w:basedOn w:val="DefaultParagraphFont"/>
     <w:rsid w:val="00915CD8"/>
   </w:style>
+  <w:style w:type="paragraph" w:styleId="ListParagraph">
+    <w:name w:val="List Paragraph"/>
+    <w:basedOn w:val="Normal"/>
+    <w:uiPriority w:val="34"/>
+    <w:qFormat/>
+    <w:rsid w:val="002C0A08"/>
+    <w:pPr>
+      <w:ind w:left="720"/>
+      <w:contextualSpacing/>
+    </w:pPr>
+  </w:style>
 </w:styles>
 </file>
 

--- a/LEARNING/Git/Git Commands.docx
+++ b/LEARNING/Git/Git Commands.docx
@@ -1577,15 +1577,7 @@
         <w:t xml:space="preserve"> </w:t>
       </w:r>
       <w:r>
-        <w:t xml:space="preserve">while cloning from the </w:t>
-      </w:r>
-      <w:proofErr w:type="spellStart"/>
-      <w:r>
-        <w:t>Devops</w:t>
-      </w:r>
-      <w:proofErr w:type="spellEnd"/>
-      <w:r>
-        <w:t>, below error occurs</w:t>
+        <w:t>while cloning from the Devops, below error occurs</w:t>
       </w:r>
     </w:p>
     <w:p>
@@ -2550,6 +2542,3929 @@
       </w:r>
       <w:r>
         <w:t>, not Git itself.</w:t>
+      </w:r>
+    </w:p>
+    <w:p>
+      <w:pPr>
+        <w:pBdr>
+          <w:bottom w:val="single" w:sz="6" w:space="1" w:color="auto"/>
+        </w:pBdr>
+      </w:pPr>
+    </w:p>
+    <w:p/>
+    <w:p>
+      <w:r>
+        <w:rPr>
+          <w:b/>
+          <w:bCs/>
+          <w:highlight w:val="yellow"/>
+        </w:rPr>
+        <w:t>git checkout</w:t>
+      </w:r>
+      <w:r>
+        <w:t xml:space="preserve"> basically means:</w:t>
+      </w:r>
+    </w:p>
+    <w:p>
+      <w:r>
+        <w:rPr>
+          <w:b/>
+          <w:bCs/>
+        </w:rPr>
+        <w:t>"Git, switch my working folder to this branch/version."</w:t>
+      </w:r>
+    </w:p>
+    <w:p/>
+    <w:p>
+      <w:r>
+        <w:t>Example:</w:t>
+      </w:r>
+    </w:p>
+    <w:p/>
+    <w:p>
+      <w:r>
+        <w:t>You're currently on main:</w:t>
+      </w:r>
+    </w:p>
+    <w:p>
+      <w:r>
+        <w:lastRenderedPageBreak/>
+        <w:t>git branch</w:t>
+      </w:r>
+    </w:p>
+    <w:p>
+      <w:r>
+        <w:t>You might see:</w:t>
+      </w:r>
+    </w:p>
+    <w:p>
+      <w:r>
+        <w:t xml:space="preserve">* </w:t>
+      </w:r>
+      <w:proofErr w:type="gramStart"/>
+      <w:r>
+        <w:t>main</w:t>
+      </w:r>
+      <w:proofErr w:type="gramEnd"/>
+    </w:p>
+    <w:p>
+      <w:r>
+        <w:t xml:space="preserve">  feature1</w:t>
+      </w:r>
+    </w:p>
+    <w:p>
+      <w:r>
+        <w:t xml:space="preserve">  feature2</w:t>
+      </w:r>
+    </w:p>
+    <w:p>
+      <w:r>
+        <w:t xml:space="preserve">The * means </w:t>
+      </w:r>
+      <w:r>
+        <w:rPr>
+          <w:b/>
+          <w:bCs/>
+        </w:rPr>
+        <w:t>you are currently on main</w:t>
+      </w:r>
+      <w:r>
+        <w:t>.</w:t>
+      </w:r>
+    </w:p>
+    <w:p>
+      <w:r>
+        <w:t>If you want to work on feature1:</w:t>
+      </w:r>
+    </w:p>
+    <w:p>
+      <w:r>
+        <w:t>git checkout feature1</w:t>
+      </w:r>
+    </w:p>
+    <w:p>
+      <w:r>
+        <w:t>Now:</w:t>
+      </w:r>
+    </w:p>
+    <w:p>
+      <w:r>
+        <w:t xml:space="preserve">  main</w:t>
+      </w:r>
+    </w:p>
+    <w:p>
+      <w:r>
+        <w:t>* feature1</w:t>
+      </w:r>
+    </w:p>
+    <w:p>
+      <w:r>
+        <w:t xml:space="preserve">  feature2</w:t>
+      </w:r>
+    </w:p>
+    <w:p>
+      <w:r>
+        <w:t>You're working on feature1.</w:t>
+      </w:r>
+    </w:p>
+    <w:p>
+      <w:pPr>
+        <w:pBdr>
+          <w:bottom w:val="single" w:sz="6" w:space="1" w:color="auto"/>
+        </w:pBdr>
+      </w:pPr>
+    </w:p>
+    <w:p>
+      <w:r>
+        <w:t xml:space="preserve">git checkout </w:t>
+      </w:r>
+      <w:r>
+        <w:t xml:space="preserve">&lt;the branch </w:t>
+      </w:r>
+      <w:r>
+        <w:t xml:space="preserve">WHERE-I-WANT-THE-CHANGES </w:t>
+      </w:r>
+      <w:r>
+        <w:t>&gt;</w:t>
+      </w:r>
+    </w:p>
+    <w:p>
+      <w:r>
+        <w:t xml:space="preserve">git merge </w:t>
+      </w:r>
+      <w:r>
+        <w:t xml:space="preserve">&lt;the branch </w:t>
+      </w:r>
+      <w:r>
+        <w:t>WHERE-THE-CHANGES-COME-FROM</w:t>
+      </w:r>
+      <w:r>
+        <w:t>&gt;</w:t>
+      </w:r>
+    </w:p>
+    <w:p/>
+    <w:p>
+      <w:r>
+        <w:t>That's the simplest way to understand it.</w:t>
+      </w:r>
+    </w:p>
+    <w:p>
+      <w:pPr>
+        <w:rPr>
+          <w:b/>
+          <w:bCs/>
+        </w:rPr>
+      </w:pPr>
+      <w:r>
+        <w:rPr>
+          <w:b/>
+          <w:bCs/>
+        </w:rPr>
+        <w:t>Example</w:t>
+      </w:r>
+    </w:p>
+    <w:p>
+      <w:r>
+        <w:t>You have:</w:t>
+      </w:r>
+    </w:p>
+    <w:p>
+      <w:r>
+        <w:t>main</w:t>
+      </w:r>
+    </w:p>
+    <w:p>
+      <w:r>
+        <w:t xml:space="preserve"> |</w:t>
+      </w:r>
+    </w:p>
+    <w:p>
+      <w:r>
+        <w:t xml:space="preserve"> A</w:t>
+      </w:r>
+    </w:p>
+    <w:p>
+      <w:r>
+        <w:t xml:space="preserve"> |</w:t>
+      </w:r>
+    </w:p>
+    <w:p>
+      <w:r>
+        <w:t xml:space="preserve"> B</w:t>
+      </w:r>
+    </w:p>
+    <w:p>
+      <w:r>
+        <w:t>You create person2:</w:t>
+      </w:r>
+    </w:p>
+    <w:p>
+      <w:r>
+        <w:t xml:space="preserve">          person2</w:t>
+      </w:r>
+    </w:p>
+    <w:p>
+      <w:r>
+        <w:t xml:space="preserve">             |</w:t>
+      </w:r>
+    </w:p>
+    <w:p>
+      <w:r>
+        <w:t xml:space="preserve">             C</w:t>
+      </w:r>
+    </w:p>
+    <w:p>
+      <w:r>
+        <w:t xml:space="preserve">            /</w:t>
+      </w:r>
+    </w:p>
+    <w:p>
+      <w:r>
+        <w:t>A -------- B</w:t>
+      </w:r>
+    </w:p>
+    <w:p>
+      <w:r>
+        <w:lastRenderedPageBreak/>
+        <w:t>You are currently on person2:</w:t>
+      </w:r>
+    </w:p>
+    <w:p>
+      <w:r>
+        <w:t>git checkout person2</w:t>
+      </w:r>
+    </w:p>
+    <w:p>
+      <w:r>
+        <w:t>Now you want the latest changes from main.</w:t>
+      </w:r>
+    </w:p>
+    <w:p>
+      <w:r>
+        <w:t>You run:</w:t>
+      </w:r>
+    </w:p>
+    <w:p>
+      <w:r>
+        <w:t>git merge main</w:t>
+      </w:r>
+    </w:p>
+    <w:p>
+      <w:r>
+        <w:t>You're saying:</w:t>
+      </w:r>
+    </w:p>
+    <w:p>
+      <w:r>
+        <w:rPr>
+          <w:b/>
+          <w:bCs/>
+        </w:rPr>
+        <w:t>"I'm on person2. Take the changes from main and bring them into person2."</w:t>
+      </w:r>
+    </w:p>
+    <w:p/>
+    <w:p>
+      <w:pPr>
+        <w:pBdr>
+          <w:bottom w:val="single" w:sz="6" w:space="1" w:color="auto"/>
+        </w:pBdr>
+      </w:pPr>
+    </w:p>
+    <w:p>
+      <w:pPr>
+        <w:rPr>
+          <w:b/>
+          <w:bCs/>
+        </w:rPr>
+      </w:pPr>
+      <w:r>
+        <w:rPr>
+          <w:b/>
+          <w:bCs/>
+          <w:highlight w:val="yellow"/>
+        </w:rPr>
+        <w:t>Why do we need git add?</w:t>
+      </w:r>
+    </w:p>
+    <w:p>
+      <w:r>
+        <w:t xml:space="preserve">Because you might change </w:t>
+      </w:r>
+      <w:r>
+        <w:rPr>
+          <w:b/>
+          <w:bCs/>
+        </w:rPr>
+        <w:t xml:space="preserve">5 </w:t>
+      </w:r>
+      <w:proofErr w:type="gramStart"/>
+      <w:r>
+        <w:rPr>
+          <w:b/>
+          <w:bCs/>
+        </w:rPr>
+        <w:t>files</w:t>
+      </w:r>
+      <w:r>
+        <w:t>, but</w:t>
+      </w:r>
+      <w:proofErr w:type="gramEnd"/>
+      <w:r>
+        <w:t xml:space="preserve"> only want 2 of them in your commit.</w:t>
+      </w:r>
+    </w:p>
+    <w:p>
+      <w:pPr>
+        <w:rPr>
+          <w:b/>
+          <w:bCs/>
+        </w:rPr>
+      </w:pPr>
+      <w:r>
+        <w:rPr>
+          <w:b/>
+          <w:bCs/>
+        </w:rPr>
+        <w:t>E</w:t>
+      </w:r>
+      <w:r>
+        <w:rPr>
+          <w:b/>
+          <w:bCs/>
+        </w:rPr>
+        <w:t>xample</w:t>
+      </w:r>
+      <w:r>
+        <w:rPr>
+          <w:b/>
+          <w:bCs/>
+        </w:rPr>
+        <w:t xml:space="preserve"> 1</w:t>
+      </w:r>
+      <w:r>
+        <w:rPr>
+          <w:b/>
+          <w:bCs/>
+        </w:rPr>
+        <w:t>:</w:t>
+      </w:r>
+    </w:p>
+    <w:p>
+      <w:r>
+        <w:t>Modified:</w:t>
+      </w:r>
+    </w:p>
+    <w:p>
+      <w:r>
+        <w:t xml:space="preserve">  report.xlsx</w:t>
+      </w:r>
+    </w:p>
+    <w:p>
+      <w:r>
+        <w:t xml:space="preserve">  sales.py</w:t>
+      </w:r>
+    </w:p>
+    <w:p>
+      <w:r>
+        <w:t xml:space="preserve">  notes.txt</w:t>
+      </w:r>
+    </w:p>
+    <w:p>
+      <w:r>
+        <w:t xml:space="preserve">  test.py</w:t>
+      </w:r>
+    </w:p>
+    <w:p>
+      <w:r>
+        <w:t xml:space="preserve">  README.md</w:t>
+      </w:r>
+    </w:p>
+    <w:p>
+      <w:r>
+        <w:t>You only want the report and Python code:</w:t>
+      </w:r>
+    </w:p>
+    <w:p>
+      <w:r>
+        <w:t>git add report.xlsx</w:t>
+      </w:r>
+    </w:p>
+    <w:p>
+      <w:r>
+        <w:t>git add sales.py</w:t>
+      </w:r>
+    </w:p>
+    <w:p>
+      <w:r>
+        <w:t>Then:</w:t>
+      </w:r>
+    </w:p>
+    <w:p>
+      <w:r>
+        <w:t>git commit -m "Update sales report and calculation"</w:t>
+      </w:r>
+    </w:p>
+    <w:p>
+      <w:r>
+        <w:t>The other files remain uncommitted.</w:t>
+      </w:r>
+    </w:p>
+    <w:p>
+      <w:pPr>
+        <w:rPr>
+          <w:b/>
+          <w:bCs/>
+        </w:rPr>
+      </w:pPr>
+    </w:p>
+    <w:p>
+      <w:pPr>
+        <w:rPr>
+          <w:b/>
+          <w:bCs/>
+        </w:rPr>
+      </w:pPr>
+    </w:p>
+    <w:p>
+      <w:pPr>
+        <w:rPr>
+          <w:b/>
+          <w:bCs/>
+        </w:rPr>
+      </w:pPr>
+      <w:r>
+        <w:rPr>
+          <w:b/>
+          <w:bCs/>
+        </w:rPr>
+        <w:t>Example 2:</w:t>
+      </w:r>
+    </w:p>
+    <w:p>
+      <w:pPr>
+        <w:rPr>
+          <w:b/>
+          <w:bCs/>
+        </w:rPr>
+      </w:pPr>
+      <w:r>
+        <w:rPr>
+          <w:b/>
+          <w:bCs/>
+        </w:rPr>
+        <w:t xml:space="preserve">git </w:t>
+      </w:r>
+      <w:proofErr w:type="gramStart"/>
+      <w:r>
+        <w:rPr>
+          <w:b/>
+          <w:bCs/>
+        </w:rPr>
+        <w:t>add</w:t>
+      </w:r>
+      <w:proofErr w:type="gramEnd"/>
+      <w:r>
+        <w:rPr>
+          <w:b/>
+          <w:bCs/>
+        </w:rPr>
+        <w:t xml:space="preserve"> .</w:t>
+      </w:r>
+    </w:p>
+    <w:p>
+      <w:r>
+        <w:t>You'll often see:</w:t>
+      </w:r>
+    </w:p>
+    <w:p>
+      <w:r>
+        <w:t xml:space="preserve">git </w:t>
+      </w:r>
+      <w:proofErr w:type="gramStart"/>
+      <w:r>
+        <w:t>add</w:t>
+      </w:r>
+      <w:proofErr w:type="gramEnd"/>
+      <w:r>
+        <w:t xml:space="preserve"> .</w:t>
+      </w:r>
+    </w:p>
+    <w:p>
+      <w:r>
+        <w:t>This means:</w:t>
+      </w:r>
+    </w:p>
+    <w:p>
+      <w:r>
+        <w:rPr>
+          <w:b/>
+          <w:bCs/>
+        </w:rPr>
+        <w:lastRenderedPageBreak/>
+        <w:t>"Stage all changes under the current directory."</w:t>
+      </w:r>
+    </w:p>
+    <w:p>
+      <w:r>
+        <w:t>Then:</w:t>
+      </w:r>
+    </w:p>
+    <w:p>
+      <w:r>
+        <w:t>git commit -m "Update report"</w:t>
+      </w:r>
+    </w:p>
+    <w:p/>
+    <w:p>
+      <w:pPr>
+        <w:rPr>
+          <w:b/>
+          <w:bCs/>
+        </w:rPr>
+      </w:pPr>
+      <w:r>
+        <w:rPr>
+          <w:b/>
+          <w:bCs/>
+        </w:rPr>
+        <w:t>One sentence to remember</w:t>
+      </w:r>
+    </w:p>
+    <w:p>
+      <w:pPr>
+        <w:shd w:val="clear" w:color="auto" w:fill="F7CAAC" w:themeFill="accent2" w:themeFillTint="66"/>
+      </w:pPr>
+      <w:r>
+        <w:rPr>
+          <w:b/>
+          <w:bCs/>
+        </w:rPr>
+        <w:t>git add = select what goes into the next commit.</w:t>
+      </w:r>
+      <w:r>
+        <w:br/>
+      </w:r>
+      <w:r>
+        <w:rPr>
+          <w:b/>
+          <w:bCs/>
+        </w:rPr>
+        <w:t>git commit = create the commit.</w:t>
+      </w:r>
+      <w:r>
+        <w:br/>
+      </w:r>
+      <w:r>
+        <w:rPr>
+          <w:b/>
+          <w:bCs/>
+        </w:rPr>
+        <w:t>git push = send that commit to the remote repository.</w:t>
+      </w:r>
+    </w:p>
+    <w:p>
+      <w:pPr>
+        <w:pBdr>
+          <w:bottom w:val="single" w:sz="6" w:space="1" w:color="auto"/>
+        </w:pBdr>
+      </w:pPr>
+    </w:p>
+    <w:p>
+      <w:pPr>
+        <w:rPr>
+          <w:b/>
+          <w:bCs/>
+        </w:rPr>
+      </w:pPr>
+      <w:r>
+        <w:rPr>
+          <w:b/>
+          <w:bCs/>
+          <w:highlight w:val="yellow"/>
+        </w:rPr>
+        <w:t xml:space="preserve">git commit -m </w:t>
+      </w:r>
+      <w:r>
+        <w:rPr>
+          <w:b/>
+          <w:bCs/>
+          <w:highlight w:val="yellow"/>
+        </w:rPr>
+        <w:t>versus</w:t>
+      </w:r>
+      <w:r>
+        <w:rPr>
+          <w:b/>
+          <w:bCs/>
+          <w:highlight w:val="yellow"/>
+        </w:rPr>
+        <w:t xml:space="preserve"> git commit -am</w:t>
+      </w:r>
+    </w:p>
+    <w:p>
+      <w:r>
+        <w:t>The easiest way to remember the difference:</w:t>
+      </w:r>
+    </w:p>
+    <w:p>
+      <w:r>
+        <w:rPr>
+          <w:b/>
+          <w:bCs/>
+        </w:rPr>
+        <w:t>git commit -m = commit what you have already staged.</w:t>
+      </w:r>
+      <w:r>
+        <w:br/>
+      </w:r>
+      <w:r>
+        <w:rPr>
+          <w:b/>
+          <w:bCs/>
+        </w:rPr>
+        <w:t>git commit -am = stage modified/deleted tracked files + commit them.</w:t>
+      </w:r>
+    </w:p>
+    <w:p/>
+    <w:p>
+      <w:pPr>
+        <w:spacing w:before="100" w:beforeAutospacing="1" w:after="100" w:afterAutospacing="1" w:line="240" w:lineRule="auto"/>
+        <w:rPr>
+          <w:rFonts w:ascii="Times New Roman" w:eastAsia="Times New Roman" w:hAnsi="Times New Roman" w:cs="Times New Roman"/>
+          <w:kern w:val="0"/>
+          <w:sz w:val="24"/>
+          <w:szCs w:val="24"/>
+          <w:lang w:eastAsia="en-IN"/>
+          <w14:ligatures w14:val="none"/>
+        </w:rPr>
+      </w:pPr>
+      <w:r>
+        <w:rPr>
+          <w:rFonts w:ascii="Times New Roman" w:eastAsia="Times New Roman" w:hAnsi="Times New Roman" w:cs="Times New Roman"/>
+          <w:kern w:val="0"/>
+          <w:sz w:val="24"/>
+          <w:szCs w:val="24"/>
+          <w:lang w:eastAsia="en-IN"/>
+          <w14:ligatures w14:val="none"/>
+        </w:rPr>
+        <w:t>Let's use a simple example.</w:t>
+      </w:r>
+    </w:p>
+    <w:p>
+      <w:pPr>
+        <w:spacing w:before="100" w:beforeAutospacing="1" w:after="100" w:afterAutospacing="1" w:line="240" w:lineRule="auto"/>
+        <w:outlineLvl w:val="2"/>
+        <w:rPr>
+          <w:rFonts w:ascii="Times New Roman" w:eastAsia="Times New Roman" w:hAnsi="Times New Roman" w:cs="Times New Roman"/>
+          <w:b/>
+          <w:bCs/>
+          <w:kern w:val="0"/>
+          <w:sz w:val="27"/>
+          <w:szCs w:val="27"/>
+          <w:lang w:eastAsia="en-IN"/>
+          <w14:ligatures w14:val="none"/>
+        </w:rPr>
+      </w:pPr>
+      <w:r>
+        <w:rPr>
+          <w:rFonts w:ascii="Times New Roman" w:eastAsia="Times New Roman" w:hAnsi="Times New Roman" w:cs="Times New Roman"/>
+          <w:b/>
+          <w:bCs/>
+          <w:kern w:val="0"/>
+          <w:sz w:val="27"/>
+          <w:szCs w:val="27"/>
+          <w:lang w:eastAsia="en-IN"/>
+          <w14:ligatures w14:val="none"/>
+        </w:rPr>
+        <w:t>You have 3 files</w:t>
+      </w:r>
+    </w:p>
+    <w:p>
+      <w:pPr>
+        <w:tabs>
+          <w:tab w:val="left" w:pos="916"/>
+          <w:tab w:val="left" w:pos="1832"/>
+          <w:tab w:val="left" w:pos="2748"/>
+          <w:tab w:val="left" w:pos="3664"/>
+          <w:tab w:val="left" w:pos="4580"/>
+          <w:tab w:val="left" w:pos="5496"/>
+          <w:tab w:val="left" w:pos="6412"/>
+          <w:tab w:val="left" w:pos="7328"/>
+          <w:tab w:val="left" w:pos="8244"/>
+          <w:tab w:val="left" w:pos="9160"/>
+          <w:tab w:val="left" w:pos="10076"/>
+          <w:tab w:val="left" w:pos="10992"/>
+          <w:tab w:val="left" w:pos="11908"/>
+          <w:tab w:val="left" w:pos="12824"/>
+          <w:tab w:val="left" w:pos="13740"/>
+          <w:tab w:val="left" w:pos="14656"/>
+        </w:tabs>
+        <w:spacing w:after="0" w:line="240" w:lineRule="auto"/>
+        <w:rPr>
+          <w:rFonts w:ascii="Courier New" w:eastAsia="Times New Roman" w:hAnsi="Courier New" w:cs="Courier New"/>
+          <w:kern w:val="0"/>
+          <w:sz w:val="20"/>
+          <w:szCs w:val="20"/>
+          <w:lang w:eastAsia="en-IN"/>
+          <w14:ligatures w14:val="none"/>
+        </w:rPr>
+      </w:pPr>
+      <w:r>
+        <w:rPr>
+          <w:rFonts w:ascii="Courier New" w:eastAsia="Times New Roman" w:hAnsi="Courier New" w:cs="Courier New"/>
+          <w:kern w:val="0"/>
+          <w:sz w:val="20"/>
+          <w:szCs w:val="20"/>
+          <w:lang w:eastAsia="en-IN"/>
+          <w14:ligatures w14:val="none"/>
+        </w:rPr>
+        <w:t>report.xlsx</w:t>
+      </w:r>
+    </w:p>
+    <w:p>
+      <w:pPr>
+        <w:tabs>
+          <w:tab w:val="left" w:pos="916"/>
+          <w:tab w:val="left" w:pos="1832"/>
+          <w:tab w:val="left" w:pos="2748"/>
+          <w:tab w:val="left" w:pos="3664"/>
+          <w:tab w:val="left" w:pos="4580"/>
+          <w:tab w:val="left" w:pos="5496"/>
+          <w:tab w:val="left" w:pos="6412"/>
+          <w:tab w:val="left" w:pos="7328"/>
+          <w:tab w:val="left" w:pos="8244"/>
+          <w:tab w:val="left" w:pos="9160"/>
+          <w:tab w:val="left" w:pos="10076"/>
+          <w:tab w:val="left" w:pos="10992"/>
+          <w:tab w:val="left" w:pos="11908"/>
+          <w:tab w:val="left" w:pos="12824"/>
+          <w:tab w:val="left" w:pos="13740"/>
+          <w:tab w:val="left" w:pos="14656"/>
+        </w:tabs>
+        <w:spacing w:after="0" w:line="240" w:lineRule="auto"/>
+        <w:rPr>
+          <w:rFonts w:ascii="Courier New" w:eastAsia="Times New Roman" w:hAnsi="Courier New" w:cs="Courier New"/>
+          <w:kern w:val="0"/>
+          <w:sz w:val="20"/>
+          <w:szCs w:val="20"/>
+          <w:lang w:eastAsia="en-IN"/>
+          <w14:ligatures w14:val="none"/>
+        </w:rPr>
+      </w:pPr>
+      <w:r>
+        <w:rPr>
+          <w:rFonts w:ascii="Courier New" w:eastAsia="Times New Roman" w:hAnsi="Courier New" w:cs="Courier New"/>
+          <w:kern w:val="0"/>
+          <w:sz w:val="20"/>
+          <w:szCs w:val="20"/>
+          <w:lang w:eastAsia="en-IN"/>
+          <w14:ligatures w14:val="none"/>
+        </w:rPr>
+        <w:t>sales.py</w:t>
+      </w:r>
+    </w:p>
+    <w:p>
+      <w:pPr>
+        <w:tabs>
+          <w:tab w:val="left" w:pos="916"/>
+          <w:tab w:val="left" w:pos="1832"/>
+          <w:tab w:val="left" w:pos="2748"/>
+          <w:tab w:val="left" w:pos="3664"/>
+          <w:tab w:val="left" w:pos="4580"/>
+          <w:tab w:val="left" w:pos="5496"/>
+          <w:tab w:val="left" w:pos="6412"/>
+          <w:tab w:val="left" w:pos="7328"/>
+          <w:tab w:val="left" w:pos="8244"/>
+          <w:tab w:val="left" w:pos="9160"/>
+          <w:tab w:val="left" w:pos="10076"/>
+          <w:tab w:val="left" w:pos="10992"/>
+          <w:tab w:val="left" w:pos="11908"/>
+          <w:tab w:val="left" w:pos="12824"/>
+          <w:tab w:val="left" w:pos="13740"/>
+          <w:tab w:val="left" w:pos="14656"/>
+        </w:tabs>
+        <w:spacing w:after="0" w:line="240" w:lineRule="auto"/>
+        <w:rPr>
+          <w:rFonts w:ascii="Courier New" w:eastAsia="Times New Roman" w:hAnsi="Courier New" w:cs="Courier New"/>
+          <w:kern w:val="0"/>
+          <w:sz w:val="20"/>
+          <w:szCs w:val="20"/>
+          <w:lang w:eastAsia="en-IN"/>
+          <w14:ligatures w14:val="none"/>
+        </w:rPr>
+      </w:pPr>
+      <w:r>
+        <w:rPr>
+          <w:rFonts w:ascii="Courier New" w:eastAsia="Times New Roman" w:hAnsi="Courier New" w:cs="Courier New"/>
+          <w:kern w:val="0"/>
+          <w:sz w:val="20"/>
+          <w:szCs w:val="20"/>
+          <w:lang w:eastAsia="en-IN"/>
+          <w14:ligatures w14:val="none"/>
+        </w:rPr>
+        <w:t>notes.txt</w:t>
+      </w:r>
+    </w:p>
+    <w:p>
+      <w:pPr>
+        <w:spacing w:before="100" w:beforeAutospacing="1" w:after="100" w:afterAutospacing="1" w:line="240" w:lineRule="auto"/>
+        <w:rPr>
+          <w:rFonts w:ascii="Times New Roman" w:eastAsia="Times New Roman" w:hAnsi="Times New Roman" w:cs="Times New Roman"/>
+          <w:kern w:val="0"/>
+          <w:sz w:val="24"/>
+          <w:szCs w:val="24"/>
+          <w:lang w:eastAsia="en-IN"/>
+          <w14:ligatures w14:val="none"/>
+        </w:rPr>
+      </w:pPr>
+      <w:r>
+        <w:rPr>
+          <w:rFonts w:ascii="Times New Roman" w:eastAsia="Times New Roman" w:hAnsi="Times New Roman" w:cs="Times New Roman"/>
+          <w:kern w:val="0"/>
+          <w:sz w:val="24"/>
+          <w:szCs w:val="24"/>
+          <w:lang w:eastAsia="en-IN"/>
+          <w14:ligatures w14:val="none"/>
+        </w:rPr>
+        <w:t>You modify all three.</w:t>
+      </w:r>
+    </w:p>
+    <w:p>
+      <w:pPr>
+        <w:spacing w:after="0" w:line="240" w:lineRule="auto"/>
+        <w:rPr>
+          <w:rFonts w:ascii="Times New Roman" w:eastAsia="Times New Roman" w:hAnsi="Times New Roman" w:cs="Times New Roman"/>
+          <w:kern w:val="0"/>
+          <w:sz w:val="24"/>
+          <w:szCs w:val="24"/>
+          <w:lang w:eastAsia="en-IN"/>
+          <w14:ligatures w14:val="none"/>
+        </w:rPr>
+      </w:pPr>
+      <w:r>
+        <w:rPr>
+          <w:rFonts w:ascii="Times New Roman" w:eastAsia="Times New Roman" w:hAnsi="Times New Roman" w:cs="Times New Roman"/>
+          <w:kern w:val="0"/>
+          <w:sz w:val="24"/>
+          <w:szCs w:val="24"/>
+          <w:lang w:eastAsia="en-IN"/>
+          <w14:ligatures w14:val="none"/>
+        </w:rPr>
+        <w:pict w14:anchorId="7681DBD8">
+          <v:rect id="_x0000_i1027" style="width:0;height:1.5pt" o:hralign="center" o:hrstd="t" o:hr="t" fillcolor="#a0a0a0" stroked="f"/>
+        </w:pict>
+      </w:r>
+    </w:p>
+    <w:p>
+      <w:pPr>
+        <w:spacing w:before="100" w:beforeAutospacing="1" w:after="100" w:afterAutospacing="1" w:line="240" w:lineRule="auto"/>
+        <w:outlineLvl w:val="1"/>
+        <w:rPr>
+          <w:rFonts w:ascii="Times New Roman" w:eastAsia="Times New Roman" w:hAnsi="Times New Roman" w:cs="Times New Roman"/>
+          <w:b/>
+          <w:bCs/>
+          <w:kern w:val="0"/>
+          <w:sz w:val="36"/>
+          <w:szCs w:val="36"/>
+          <w:lang w:eastAsia="en-IN"/>
+          <w14:ligatures w14:val="none"/>
+        </w:rPr>
+      </w:pPr>
+      <w:r>
+        <w:rPr>
+          <w:rFonts w:ascii="Times New Roman" w:eastAsia="Times New Roman" w:hAnsi="Times New Roman" w:cs="Times New Roman"/>
+          <w:b/>
+          <w:bCs/>
+          <w:kern w:val="0"/>
+          <w:sz w:val="36"/>
+          <w:szCs w:val="36"/>
+          <w:lang w:eastAsia="en-IN"/>
+          <w14:ligatures w14:val="none"/>
+        </w:rPr>
+        <w:t xml:space="preserve">1. </w:t>
+      </w:r>
+      <w:r>
+        <w:rPr>
+          <w:rFonts w:ascii="Courier New" w:eastAsia="Times New Roman" w:hAnsi="Courier New" w:cs="Courier New"/>
+          <w:b/>
+          <w:bCs/>
+          <w:kern w:val="0"/>
+          <w:sz w:val="20"/>
+          <w:szCs w:val="20"/>
+          <w:lang w:eastAsia="en-IN"/>
+          <w14:ligatures w14:val="none"/>
+        </w:rPr>
+        <w:t>git commit -m</w:t>
+      </w:r>
+    </w:p>
+    <w:p>
+      <w:pPr>
+        <w:spacing w:before="100" w:beforeAutospacing="1" w:after="100" w:afterAutospacing="1" w:line="240" w:lineRule="auto"/>
+        <w:rPr>
+          <w:rFonts w:ascii="Times New Roman" w:eastAsia="Times New Roman" w:hAnsi="Times New Roman" w:cs="Times New Roman"/>
+          <w:kern w:val="0"/>
+          <w:sz w:val="24"/>
+          <w:szCs w:val="24"/>
+          <w:lang w:eastAsia="en-IN"/>
+          <w14:ligatures w14:val="none"/>
+        </w:rPr>
+      </w:pPr>
+      <w:r>
+        <w:rPr>
+          <w:rFonts w:ascii="Times New Roman" w:eastAsia="Times New Roman" w:hAnsi="Times New Roman" w:cs="Times New Roman"/>
+          <w:kern w:val="0"/>
+          <w:sz w:val="24"/>
+          <w:szCs w:val="24"/>
+          <w:lang w:eastAsia="en-IN"/>
+          <w14:ligatures w14:val="none"/>
+        </w:rPr>
+        <w:t>You first choose what you want:</w:t>
+      </w:r>
+    </w:p>
+    <w:p>
+      <w:pPr>
+        <w:tabs>
+          <w:tab w:val="left" w:pos="916"/>
+          <w:tab w:val="left" w:pos="1832"/>
+          <w:tab w:val="left" w:pos="2748"/>
+          <w:tab w:val="left" w:pos="3664"/>
+          <w:tab w:val="left" w:pos="4580"/>
+          <w:tab w:val="left" w:pos="5496"/>
+          <w:tab w:val="left" w:pos="6412"/>
+          <w:tab w:val="left" w:pos="7328"/>
+          <w:tab w:val="left" w:pos="8244"/>
+          <w:tab w:val="left" w:pos="9160"/>
+          <w:tab w:val="left" w:pos="10076"/>
+          <w:tab w:val="left" w:pos="10992"/>
+          <w:tab w:val="left" w:pos="11908"/>
+          <w:tab w:val="left" w:pos="12824"/>
+          <w:tab w:val="left" w:pos="13740"/>
+          <w:tab w:val="left" w:pos="14656"/>
+        </w:tabs>
+        <w:spacing w:after="0" w:line="240" w:lineRule="auto"/>
+        <w:rPr>
+          <w:rFonts w:ascii="Courier New" w:eastAsia="Times New Roman" w:hAnsi="Courier New" w:cs="Courier New"/>
+          <w:kern w:val="0"/>
+          <w:sz w:val="20"/>
+          <w:szCs w:val="20"/>
+          <w:lang w:eastAsia="en-IN"/>
+          <w14:ligatures w14:val="none"/>
+        </w:rPr>
+      </w:pPr>
+      <w:r>
+        <w:rPr>
+          <w:rFonts w:ascii="Courier New" w:eastAsia="Times New Roman" w:hAnsi="Courier New" w:cs="Courier New"/>
+          <w:kern w:val="0"/>
+          <w:sz w:val="20"/>
+          <w:szCs w:val="20"/>
+          <w:lang w:eastAsia="en-IN"/>
+          <w14:ligatures w14:val="none"/>
+        </w:rPr>
+        <w:t>git add report.xlsx</w:t>
+      </w:r>
+    </w:p>
+    <w:p>
+      <w:pPr>
+        <w:tabs>
+          <w:tab w:val="left" w:pos="916"/>
+          <w:tab w:val="left" w:pos="1832"/>
+          <w:tab w:val="left" w:pos="2748"/>
+          <w:tab w:val="left" w:pos="3664"/>
+          <w:tab w:val="left" w:pos="4580"/>
+          <w:tab w:val="left" w:pos="5496"/>
+          <w:tab w:val="left" w:pos="6412"/>
+          <w:tab w:val="left" w:pos="7328"/>
+          <w:tab w:val="left" w:pos="8244"/>
+          <w:tab w:val="left" w:pos="9160"/>
+          <w:tab w:val="left" w:pos="10076"/>
+          <w:tab w:val="left" w:pos="10992"/>
+          <w:tab w:val="left" w:pos="11908"/>
+          <w:tab w:val="left" w:pos="12824"/>
+          <w:tab w:val="left" w:pos="13740"/>
+          <w:tab w:val="left" w:pos="14656"/>
+        </w:tabs>
+        <w:spacing w:after="0" w:line="240" w:lineRule="auto"/>
+        <w:rPr>
+          <w:rFonts w:ascii="Courier New" w:eastAsia="Times New Roman" w:hAnsi="Courier New" w:cs="Courier New"/>
+          <w:kern w:val="0"/>
+          <w:sz w:val="20"/>
+          <w:szCs w:val="20"/>
+          <w:lang w:eastAsia="en-IN"/>
+          <w14:ligatures w14:val="none"/>
+        </w:rPr>
+      </w:pPr>
+      <w:r>
+        <w:rPr>
+          <w:rFonts w:ascii="Courier New" w:eastAsia="Times New Roman" w:hAnsi="Courier New" w:cs="Courier New"/>
+          <w:kern w:val="0"/>
+          <w:sz w:val="20"/>
+          <w:szCs w:val="20"/>
+          <w:lang w:eastAsia="en-IN"/>
+          <w14:ligatures w14:val="none"/>
+        </w:rPr>
+        <w:t>git add sales.py</w:t>
+      </w:r>
+    </w:p>
+    <w:p>
+      <w:pPr>
+        <w:spacing w:before="100" w:beforeAutospacing="1" w:after="100" w:afterAutospacing="1" w:line="240" w:lineRule="auto"/>
+        <w:rPr>
+          <w:rFonts w:ascii="Times New Roman" w:eastAsia="Times New Roman" w:hAnsi="Times New Roman" w:cs="Times New Roman"/>
+          <w:kern w:val="0"/>
+          <w:sz w:val="24"/>
+          <w:szCs w:val="24"/>
+          <w:lang w:eastAsia="en-IN"/>
+          <w14:ligatures w14:val="none"/>
+        </w:rPr>
+      </w:pPr>
+      <w:r>
+        <w:rPr>
+          <w:rFonts w:ascii="Times New Roman" w:eastAsia="Times New Roman" w:hAnsi="Times New Roman" w:cs="Times New Roman"/>
+          <w:kern w:val="0"/>
+          <w:sz w:val="24"/>
+          <w:szCs w:val="24"/>
+          <w:lang w:eastAsia="en-IN"/>
+          <w14:ligatures w14:val="none"/>
+        </w:rPr>
+        <w:t>Then:</w:t>
+      </w:r>
+    </w:p>
+    <w:p>
+      <w:pPr>
+        <w:tabs>
+          <w:tab w:val="left" w:pos="916"/>
+          <w:tab w:val="left" w:pos="1832"/>
+          <w:tab w:val="left" w:pos="2748"/>
+          <w:tab w:val="left" w:pos="3664"/>
+          <w:tab w:val="left" w:pos="4580"/>
+          <w:tab w:val="left" w:pos="5496"/>
+          <w:tab w:val="left" w:pos="6412"/>
+          <w:tab w:val="left" w:pos="7328"/>
+          <w:tab w:val="left" w:pos="8244"/>
+          <w:tab w:val="left" w:pos="9160"/>
+          <w:tab w:val="left" w:pos="10076"/>
+          <w:tab w:val="left" w:pos="10992"/>
+          <w:tab w:val="left" w:pos="11908"/>
+          <w:tab w:val="left" w:pos="12824"/>
+          <w:tab w:val="left" w:pos="13740"/>
+          <w:tab w:val="left" w:pos="14656"/>
+        </w:tabs>
+        <w:spacing w:after="0" w:line="240" w:lineRule="auto"/>
+        <w:rPr>
+          <w:rFonts w:ascii="Courier New" w:eastAsia="Times New Roman" w:hAnsi="Courier New" w:cs="Courier New"/>
+          <w:kern w:val="0"/>
+          <w:sz w:val="20"/>
+          <w:szCs w:val="20"/>
+          <w:lang w:eastAsia="en-IN"/>
+          <w14:ligatures w14:val="none"/>
+        </w:rPr>
+      </w:pPr>
+      <w:r>
+        <w:rPr>
+          <w:rFonts w:ascii="Courier New" w:eastAsia="Times New Roman" w:hAnsi="Courier New" w:cs="Courier New"/>
+          <w:kern w:val="0"/>
+          <w:sz w:val="20"/>
+          <w:szCs w:val="20"/>
+          <w:lang w:eastAsia="en-IN"/>
+          <w14:ligatures w14:val="none"/>
+        </w:rPr>
+        <w:t>git commit -m "Update report and sales calculation"</w:t>
+      </w:r>
+    </w:p>
+    <w:p>
+      <w:pPr>
+        <w:spacing w:before="100" w:beforeAutospacing="1" w:after="100" w:afterAutospacing="1" w:line="240" w:lineRule="auto"/>
+        <w:rPr>
+          <w:rFonts w:ascii="Times New Roman" w:eastAsia="Times New Roman" w:hAnsi="Times New Roman" w:cs="Times New Roman"/>
+          <w:kern w:val="0"/>
+          <w:sz w:val="24"/>
+          <w:szCs w:val="24"/>
+          <w:lang w:eastAsia="en-IN"/>
+          <w14:ligatures w14:val="none"/>
+        </w:rPr>
+      </w:pPr>
+      <w:r>
+        <w:rPr>
+          <w:rFonts w:ascii="Times New Roman" w:eastAsia="Times New Roman" w:hAnsi="Times New Roman" w:cs="Times New Roman"/>
+          <w:kern w:val="0"/>
+          <w:sz w:val="24"/>
+          <w:szCs w:val="24"/>
+          <w:lang w:eastAsia="en-IN"/>
+          <w14:ligatures w14:val="none"/>
+        </w:rPr>
+        <w:t xml:space="preserve">Git commits </w:t>
+      </w:r>
+      <w:r>
+        <w:rPr>
+          <w:rFonts w:ascii="Times New Roman" w:eastAsia="Times New Roman" w:hAnsi="Times New Roman" w:cs="Times New Roman"/>
+          <w:b/>
+          <w:bCs/>
+          <w:kern w:val="0"/>
+          <w:sz w:val="24"/>
+          <w:szCs w:val="24"/>
+          <w:lang w:eastAsia="en-IN"/>
+          <w14:ligatures w14:val="none"/>
+        </w:rPr>
+        <w:t xml:space="preserve">only the files you added with </w:t>
+      </w:r>
+      <w:r>
+        <w:rPr>
+          <w:rFonts w:ascii="Courier New" w:eastAsia="Times New Roman" w:hAnsi="Courier New" w:cs="Courier New"/>
+          <w:b/>
+          <w:bCs/>
+          <w:kern w:val="0"/>
+          <w:sz w:val="20"/>
+          <w:szCs w:val="20"/>
+          <w:lang w:eastAsia="en-IN"/>
+          <w14:ligatures w14:val="none"/>
+        </w:rPr>
+        <w:t>git add</w:t>
+      </w:r>
+      <w:r>
+        <w:rPr>
+          <w:rFonts w:ascii="Times New Roman" w:eastAsia="Times New Roman" w:hAnsi="Times New Roman" w:cs="Times New Roman"/>
+          <w:kern w:val="0"/>
+          <w:sz w:val="24"/>
+          <w:szCs w:val="24"/>
+          <w:lang w:eastAsia="en-IN"/>
+          <w14:ligatures w14:val="none"/>
+        </w:rPr>
+        <w:t>.</w:t>
+      </w:r>
+    </w:p>
+    <w:p>
+      <w:pPr>
+        <w:spacing w:before="100" w:beforeAutospacing="1" w:after="100" w:afterAutospacing="1" w:line="240" w:lineRule="auto"/>
+        <w:rPr>
+          <w:rFonts w:ascii="Times New Roman" w:eastAsia="Times New Roman" w:hAnsi="Times New Roman" w:cs="Times New Roman"/>
+          <w:kern w:val="0"/>
+          <w:sz w:val="24"/>
+          <w:szCs w:val="24"/>
+          <w:lang w:eastAsia="en-IN"/>
+          <w14:ligatures w14:val="none"/>
+        </w:rPr>
+      </w:pPr>
+      <w:r>
+        <w:rPr>
+          <w:rFonts w:ascii="Times New Roman" w:eastAsia="Times New Roman" w:hAnsi="Times New Roman" w:cs="Times New Roman"/>
+          <w:kern w:val="0"/>
+          <w:sz w:val="24"/>
+          <w:szCs w:val="24"/>
+          <w:lang w:eastAsia="en-IN"/>
+          <w14:ligatures w14:val="none"/>
+        </w:rPr>
+        <w:t>So:</w:t>
+      </w:r>
+    </w:p>
+    <w:p>
+      <w:pPr>
+        <w:tabs>
+          <w:tab w:val="left" w:pos="916"/>
+          <w:tab w:val="left" w:pos="1832"/>
+          <w:tab w:val="left" w:pos="2748"/>
+          <w:tab w:val="left" w:pos="3664"/>
+          <w:tab w:val="left" w:pos="4580"/>
+          <w:tab w:val="left" w:pos="5496"/>
+          <w:tab w:val="left" w:pos="6412"/>
+          <w:tab w:val="left" w:pos="7328"/>
+          <w:tab w:val="left" w:pos="8244"/>
+          <w:tab w:val="left" w:pos="9160"/>
+          <w:tab w:val="left" w:pos="10076"/>
+          <w:tab w:val="left" w:pos="10992"/>
+          <w:tab w:val="left" w:pos="11908"/>
+          <w:tab w:val="left" w:pos="12824"/>
+          <w:tab w:val="left" w:pos="13740"/>
+          <w:tab w:val="left" w:pos="14656"/>
+        </w:tabs>
+        <w:spacing w:after="0" w:line="240" w:lineRule="auto"/>
+        <w:rPr>
+          <w:rFonts w:ascii="Courier New" w:eastAsia="Times New Roman" w:hAnsi="Courier New" w:cs="Courier New"/>
+          <w:kern w:val="0"/>
+          <w:sz w:val="20"/>
+          <w:szCs w:val="20"/>
+          <w:lang w:eastAsia="en-IN"/>
+          <w14:ligatures w14:val="none"/>
+        </w:rPr>
+      </w:pPr>
+      <w:r>
+        <w:rPr>
+          <w:rFonts w:ascii="Courier New" w:eastAsia="Times New Roman" w:hAnsi="Courier New" w:cs="Courier New"/>
+          <w:kern w:val="0"/>
+          <w:sz w:val="20"/>
+          <w:szCs w:val="20"/>
+          <w:lang w:eastAsia="en-IN"/>
+          <w14:ligatures w14:val="none"/>
+        </w:rPr>
+        <w:t xml:space="preserve">report.xlsx  → </w:t>
+      </w:r>
+      <w:r>
+        <w:rPr>
+          <w:rFonts w:ascii="Segoe UI Emoji" w:eastAsia="Times New Roman" w:hAnsi="Segoe UI Emoji" w:cs="Segoe UI Emoji"/>
+          <w:kern w:val="0"/>
+          <w:sz w:val="20"/>
+          <w:szCs w:val="20"/>
+          <w:lang w:eastAsia="en-IN"/>
+          <w14:ligatures w14:val="none"/>
+        </w:rPr>
+        <w:t>✅</w:t>
+      </w:r>
+      <w:r>
+        <w:rPr>
+          <w:rFonts w:ascii="Courier New" w:eastAsia="Times New Roman" w:hAnsi="Courier New" w:cs="Courier New"/>
+          <w:kern w:val="0"/>
+          <w:sz w:val="20"/>
+          <w:szCs w:val="20"/>
+          <w:lang w:eastAsia="en-IN"/>
+          <w14:ligatures w14:val="none"/>
+        </w:rPr>
+        <w:t xml:space="preserve"> committed</w:t>
+      </w:r>
+    </w:p>
+    <w:p>
+      <w:pPr>
+        <w:tabs>
+          <w:tab w:val="left" w:pos="916"/>
+          <w:tab w:val="left" w:pos="1832"/>
+          <w:tab w:val="left" w:pos="2748"/>
+          <w:tab w:val="left" w:pos="3664"/>
+          <w:tab w:val="left" w:pos="4580"/>
+          <w:tab w:val="left" w:pos="5496"/>
+          <w:tab w:val="left" w:pos="6412"/>
+          <w:tab w:val="left" w:pos="7328"/>
+          <w:tab w:val="left" w:pos="8244"/>
+          <w:tab w:val="left" w:pos="9160"/>
+          <w:tab w:val="left" w:pos="10076"/>
+          <w:tab w:val="left" w:pos="10992"/>
+          <w:tab w:val="left" w:pos="11908"/>
+          <w:tab w:val="left" w:pos="12824"/>
+          <w:tab w:val="left" w:pos="13740"/>
+          <w:tab w:val="left" w:pos="14656"/>
+        </w:tabs>
+        <w:spacing w:after="0" w:line="240" w:lineRule="auto"/>
+        <w:rPr>
+          <w:rFonts w:ascii="Courier New" w:eastAsia="Times New Roman" w:hAnsi="Courier New" w:cs="Courier New"/>
+          <w:kern w:val="0"/>
+          <w:sz w:val="20"/>
+          <w:szCs w:val="20"/>
+          <w:lang w:eastAsia="en-IN"/>
+          <w14:ligatures w14:val="none"/>
+        </w:rPr>
+      </w:pPr>
+      <w:r>
+        <w:rPr>
+          <w:rFonts w:ascii="Courier New" w:eastAsia="Times New Roman" w:hAnsi="Courier New" w:cs="Courier New"/>
+          <w:kern w:val="0"/>
+          <w:sz w:val="20"/>
+          <w:szCs w:val="20"/>
+          <w:lang w:eastAsia="en-IN"/>
+          <w14:ligatures w14:val="none"/>
+        </w:rPr>
+        <w:t xml:space="preserve">sales.py     → </w:t>
+      </w:r>
+      <w:r>
+        <w:rPr>
+          <w:rFonts w:ascii="Segoe UI Emoji" w:eastAsia="Times New Roman" w:hAnsi="Segoe UI Emoji" w:cs="Segoe UI Emoji"/>
+          <w:kern w:val="0"/>
+          <w:sz w:val="20"/>
+          <w:szCs w:val="20"/>
+          <w:lang w:eastAsia="en-IN"/>
+          <w14:ligatures w14:val="none"/>
+        </w:rPr>
+        <w:t>✅</w:t>
+      </w:r>
+      <w:r>
+        <w:rPr>
+          <w:rFonts w:ascii="Courier New" w:eastAsia="Times New Roman" w:hAnsi="Courier New" w:cs="Courier New"/>
+          <w:kern w:val="0"/>
+          <w:sz w:val="20"/>
+          <w:szCs w:val="20"/>
+          <w:lang w:eastAsia="en-IN"/>
+          <w14:ligatures w14:val="none"/>
+        </w:rPr>
+        <w:t xml:space="preserve"> committed</w:t>
+      </w:r>
+    </w:p>
+    <w:p>
+      <w:pPr>
+        <w:tabs>
+          <w:tab w:val="left" w:pos="916"/>
+          <w:tab w:val="left" w:pos="1832"/>
+          <w:tab w:val="left" w:pos="2748"/>
+          <w:tab w:val="left" w:pos="3664"/>
+          <w:tab w:val="left" w:pos="4580"/>
+          <w:tab w:val="left" w:pos="5496"/>
+          <w:tab w:val="left" w:pos="6412"/>
+          <w:tab w:val="left" w:pos="7328"/>
+          <w:tab w:val="left" w:pos="8244"/>
+          <w:tab w:val="left" w:pos="9160"/>
+          <w:tab w:val="left" w:pos="10076"/>
+          <w:tab w:val="left" w:pos="10992"/>
+          <w:tab w:val="left" w:pos="11908"/>
+          <w:tab w:val="left" w:pos="12824"/>
+          <w:tab w:val="left" w:pos="13740"/>
+          <w:tab w:val="left" w:pos="14656"/>
+        </w:tabs>
+        <w:spacing w:after="0" w:line="240" w:lineRule="auto"/>
+        <w:rPr>
+          <w:rFonts w:ascii="Courier New" w:eastAsia="Times New Roman" w:hAnsi="Courier New" w:cs="Courier New"/>
+          <w:kern w:val="0"/>
+          <w:sz w:val="20"/>
+          <w:szCs w:val="20"/>
+          <w:lang w:eastAsia="en-IN"/>
+          <w14:ligatures w14:val="none"/>
+        </w:rPr>
+      </w:pPr>
+      <w:r>
+        <w:rPr>
+          <w:rFonts w:ascii="Courier New" w:eastAsia="Times New Roman" w:hAnsi="Courier New" w:cs="Courier New"/>
+          <w:kern w:val="0"/>
+          <w:sz w:val="20"/>
+          <w:szCs w:val="20"/>
+          <w:lang w:eastAsia="en-IN"/>
+          <w14:ligatures w14:val="none"/>
+        </w:rPr>
+        <w:lastRenderedPageBreak/>
+        <w:t xml:space="preserve">notes.txt    → </w:t>
+      </w:r>
+      <w:r>
+        <w:rPr>
+          <w:rFonts w:ascii="Segoe UI Emoji" w:eastAsia="Times New Roman" w:hAnsi="Segoe UI Emoji" w:cs="Segoe UI Emoji"/>
+          <w:kern w:val="0"/>
+          <w:sz w:val="20"/>
+          <w:szCs w:val="20"/>
+          <w:lang w:eastAsia="en-IN"/>
+          <w14:ligatures w14:val="none"/>
+        </w:rPr>
+        <w:t>❌</w:t>
+      </w:r>
+      <w:r>
+        <w:rPr>
+          <w:rFonts w:ascii="Courier New" w:eastAsia="Times New Roman" w:hAnsi="Courier New" w:cs="Courier New"/>
+          <w:kern w:val="0"/>
+          <w:sz w:val="20"/>
+          <w:szCs w:val="20"/>
+          <w:lang w:eastAsia="en-IN"/>
+          <w14:ligatures w14:val="none"/>
+        </w:rPr>
+        <w:t xml:space="preserve"> not committed</w:t>
+      </w:r>
+    </w:p>
+    <w:p>
+      <w:pPr>
+        <w:shd w:val="clear" w:color="auto" w:fill="F7CAAC" w:themeFill="accent2" w:themeFillTint="66"/>
+        <w:spacing w:before="100" w:beforeAutospacing="1" w:after="100" w:afterAutospacing="1" w:line="240" w:lineRule="auto"/>
+        <w:rPr>
+          <w:rFonts w:ascii="Times New Roman" w:eastAsia="Times New Roman" w:hAnsi="Times New Roman" w:cs="Times New Roman"/>
+          <w:kern w:val="0"/>
+          <w:sz w:val="24"/>
+          <w:szCs w:val="24"/>
+          <w:lang w:eastAsia="en-IN"/>
+          <w14:ligatures w14:val="none"/>
+        </w:rPr>
+      </w:pPr>
+      <w:r>
+        <w:rPr>
+          <w:rFonts w:ascii="Times New Roman" w:eastAsia="Times New Roman" w:hAnsi="Times New Roman" w:cs="Times New Roman"/>
+          <w:kern w:val="0"/>
+          <w:sz w:val="24"/>
+          <w:szCs w:val="24"/>
+          <w:lang w:eastAsia="en-IN"/>
+          <w14:ligatures w14:val="none"/>
+        </w:rPr>
+        <w:t>This gives you precise control.</w:t>
+      </w:r>
+    </w:p>
+    <w:p>
+      <w:pPr>
+        <w:spacing w:after="0" w:line="240" w:lineRule="auto"/>
+        <w:rPr>
+          <w:rFonts w:ascii="Times New Roman" w:eastAsia="Times New Roman" w:hAnsi="Times New Roman" w:cs="Times New Roman"/>
+          <w:kern w:val="0"/>
+          <w:sz w:val="24"/>
+          <w:szCs w:val="24"/>
+          <w:lang w:eastAsia="en-IN"/>
+          <w14:ligatures w14:val="none"/>
+        </w:rPr>
+      </w:pPr>
+      <w:r>
+        <w:rPr>
+          <w:rFonts w:ascii="Times New Roman" w:eastAsia="Times New Roman" w:hAnsi="Times New Roman" w:cs="Times New Roman"/>
+          <w:kern w:val="0"/>
+          <w:sz w:val="24"/>
+          <w:szCs w:val="24"/>
+          <w:lang w:eastAsia="en-IN"/>
+          <w14:ligatures w14:val="none"/>
+        </w:rPr>
+        <w:pict w14:anchorId="6EDBD731">
+          <v:rect id="_x0000_i1028" style="width:0;height:1.5pt" o:hralign="center" o:hrstd="t" o:hr="t" fillcolor="#a0a0a0" stroked="f"/>
+        </w:pict>
+      </w:r>
+    </w:p>
+    <w:p>
+      <w:pPr>
+        <w:spacing w:before="100" w:beforeAutospacing="1" w:after="100" w:afterAutospacing="1" w:line="240" w:lineRule="auto"/>
+        <w:outlineLvl w:val="0"/>
+        <w:rPr>
+          <w:rFonts w:ascii="Times New Roman" w:eastAsia="Times New Roman" w:hAnsi="Times New Roman" w:cs="Times New Roman"/>
+          <w:b/>
+          <w:bCs/>
+          <w:kern w:val="36"/>
+          <w:sz w:val="48"/>
+          <w:szCs w:val="48"/>
+          <w:lang w:eastAsia="en-IN"/>
+          <w14:ligatures w14:val="none"/>
+        </w:rPr>
+      </w:pPr>
+      <w:r>
+        <w:rPr>
+          <w:rFonts w:ascii="Times New Roman" w:eastAsia="Times New Roman" w:hAnsi="Times New Roman" w:cs="Times New Roman"/>
+          <w:b/>
+          <w:bCs/>
+          <w:kern w:val="36"/>
+          <w:sz w:val="48"/>
+          <w:szCs w:val="48"/>
+          <w:lang w:eastAsia="en-IN"/>
+          <w14:ligatures w14:val="none"/>
+        </w:rPr>
+        <w:t xml:space="preserve">2. </w:t>
+      </w:r>
+      <w:r>
+        <w:rPr>
+          <w:rFonts w:ascii="Courier New" w:eastAsia="Times New Roman" w:hAnsi="Courier New" w:cs="Courier New"/>
+          <w:b/>
+          <w:bCs/>
+          <w:kern w:val="36"/>
+          <w:sz w:val="20"/>
+          <w:szCs w:val="20"/>
+          <w:lang w:eastAsia="en-IN"/>
+          <w14:ligatures w14:val="none"/>
+        </w:rPr>
+        <w:t>git commit -am</w:t>
+      </w:r>
+    </w:p>
+    <w:p>
+      <w:pPr>
+        <w:spacing w:before="100" w:beforeAutospacing="1" w:after="100" w:afterAutospacing="1" w:line="240" w:lineRule="auto"/>
+        <w:rPr>
+          <w:rFonts w:ascii="Times New Roman" w:eastAsia="Times New Roman" w:hAnsi="Times New Roman" w:cs="Times New Roman"/>
+          <w:kern w:val="0"/>
+          <w:sz w:val="24"/>
+          <w:szCs w:val="24"/>
+          <w:lang w:eastAsia="en-IN"/>
+          <w14:ligatures w14:val="none"/>
+        </w:rPr>
+      </w:pPr>
+      <w:r>
+        <w:rPr>
+          <w:rFonts w:ascii="Times New Roman" w:eastAsia="Times New Roman" w:hAnsi="Times New Roman" w:cs="Times New Roman"/>
+          <w:kern w:val="0"/>
+          <w:sz w:val="24"/>
+          <w:szCs w:val="24"/>
+          <w:lang w:eastAsia="en-IN"/>
+          <w14:ligatures w14:val="none"/>
+        </w:rPr>
+        <w:t>You can do:</w:t>
+      </w:r>
+    </w:p>
+    <w:p>
+      <w:pPr>
+        <w:tabs>
+          <w:tab w:val="left" w:pos="916"/>
+          <w:tab w:val="left" w:pos="1832"/>
+          <w:tab w:val="left" w:pos="2748"/>
+          <w:tab w:val="left" w:pos="3664"/>
+          <w:tab w:val="left" w:pos="4580"/>
+          <w:tab w:val="left" w:pos="5496"/>
+          <w:tab w:val="left" w:pos="6412"/>
+          <w:tab w:val="left" w:pos="7328"/>
+          <w:tab w:val="left" w:pos="8244"/>
+          <w:tab w:val="left" w:pos="9160"/>
+          <w:tab w:val="left" w:pos="10076"/>
+          <w:tab w:val="left" w:pos="10992"/>
+          <w:tab w:val="left" w:pos="11908"/>
+          <w:tab w:val="left" w:pos="12824"/>
+          <w:tab w:val="left" w:pos="13740"/>
+          <w:tab w:val="left" w:pos="14656"/>
+        </w:tabs>
+        <w:spacing w:after="0" w:line="240" w:lineRule="auto"/>
+        <w:rPr>
+          <w:rFonts w:ascii="Courier New" w:eastAsia="Times New Roman" w:hAnsi="Courier New" w:cs="Courier New"/>
+          <w:kern w:val="0"/>
+          <w:sz w:val="20"/>
+          <w:szCs w:val="20"/>
+          <w:lang w:eastAsia="en-IN"/>
+          <w14:ligatures w14:val="none"/>
+        </w:rPr>
+      </w:pPr>
+      <w:r>
+        <w:rPr>
+          <w:rFonts w:ascii="Courier New" w:eastAsia="Times New Roman" w:hAnsi="Courier New" w:cs="Courier New"/>
+          <w:kern w:val="0"/>
+          <w:sz w:val="20"/>
+          <w:szCs w:val="20"/>
+          <w:lang w:eastAsia="en-IN"/>
+          <w14:ligatures w14:val="none"/>
+        </w:rPr>
+        <w:t>git commit -am "Update report and sales calculation"</w:t>
+      </w:r>
+    </w:p>
+    <w:p>
+      <w:pPr>
+        <w:spacing w:before="100" w:beforeAutospacing="1" w:after="100" w:afterAutospacing="1" w:line="240" w:lineRule="auto"/>
+        <w:rPr>
+          <w:rFonts w:ascii="Times New Roman" w:eastAsia="Times New Roman" w:hAnsi="Times New Roman" w:cs="Times New Roman"/>
+          <w:kern w:val="0"/>
+          <w:sz w:val="24"/>
+          <w:szCs w:val="24"/>
+          <w:lang w:eastAsia="en-IN"/>
+          <w14:ligatures w14:val="none"/>
+        </w:rPr>
+      </w:pPr>
+      <w:r>
+        <w:rPr>
+          <w:rFonts w:ascii="Times New Roman" w:eastAsia="Times New Roman" w:hAnsi="Times New Roman" w:cs="Times New Roman"/>
+          <w:kern w:val="0"/>
+          <w:sz w:val="24"/>
+          <w:szCs w:val="24"/>
+          <w:lang w:eastAsia="en-IN"/>
+          <w14:ligatures w14:val="none"/>
+        </w:rPr>
+        <w:t xml:space="preserve">The </w:t>
+      </w:r>
+      <w:r>
+        <w:rPr>
+          <w:rFonts w:ascii="Courier New" w:eastAsia="Times New Roman" w:hAnsi="Courier New" w:cs="Courier New"/>
+          <w:kern w:val="0"/>
+          <w:sz w:val="20"/>
+          <w:szCs w:val="20"/>
+          <w:lang w:eastAsia="en-IN"/>
+          <w14:ligatures w14:val="none"/>
+        </w:rPr>
+        <w:t>-a</w:t>
+      </w:r>
+      <w:r>
+        <w:rPr>
+          <w:rFonts w:ascii="Times New Roman" w:eastAsia="Times New Roman" w:hAnsi="Times New Roman" w:cs="Times New Roman"/>
+          <w:kern w:val="0"/>
+          <w:sz w:val="24"/>
+          <w:szCs w:val="24"/>
+          <w:lang w:eastAsia="en-IN"/>
+          <w14:ligatures w14:val="none"/>
+        </w:rPr>
+        <w:t xml:space="preserve"> means:</w:t>
+      </w:r>
+    </w:p>
+    <w:p>
+      <w:pPr>
+        <w:spacing w:beforeAutospacing="1" w:after="100" w:afterAutospacing="1" w:line="240" w:lineRule="auto"/>
+        <w:rPr>
+          <w:rFonts w:ascii="Times New Roman" w:eastAsia="Times New Roman" w:hAnsi="Times New Roman" w:cs="Times New Roman"/>
+          <w:kern w:val="0"/>
+          <w:sz w:val="24"/>
+          <w:szCs w:val="24"/>
+          <w:lang w:eastAsia="en-IN"/>
+          <w14:ligatures w14:val="none"/>
+        </w:rPr>
+      </w:pPr>
+      <w:r>
+        <w:rPr>
+          <w:rFonts w:ascii="Times New Roman" w:eastAsia="Times New Roman" w:hAnsi="Times New Roman" w:cs="Times New Roman"/>
+          <w:b/>
+          <w:bCs/>
+          <w:kern w:val="0"/>
+          <w:sz w:val="24"/>
+          <w:szCs w:val="24"/>
+          <w:lang w:eastAsia="en-IN"/>
+          <w14:ligatures w14:val="none"/>
+        </w:rPr>
+        <w:t>Automatically stage modified and deleted files that Git already knows about.</w:t>
+      </w:r>
+    </w:p>
+    <w:p>
+      <w:pPr>
+        <w:spacing w:before="100" w:beforeAutospacing="1" w:after="100" w:afterAutospacing="1" w:line="240" w:lineRule="auto"/>
+        <w:rPr>
+          <w:rFonts w:ascii="Times New Roman" w:eastAsia="Times New Roman" w:hAnsi="Times New Roman" w:cs="Times New Roman"/>
+          <w:kern w:val="0"/>
+          <w:sz w:val="24"/>
+          <w:szCs w:val="24"/>
+          <w:lang w:eastAsia="en-IN"/>
+          <w14:ligatures w14:val="none"/>
+        </w:rPr>
+      </w:pPr>
+      <w:r>
+        <w:rPr>
+          <w:rFonts w:ascii="Times New Roman" w:eastAsia="Times New Roman" w:hAnsi="Times New Roman" w:cs="Times New Roman"/>
+          <w:kern w:val="0"/>
+          <w:sz w:val="24"/>
+          <w:szCs w:val="24"/>
+          <w:lang w:eastAsia="en-IN"/>
+          <w14:ligatures w14:val="none"/>
+        </w:rPr>
+        <w:t xml:space="preserve">Then </w:t>
+      </w:r>
+      <w:r>
+        <w:rPr>
+          <w:rFonts w:ascii="Courier New" w:eastAsia="Times New Roman" w:hAnsi="Courier New" w:cs="Courier New"/>
+          <w:kern w:val="0"/>
+          <w:sz w:val="20"/>
+          <w:szCs w:val="20"/>
+          <w:lang w:eastAsia="en-IN"/>
+          <w14:ligatures w14:val="none"/>
+        </w:rPr>
+        <w:t>-m</w:t>
+      </w:r>
+      <w:r>
+        <w:rPr>
+          <w:rFonts w:ascii="Times New Roman" w:eastAsia="Times New Roman" w:hAnsi="Times New Roman" w:cs="Times New Roman"/>
+          <w:kern w:val="0"/>
+          <w:sz w:val="24"/>
+          <w:szCs w:val="24"/>
+          <w:lang w:eastAsia="en-IN"/>
+          <w14:ligatures w14:val="none"/>
+        </w:rPr>
+        <w:t xml:space="preserve"> means:</w:t>
+      </w:r>
+    </w:p>
+    <w:p>
+      <w:pPr>
+        <w:spacing w:beforeAutospacing="1" w:after="100" w:afterAutospacing="1" w:line="240" w:lineRule="auto"/>
+        <w:rPr>
+          <w:rFonts w:ascii="Times New Roman" w:eastAsia="Times New Roman" w:hAnsi="Times New Roman" w:cs="Times New Roman"/>
+          <w:kern w:val="0"/>
+          <w:sz w:val="24"/>
+          <w:szCs w:val="24"/>
+          <w:lang w:eastAsia="en-IN"/>
+          <w14:ligatures w14:val="none"/>
+        </w:rPr>
+      </w:pPr>
+      <w:r>
+        <w:rPr>
+          <w:rFonts w:ascii="Times New Roman" w:eastAsia="Times New Roman" w:hAnsi="Times New Roman" w:cs="Times New Roman"/>
+          <w:b/>
+          <w:bCs/>
+          <w:kern w:val="0"/>
+          <w:sz w:val="24"/>
+          <w:szCs w:val="24"/>
+          <w:lang w:eastAsia="en-IN"/>
+          <w14:ligatures w14:val="none"/>
+        </w:rPr>
+        <w:t>Use this commit message.</w:t>
+      </w:r>
+    </w:p>
+    <w:p>
+      <w:pPr>
+        <w:spacing w:before="100" w:beforeAutospacing="1" w:after="100" w:afterAutospacing="1" w:line="240" w:lineRule="auto"/>
+        <w:rPr>
+          <w:rFonts w:ascii="Times New Roman" w:eastAsia="Times New Roman" w:hAnsi="Times New Roman" w:cs="Times New Roman"/>
+          <w:kern w:val="0"/>
+          <w:sz w:val="24"/>
+          <w:szCs w:val="24"/>
+          <w:lang w:eastAsia="en-IN"/>
+          <w14:ligatures w14:val="none"/>
+        </w:rPr>
+      </w:pPr>
+      <w:r>
+        <w:rPr>
+          <w:rFonts w:ascii="Times New Roman" w:eastAsia="Times New Roman" w:hAnsi="Times New Roman" w:cs="Times New Roman"/>
+          <w:kern w:val="0"/>
+          <w:sz w:val="24"/>
+          <w:szCs w:val="24"/>
+          <w:lang w:eastAsia="en-IN"/>
+          <w14:ligatures w14:val="none"/>
+        </w:rPr>
+        <w:t>So:</w:t>
+      </w:r>
+    </w:p>
+    <w:p>
+      <w:pPr>
+        <w:tabs>
+          <w:tab w:val="left" w:pos="916"/>
+          <w:tab w:val="left" w:pos="1832"/>
+          <w:tab w:val="left" w:pos="2748"/>
+          <w:tab w:val="left" w:pos="3664"/>
+          <w:tab w:val="left" w:pos="4580"/>
+          <w:tab w:val="left" w:pos="5496"/>
+          <w:tab w:val="left" w:pos="6412"/>
+          <w:tab w:val="left" w:pos="7328"/>
+          <w:tab w:val="left" w:pos="8244"/>
+          <w:tab w:val="left" w:pos="9160"/>
+          <w:tab w:val="left" w:pos="10076"/>
+          <w:tab w:val="left" w:pos="10992"/>
+          <w:tab w:val="left" w:pos="11908"/>
+          <w:tab w:val="left" w:pos="12824"/>
+          <w:tab w:val="left" w:pos="13740"/>
+          <w:tab w:val="left" w:pos="14656"/>
+        </w:tabs>
+        <w:spacing w:after="0" w:line="240" w:lineRule="auto"/>
+        <w:rPr>
+          <w:rFonts w:ascii="Courier New" w:eastAsia="Times New Roman" w:hAnsi="Courier New" w:cs="Courier New"/>
+          <w:kern w:val="0"/>
+          <w:sz w:val="20"/>
+          <w:szCs w:val="20"/>
+          <w:lang w:eastAsia="en-IN"/>
+          <w14:ligatures w14:val="none"/>
+        </w:rPr>
+      </w:pPr>
+      <w:r>
+        <w:rPr>
+          <w:rFonts w:ascii="Courier New" w:eastAsia="Times New Roman" w:hAnsi="Courier New" w:cs="Courier New"/>
+          <w:kern w:val="0"/>
+          <w:sz w:val="20"/>
+          <w:szCs w:val="20"/>
+          <w:lang w:eastAsia="en-IN"/>
+          <w14:ligatures w14:val="none"/>
+        </w:rPr>
+        <w:t>git commit -am "message"</w:t>
+      </w:r>
+    </w:p>
+    <w:p>
+      <w:pPr>
+        <w:tabs>
+          <w:tab w:val="left" w:pos="916"/>
+          <w:tab w:val="left" w:pos="1832"/>
+          <w:tab w:val="left" w:pos="2748"/>
+          <w:tab w:val="left" w:pos="3664"/>
+          <w:tab w:val="left" w:pos="4580"/>
+          <w:tab w:val="left" w:pos="5496"/>
+          <w:tab w:val="left" w:pos="6412"/>
+          <w:tab w:val="left" w:pos="7328"/>
+          <w:tab w:val="left" w:pos="8244"/>
+          <w:tab w:val="left" w:pos="9160"/>
+          <w:tab w:val="left" w:pos="10076"/>
+          <w:tab w:val="left" w:pos="10992"/>
+          <w:tab w:val="left" w:pos="11908"/>
+          <w:tab w:val="left" w:pos="12824"/>
+          <w:tab w:val="left" w:pos="13740"/>
+          <w:tab w:val="left" w:pos="14656"/>
+        </w:tabs>
+        <w:spacing w:after="0" w:line="240" w:lineRule="auto"/>
+        <w:rPr>
+          <w:rFonts w:ascii="Courier New" w:eastAsia="Times New Roman" w:hAnsi="Courier New" w:cs="Courier New"/>
+          <w:kern w:val="0"/>
+          <w:sz w:val="20"/>
+          <w:szCs w:val="20"/>
+          <w:lang w:eastAsia="en-IN"/>
+          <w14:ligatures w14:val="none"/>
+        </w:rPr>
+      </w:pPr>
+      <w:r>
+        <w:rPr>
+          <w:rFonts w:ascii="Courier New" w:eastAsia="Times New Roman" w:hAnsi="Courier New" w:cs="Courier New"/>
+          <w:kern w:val="0"/>
+          <w:sz w:val="20"/>
+          <w:szCs w:val="20"/>
+          <w:lang w:eastAsia="en-IN"/>
+          <w14:ligatures w14:val="none"/>
+        </w:rPr>
+        <w:t xml:space="preserve">          ↑  ↑</w:t>
+      </w:r>
+    </w:p>
+    <w:p>
+      <w:pPr>
+        <w:tabs>
+          <w:tab w:val="left" w:pos="916"/>
+          <w:tab w:val="left" w:pos="1832"/>
+          <w:tab w:val="left" w:pos="2748"/>
+          <w:tab w:val="left" w:pos="3664"/>
+          <w:tab w:val="left" w:pos="4580"/>
+          <w:tab w:val="left" w:pos="5496"/>
+          <w:tab w:val="left" w:pos="6412"/>
+          <w:tab w:val="left" w:pos="7328"/>
+          <w:tab w:val="left" w:pos="8244"/>
+          <w:tab w:val="left" w:pos="9160"/>
+          <w:tab w:val="left" w:pos="10076"/>
+          <w:tab w:val="left" w:pos="10992"/>
+          <w:tab w:val="left" w:pos="11908"/>
+          <w:tab w:val="left" w:pos="12824"/>
+          <w:tab w:val="left" w:pos="13740"/>
+          <w:tab w:val="left" w:pos="14656"/>
+        </w:tabs>
+        <w:spacing w:after="0" w:line="240" w:lineRule="auto"/>
+        <w:rPr>
+          <w:rFonts w:ascii="Courier New" w:eastAsia="Times New Roman" w:hAnsi="Courier New" w:cs="Courier New"/>
+          <w:kern w:val="0"/>
+          <w:sz w:val="20"/>
+          <w:szCs w:val="20"/>
+          <w:lang w:eastAsia="en-IN"/>
+          <w14:ligatures w14:val="none"/>
+        </w:rPr>
+      </w:pPr>
+      <w:r>
+        <w:rPr>
+          <w:rFonts w:ascii="Courier New" w:eastAsia="Times New Roman" w:hAnsi="Courier New" w:cs="Courier New"/>
+          <w:kern w:val="0"/>
+          <w:sz w:val="20"/>
+          <w:szCs w:val="20"/>
+          <w:lang w:eastAsia="en-IN"/>
+          <w14:ligatures w14:val="none"/>
+        </w:rPr>
+        <w:t xml:space="preserve">          |  |</w:t>
+      </w:r>
+    </w:p>
+    <w:p>
+      <w:pPr>
+        <w:tabs>
+          <w:tab w:val="left" w:pos="916"/>
+          <w:tab w:val="left" w:pos="1832"/>
+          <w:tab w:val="left" w:pos="2748"/>
+          <w:tab w:val="left" w:pos="3664"/>
+          <w:tab w:val="left" w:pos="4580"/>
+          <w:tab w:val="left" w:pos="5496"/>
+          <w:tab w:val="left" w:pos="6412"/>
+          <w:tab w:val="left" w:pos="7328"/>
+          <w:tab w:val="left" w:pos="8244"/>
+          <w:tab w:val="left" w:pos="9160"/>
+          <w:tab w:val="left" w:pos="10076"/>
+          <w:tab w:val="left" w:pos="10992"/>
+          <w:tab w:val="left" w:pos="11908"/>
+          <w:tab w:val="left" w:pos="12824"/>
+          <w:tab w:val="left" w:pos="13740"/>
+          <w:tab w:val="left" w:pos="14656"/>
+        </w:tabs>
+        <w:spacing w:after="0" w:line="240" w:lineRule="auto"/>
+        <w:rPr>
+          <w:rFonts w:ascii="Courier New" w:eastAsia="Times New Roman" w:hAnsi="Courier New" w:cs="Courier New"/>
+          <w:kern w:val="0"/>
+          <w:sz w:val="20"/>
+          <w:szCs w:val="20"/>
+          <w:lang w:eastAsia="en-IN"/>
+          <w14:ligatures w14:val="none"/>
+        </w:rPr>
+      </w:pPr>
+      <w:r>
+        <w:rPr>
+          <w:rFonts w:ascii="Courier New" w:eastAsia="Times New Roman" w:hAnsi="Courier New" w:cs="Courier New"/>
+          <w:kern w:val="0"/>
+          <w:sz w:val="20"/>
+          <w:szCs w:val="20"/>
+          <w:lang w:eastAsia="en-IN"/>
+          <w14:ligatures w14:val="none"/>
+        </w:rPr>
+        <w:t xml:space="preserve">       stage message</w:t>
+      </w:r>
+    </w:p>
+    <w:p>
+      <w:pPr>
+        <w:tabs>
+          <w:tab w:val="left" w:pos="916"/>
+          <w:tab w:val="left" w:pos="1832"/>
+          <w:tab w:val="left" w:pos="2748"/>
+          <w:tab w:val="left" w:pos="3664"/>
+          <w:tab w:val="left" w:pos="4580"/>
+          <w:tab w:val="left" w:pos="5496"/>
+          <w:tab w:val="left" w:pos="6412"/>
+          <w:tab w:val="left" w:pos="7328"/>
+          <w:tab w:val="left" w:pos="8244"/>
+          <w:tab w:val="left" w:pos="9160"/>
+          <w:tab w:val="left" w:pos="10076"/>
+          <w:tab w:val="left" w:pos="10992"/>
+          <w:tab w:val="left" w:pos="11908"/>
+          <w:tab w:val="left" w:pos="12824"/>
+          <w:tab w:val="left" w:pos="13740"/>
+          <w:tab w:val="left" w:pos="14656"/>
+        </w:tabs>
+        <w:spacing w:after="0" w:line="240" w:lineRule="auto"/>
+        <w:rPr>
+          <w:rFonts w:ascii="Courier New" w:eastAsia="Times New Roman" w:hAnsi="Courier New" w:cs="Courier New"/>
+          <w:kern w:val="0"/>
+          <w:sz w:val="20"/>
+          <w:szCs w:val="20"/>
+          <w:lang w:eastAsia="en-IN"/>
+          <w14:ligatures w14:val="none"/>
+        </w:rPr>
+      </w:pPr>
+      <w:r>
+        <w:rPr>
+          <w:rFonts w:ascii="Courier New" w:eastAsia="Times New Roman" w:hAnsi="Courier New" w:cs="Courier New"/>
+          <w:kern w:val="0"/>
+          <w:sz w:val="20"/>
+          <w:szCs w:val="20"/>
+          <w:lang w:eastAsia="en-IN"/>
+          <w14:ligatures w14:val="none"/>
+        </w:rPr>
+        <w:t xml:space="preserve">       tracked files</w:t>
+      </w:r>
+    </w:p>
+    <w:p>
+      <w:pPr>
+        <w:spacing w:after="0" w:line="240" w:lineRule="auto"/>
+        <w:rPr>
+          <w:rFonts w:ascii="Times New Roman" w:eastAsia="Times New Roman" w:hAnsi="Times New Roman" w:cs="Times New Roman"/>
+          <w:kern w:val="0"/>
+          <w:sz w:val="24"/>
+          <w:szCs w:val="24"/>
+          <w:lang w:eastAsia="en-IN"/>
+          <w14:ligatures w14:val="none"/>
+        </w:rPr>
+      </w:pPr>
+      <w:r>
+        <w:rPr>
+          <w:rFonts w:ascii="Times New Roman" w:eastAsia="Times New Roman" w:hAnsi="Times New Roman" w:cs="Times New Roman"/>
+          <w:kern w:val="0"/>
+          <w:sz w:val="24"/>
+          <w:szCs w:val="24"/>
+          <w:lang w:eastAsia="en-IN"/>
+          <w14:ligatures w14:val="none"/>
+        </w:rPr>
+        <w:pict w14:anchorId="02DB5808">
+          <v:rect id="_x0000_i1029" style="width:0;height:1.5pt" o:hralign="center" o:hrstd="t" o:hr="t" fillcolor="#a0a0a0" stroked="f"/>
+        </w:pict>
+      </w:r>
+    </w:p>
+    <w:p>
+      <w:pPr>
+        <w:spacing w:before="100" w:beforeAutospacing="1" w:after="100" w:afterAutospacing="1" w:line="240" w:lineRule="auto"/>
+        <w:outlineLvl w:val="1"/>
+        <w:rPr>
+          <w:rFonts w:ascii="Times New Roman" w:eastAsia="Times New Roman" w:hAnsi="Times New Roman" w:cs="Times New Roman"/>
+          <w:b/>
+          <w:bCs/>
+          <w:kern w:val="0"/>
+          <w:sz w:val="36"/>
+          <w:szCs w:val="36"/>
+          <w:lang w:eastAsia="en-IN"/>
+          <w14:ligatures w14:val="none"/>
+        </w:rPr>
+      </w:pPr>
+      <w:r>
+        <w:rPr>
+          <w:rFonts w:ascii="Times New Roman" w:eastAsia="Times New Roman" w:hAnsi="Times New Roman" w:cs="Times New Roman"/>
+          <w:b/>
+          <w:bCs/>
+          <w:kern w:val="0"/>
+          <w:sz w:val="36"/>
+          <w:szCs w:val="36"/>
+          <w:lang w:eastAsia="en-IN"/>
+          <w14:ligatures w14:val="none"/>
+        </w:rPr>
+        <w:t>The BIG catch</w:t>
+      </w:r>
+    </w:p>
+    <w:p>
+      <w:pPr>
+        <w:spacing w:before="100" w:beforeAutospacing="1" w:after="100" w:afterAutospacing="1" w:line="240" w:lineRule="auto"/>
+        <w:rPr>
+          <w:rFonts w:ascii="Times New Roman" w:eastAsia="Times New Roman" w:hAnsi="Times New Roman" w:cs="Times New Roman"/>
+          <w:kern w:val="0"/>
+          <w:sz w:val="24"/>
+          <w:szCs w:val="24"/>
+          <w:lang w:eastAsia="en-IN"/>
+          <w14:ligatures w14:val="none"/>
+        </w:rPr>
+      </w:pPr>
+      <w:r>
+        <w:rPr>
+          <w:rFonts w:ascii="Courier New" w:eastAsia="Times New Roman" w:hAnsi="Courier New" w:cs="Courier New"/>
+          <w:kern w:val="0"/>
+          <w:sz w:val="20"/>
+          <w:szCs w:val="20"/>
+          <w:lang w:eastAsia="en-IN"/>
+          <w14:ligatures w14:val="none"/>
+        </w:rPr>
+        <w:t>git commit -am</w:t>
+      </w:r>
+      <w:r>
+        <w:rPr>
+          <w:rFonts w:ascii="Times New Roman" w:eastAsia="Times New Roman" w:hAnsi="Times New Roman" w:cs="Times New Roman"/>
+          <w:kern w:val="0"/>
+          <w:sz w:val="24"/>
+          <w:szCs w:val="24"/>
+          <w:lang w:eastAsia="en-IN"/>
+          <w14:ligatures w14:val="none"/>
+        </w:rPr>
+        <w:t xml:space="preserve"> </w:t>
+      </w:r>
+      <w:r>
+        <w:rPr>
+          <w:rFonts w:ascii="Times New Roman" w:eastAsia="Times New Roman" w:hAnsi="Times New Roman" w:cs="Times New Roman"/>
+          <w:b/>
+          <w:bCs/>
+          <w:kern w:val="0"/>
+          <w:sz w:val="24"/>
+          <w:szCs w:val="24"/>
+          <w:lang w:eastAsia="en-IN"/>
+          <w14:ligatures w14:val="none"/>
+        </w:rPr>
+        <w:t>does NOT stage new files</w:t>
+      </w:r>
+      <w:r>
+        <w:rPr>
+          <w:rFonts w:ascii="Times New Roman" w:eastAsia="Times New Roman" w:hAnsi="Times New Roman" w:cs="Times New Roman"/>
+          <w:kern w:val="0"/>
+          <w:sz w:val="24"/>
+          <w:szCs w:val="24"/>
+          <w:lang w:eastAsia="en-IN"/>
+          <w14:ligatures w14:val="none"/>
+        </w:rPr>
+        <w:t>.</w:t>
+      </w:r>
+    </w:p>
+    <w:p>
+      <w:pPr>
+        <w:spacing w:before="100" w:beforeAutospacing="1" w:after="100" w:afterAutospacing="1" w:line="240" w:lineRule="auto"/>
+        <w:rPr>
+          <w:rFonts w:ascii="Times New Roman" w:eastAsia="Times New Roman" w:hAnsi="Times New Roman" w:cs="Times New Roman"/>
+          <w:kern w:val="0"/>
+          <w:sz w:val="24"/>
+          <w:szCs w:val="24"/>
+          <w:lang w:eastAsia="en-IN"/>
+          <w14:ligatures w14:val="none"/>
+        </w:rPr>
+      </w:pPr>
+      <w:r>
+        <w:rPr>
+          <w:rFonts w:ascii="Times New Roman" w:eastAsia="Times New Roman" w:hAnsi="Times New Roman" w:cs="Times New Roman"/>
+          <w:kern w:val="0"/>
+          <w:sz w:val="24"/>
+          <w:szCs w:val="24"/>
+          <w:lang w:eastAsia="en-IN"/>
+          <w14:ligatures w14:val="none"/>
+        </w:rPr>
+        <w:t>Suppose you have:</w:t>
+      </w:r>
+    </w:p>
+    <w:p>
+      <w:pPr>
+        <w:tabs>
+          <w:tab w:val="left" w:pos="916"/>
+          <w:tab w:val="left" w:pos="1832"/>
+          <w:tab w:val="left" w:pos="2748"/>
+          <w:tab w:val="left" w:pos="3664"/>
+          <w:tab w:val="left" w:pos="4580"/>
+          <w:tab w:val="left" w:pos="5496"/>
+          <w:tab w:val="left" w:pos="6412"/>
+          <w:tab w:val="left" w:pos="7328"/>
+          <w:tab w:val="left" w:pos="8244"/>
+          <w:tab w:val="left" w:pos="9160"/>
+          <w:tab w:val="left" w:pos="10076"/>
+          <w:tab w:val="left" w:pos="10992"/>
+          <w:tab w:val="left" w:pos="11908"/>
+          <w:tab w:val="left" w:pos="12824"/>
+          <w:tab w:val="left" w:pos="13740"/>
+          <w:tab w:val="left" w:pos="14656"/>
+        </w:tabs>
+        <w:spacing w:after="0" w:line="240" w:lineRule="auto"/>
+        <w:rPr>
+          <w:rFonts w:ascii="Courier New" w:eastAsia="Times New Roman" w:hAnsi="Courier New" w:cs="Courier New"/>
+          <w:kern w:val="0"/>
+          <w:sz w:val="20"/>
+          <w:szCs w:val="20"/>
+          <w:lang w:eastAsia="en-IN"/>
+          <w14:ligatures w14:val="none"/>
+        </w:rPr>
+      </w:pPr>
+      <w:r>
+        <w:rPr>
+          <w:rFonts w:ascii="Courier New" w:eastAsia="Times New Roman" w:hAnsi="Courier New" w:cs="Courier New"/>
+          <w:kern w:val="0"/>
+          <w:sz w:val="20"/>
+          <w:szCs w:val="20"/>
+          <w:lang w:eastAsia="en-IN"/>
+          <w14:ligatures w14:val="none"/>
+        </w:rPr>
+        <w:t>Existing:</w:t>
+      </w:r>
+    </w:p>
+    <w:p>
+      <w:pPr>
+        <w:tabs>
+          <w:tab w:val="left" w:pos="916"/>
+          <w:tab w:val="left" w:pos="1832"/>
+          <w:tab w:val="left" w:pos="2748"/>
+          <w:tab w:val="left" w:pos="3664"/>
+          <w:tab w:val="left" w:pos="4580"/>
+          <w:tab w:val="left" w:pos="5496"/>
+          <w:tab w:val="left" w:pos="6412"/>
+          <w:tab w:val="left" w:pos="7328"/>
+          <w:tab w:val="left" w:pos="8244"/>
+          <w:tab w:val="left" w:pos="9160"/>
+          <w:tab w:val="left" w:pos="10076"/>
+          <w:tab w:val="left" w:pos="10992"/>
+          <w:tab w:val="left" w:pos="11908"/>
+          <w:tab w:val="left" w:pos="12824"/>
+          <w:tab w:val="left" w:pos="13740"/>
+          <w:tab w:val="left" w:pos="14656"/>
+        </w:tabs>
+        <w:spacing w:after="0" w:line="240" w:lineRule="auto"/>
+        <w:rPr>
+          <w:rFonts w:ascii="Courier New" w:eastAsia="Times New Roman" w:hAnsi="Courier New" w:cs="Courier New"/>
+          <w:kern w:val="0"/>
+          <w:sz w:val="20"/>
+          <w:szCs w:val="20"/>
+          <w:lang w:eastAsia="en-IN"/>
+          <w14:ligatures w14:val="none"/>
+        </w:rPr>
+      </w:pPr>
+      <w:r>
+        <w:rPr>
+          <w:rFonts w:ascii="Courier New" w:eastAsia="Times New Roman" w:hAnsi="Courier New" w:cs="Courier New"/>
+          <w:kern w:val="0"/>
+          <w:sz w:val="20"/>
+          <w:szCs w:val="20"/>
+          <w:lang w:eastAsia="en-IN"/>
+          <w14:ligatures w14:val="none"/>
+        </w:rPr>
+        <w:t>report.xlsx    ← modified</w:t>
+      </w:r>
+    </w:p>
+    <w:p>
+      <w:pPr>
+        <w:tabs>
+          <w:tab w:val="left" w:pos="916"/>
+          <w:tab w:val="left" w:pos="1832"/>
+          <w:tab w:val="left" w:pos="2748"/>
+          <w:tab w:val="left" w:pos="3664"/>
+          <w:tab w:val="left" w:pos="4580"/>
+          <w:tab w:val="left" w:pos="5496"/>
+          <w:tab w:val="left" w:pos="6412"/>
+          <w:tab w:val="left" w:pos="7328"/>
+          <w:tab w:val="left" w:pos="8244"/>
+          <w:tab w:val="left" w:pos="9160"/>
+          <w:tab w:val="left" w:pos="10076"/>
+          <w:tab w:val="left" w:pos="10992"/>
+          <w:tab w:val="left" w:pos="11908"/>
+          <w:tab w:val="left" w:pos="12824"/>
+          <w:tab w:val="left" w:pos="13740"/>
+          <w:tab w:val="left" w:pos="14656"/>
+        </w:tabs>
+        <w:spacing w:after="0" w:line="240" w:lineRule="auto"/>
+        <w:rPr>
+          <w:rFonts w:ascii="Courier New" w:eastAsia="Times New Roman" w:hAnsi="Courier New" w:cs="Courier New"/>
+          <w:kern w:val="0"/>
+          <w:sz w:val="20"/>
+          <w:szCs w:val="20"/>
+          <w:lang w:eastAsia="en-IN"/>
+          <w14:ligatures w14:val="none"/>
+        </w:rPr>
+      </w:pPr>
+    </w:p>
+    <w:p>
+      <w:pPr>
+        <w:tabs>
+          <w:tab w:val="left" w:pos="916"/>
+          <w:tab w:val="left" w:pos="1832"/>
+          <w:tab w:val="left" w:pos="2748"/>
+          <w:tab w:val="left" w:pos="3664"/>
+          <w:tab w:val="left" w:pos="4580"/>
+          <w:tab w:val="left" w:pos="5496"/>
+          <w:tab w:val="left" w:pos="6412"/>
+          <w:tab w:val="left" w:pos="7328"/>
+          <w:tab w:val="left" w:pos="8244"/>
+          <w:tab w:val="left" w:pos="9160"/>
+          <w:tab w:val="left" w:pos="10076"/>
+          <w:tab w:val="left" w:pos="10992"/>
+          <w:tab w:val="left" w:pos="11908"/>
+          <w:tab w:val="left" w:pos="12824"/>
+          <w:tab w:val="left" w:pos="13740"/>
+          <w:tab w:val="left" w:pos="14656"/>
+        </w:tabs>
+        <w:spacing w:after="0" w:line="240" w:lineRule="auto"/>
+        <w:rPr>
+          <w:rFonts w:ascii="Courier New" w:eastAsia="Times New Roman" w:hAnsi="Courier New" w:cs="Courier New"/>
+          <w:kern w:val="0"/>
+          <w:sz w:val="20"/>
+          <w:szCs w:val="20"/>
+          <w:lang w:eastAsia="en-IN"/>
+          <w14:ligatures w14:val="none"/>
+        </w:rPr>
+      </w:pPr>
+      <w:r>
+        <w:rPr>
+          <w:rFonts w:ascii="Courier New" w:eastAsia="Times New Roman" w:hAnsi="Courier New" w:cs="Courier New"/>
+          <w:kern w:val="0"/>
+          <w:sz w:val="20"/>
+          <w:szCs w:val="20"/>
+          <w:lang w:eastAsia="en-IN"/>
+          <w14:ligatures w14:val="none"/>
+        </w:rPr>
+        <w:t>New:</w:t>
+      </w:r>
+    </w:p>
+    <w:p>
+      <w:pPr>
+        <w:tabs>
+          <w:tab w:val="left" w:pos="916"/>
+          <w:tab w:val="left" w:pos="1832"/>
+          <w:tab w:val="left" w:pos="2748"/>
+          <w:tab w:val="left" w:pos="3664"/>
+          <w:tab w:val="left" w:pos="4580"/>
+          <w:tab w:val="left" w:pos="5496"/>
+          <w:tab w:val="left" w:pos="6412"/>
+          <w:tab w:val="left" w:pos="7328"/>
+          <w:tab w:val="left" w:pos="8244"/>
+          <w:tab w:val="left" w:pos="9160"/>
+          <w:tab w:val="left" w:pos="10076"/>
+          <w:tab w:val="left" w:pos="10992"/>
+          <w:tab w:val="left" w:pos="11908"/>
+          <w:tab w:val="left" w:pos="12824"/>
+          <w:tab w:val="left" w:pos="13740"/>
+          <w:tab w:val="left" w:pos="14656"/>
+        </w:tabs>
+        <w:spacing w:after="0" w:line="240" w:lineRule="auto"/>
+        <w:rPr>
+          <w:rFonts w:ascii="Courier New" w:eastAsia="Times New Roman" w:hAnsi="Courier New" w:cs="Courier New"/>
+          <w:kern w:val="0"/>
+          <w:sz w:val="20"/>
+          <w:szCs w:val="20"/>
+          <w:lang w:eastAsia="en-IN"/>
+          <w14:ligatures w14:val="none"/>
+        </w:rPr>
+      </w:pPr>
+      <w:r>
+        <w:rPr>
+          <w:rFonts w:ascii="Courier New" w:eastAsia="Times New Roman" w:hAnsi="Courier New" w:cs="Courier New"/>
+          <w:kern w:val="0"/>
+          <w:sz w:val="20"/>
+          <w:szCs w:val="20"/>
+          <w:lang w:eastAsia="en-IN"/>
+          <w14:ligatures w14:val="none"/>
+        </w:rPr>
+        <w:t>summary.txt    ← newly created</w:t>
+      </w:r>
+    </w:p>
+    <w:p>
+      <w:pPr>
+        <w:spacing w:before="100" w:beforeAutospacing="1" w:after="100" w:afterAutospacing="1" w:line="240" w:lineRule="auto"/>
+        <w:rPr>
+          <w:rFonts w:ascii="Times New Roman" w:eastAsia="Times New Roman" w:hAnsi="Times New Roman" w:cs="Times New Roman"/>
+          <w:kern w:val="0"/>
+          <w:sz w:val="24"/>
+          <w:szCs w:val="24"/>
+          <w:lang w:eastAsia="en-IN"/>
+          <w14:ligatures w14:val="none"/>
+        </w:rPr>
+      </w:pPr>
+      <w:r>
+        <w:rPr>
+          <w:rFonts w:ascii="Times New Roman" w:eastAsia="Times New Roman" w:hAnsi="Times New Roman" w:cs="Times New Roman"/>
+          <w:kern w:val="0"/>
+          <w:sz w:val="24"/>
+          <w:szCs w:val="24"/>
+          <w:lang w:eastAsia="en-IN"/>
+          <w14:ligatures w14:val="none"/>
+        </w:rPr>
+        <w:t>You run:</w:t>
+      </w:r>
+    </w:p>
+    <w:p>
+      <w:pPr>
+        <w:tabs>
+          <w:tab w:val="left" w:pos="916"/>
+          <w:tab w:val="left" w:pos="1832"/>
+          <w:tab w:val="left" w:pos="2748"/>
+          <w:tab w:val="left" w:pos="3664"/>
+          <w:tab w:val="left" w:pos="4580"/>
+          <w:tab w:val="left" w:pos="5496"/>
+          <w:tab w:val="left" w:pos="6412"/>
+          <w:tab w:val="left" w:pos="7328"/>
+          <w:tab w:val="left" w:pos="8244"/>
+          <w:tab w:val="left" w:pos="9160"/>
+          <w:tab w:val="left" w:pos="10076"/>
+          <w:tab w:val="left" w:pos="10992"/>
+          <w:tab w:val="left" w:pos="11908"/>
+          <w:tab w:val="left" w:pos="12824"/>
+          <w:tab w:val="left" w:pos="13740"/>
+          <w:tab w:val="left" w:pos="14656"/>
+        </w:tabs>
+        <w:spacing w:after="0" w:line="240" w:lineRule="auto"/>
+        <w:rPr>
+          <w:rFonts w:ascii="Courier New" w:eastAsia="Times New Roman" w:hAnsi="Courier New" w:cs="Courier New"/>
+          <w:kern w:val="0"/>
+          <w:sz w:val="20"/>
+          <w:szCs w:val="20"/>
+          <w:lang w:eastAsia="en-IN"/>
+          <w14:ligatures w14:val="none"/>
+        </w:rPr>
+      </w:pPr>
+      <w:r>
+        <w:rPr>
+          <w:rFonts w:ascii="Courier New" w:eastAsia="Times New Roman" w:hAnsi="Courier New" w:cs="Courier New"/>
+          <w:kern w:val="0"/>
+          <w:sz w:val="20"/>
+          <w:szCs w:val="20"/>
+          <w:lang w:eastAsia="en-IN"/>
+          <w14:ligatures w14:val="none"/>
+        </w:rPr>
+        <w:t>git commit -am "Update report"</w:t>
+      </w:r>
+    </w:p>
+    <w:p>
+      <w:pPr>
+        <w:spacing w:before="100" w:beforeAutospacing="1" w:after="100" w:afterAutospacing="1" w:line="240" w:lineRule="auto"/>
+        <w:rPr>
+          <w:rFonts w:ascii="Times New Roman" w:eastAsia="Times New Roman" w:hAnsi="Times New Roman" w:cs="Times New Roman"/>
+          <w:kern w:val="0"/>
+          <w:sz w:val="24"/>
+          <w:szCs w:val="24"/>
+          <w:lang w:eastAsia="en-IN"/>
+          <w14:ligatures w14:val="none"/>
+        </w:rPr>
+      </w:pPr>
+      <w:r>
+        <w:rPr>
+          <w:rFonts w:ascii="Times New Roman" w:eastAsia="Times New Roman" w:hAnsi="Times New Roman" w:cs="Times New Roman"/>
+          <w:kern w:val="0"/>
+          <w:sz w:val="24"/>
+          <w:szCs w:val="24"/>
+          <w:lang w:eastAsia="en-IN"/>
+          <w14:ligatures w14:val="none"/>
+        </w:rPr>
+        <w:t>Result:</w:t>
+      </w:r>
+    </w:p>
+    <w:p>
+      <w:pPr>
+        <w:tabs>
+          <w:tab w:val="left" w:pos="916"/>
+          <w:tab w:val="left" w:pos="1832"/>
+          <w:tab w:val="left" w:pos="2748"/>
+          <w:tab w:val="left" w:pos="3664"/>
+          <w:tab w:val="left" w:pos="4580"/>
+          <w:tab w:val="left" w:pos="5496"/>
+          <w:tab w:val="left" w:pos="6412"/>
+          <w:tab w:val="left" w:pos="7328"/>
+          <w:tab w:val="left" w:pos="8244"/>
+          <w:tab w:val="left" w:pos="9160"/>
+          <w:tab w:val="left" w:pos="10076"/>
+          <w:tab w:val="left" w:pos="10992"/>
+          <w:tab w:val="left" w:pos="11908"/>
+          <w:tab w:val="left" w:pos="12824"/>
+          <w:tab w:val="left" w:pos="13740"/>
+          <w:tab w:val="left" w:pos="14656"/>
+        </w:tabs>
+        <w:spacing w:after="0" w:line="240" w:lineRule="auto"/>
+        <w:rPr>
+          <w:rFonts w:ascii="Courier New" w:eastAsia="Times New Roman" w:hAnsi="Courier New" w:cs="Courier New"/>
+          <w:kern w:val="0"/>
+          <w:sz w:val="20"/>
+          <w:szCs w:val="20"/>
+          <w:lang w:eastAsia="en-IN"/>
+          <w14:ligatures w14:val="none"/>
+        </w:rPr>
+      </w:pPr>
+      <w:r>
+        <w:rPr>
+          <w:rFonts w:ascii="Courier New" w:eastAsia="Times New Roman" w:hAnsi="Courier New" w:cs="Courier New"/>
+          <w:kern w:val="0"/>
+          <w:sz w:val="20"/>
+          <w:szCs w:val="20"/>
+          <w:lang w:eastAsia="en-IN"/>
+          <w14:ligatures w14:val="none"/>
+        </w:rPr>
+        <w:t xml:space="preserve">report.xlsx   → </w:t>
+      </w:r>
+      <w:r>
+        <w:rPr>
+          <w:rFonts w:ascii="Segoe UI Emoji" w:eastAsia="Times New Roman" w:hAnsi="Segoe UI Emoji" w:cs="Segoe UI Emoji"/>
+          <w:kern w:val="0"/>
+          <w:sz w:val="20"/>
+          <w:szCs w:val="20"/>
+          <w:lang w:eastAsia="en-IN"/>
+          <w14:ligatures w14:val="none"/>
+        </w:rPr>
+        <w:t>✅</w:t>
+      </w:r>
+      <w:r>
+        <w:rPr>
+          <w:rFonts w:ascii="Courier New" w:eastAsia="Times New Roman" w:hAnsi="Courier New" w:cs="Courier New"/>
+          <w:kern w:val="0"/>
+          <w:sz w:val="20"/>
+          <w:szCs w:val="20"/>
+          <w:lang w:eastAsia="en-IN"/>
+          <w14:ligatures w14:val="none"/>
+        </w:rPr>
+        <w:t xml:space="preserve"> committed</w:t>
+      </w:r>
+    </w:p>
+    <w:p>
+      <w:pPr>
+        <w:tabs>
+          <w:tab w:val="left" w:pos="916"/>
+          <w:tab w:val="left" w:pos="1832"/>
+          <w:tab w:val="left" w:pos="2748"/>
+          <w:tab w:val="left" w:pos="3664"/>
+          <w:tab w:val="left" w:pos="4580"/>
+          <w:tab w:val="left" w:pos="5496"/>
+          <w:tab w:val="left" w:pos="6412"/>
+          <w:tab w:val="left" w:pos="7328"/>
+          <w:tab w:val="left" w:pos="8244"/>
+          <w:tab w:val="left" w:pos="9160"/>
+          <w:tab w:val="left" w:pos="10076"/>
+          <w:tab w:val="left" w:pos="10992"/>
+          <w:tab w:val="left" w:pos="11908"/>
+          <w:tab w:val="left" w:pos="12824"/>
+          <w:tab w:val="left" w:pos="13740"/>
+          <w:tab w:val="left" w:pos="14656"/>
+        </w:tabs>
+        <w:spacing w:after="0" w:line="240" w:lineRule="auto"/>
+        <w:rPr>
+          <w:rFonts w:ascii="Courier New" w:eastAsia="Times New Roman" w:hAnsi="Courier New" w:cs="Courier New"/>
+          <w:kern w:val="0"/>
+          <w:sz w:val="20"/>
+          <w:szCs w:val="20"/>
+          <w:lang w:eastAsia="en-IN"/>
+          <w14:ligatures w14:val="none"/>
+        </w:rPr>
+      </w:pPr>
+      <w:r>
+        <w:rPr>
+          <w:rFonts w:ascii="Courier New" w:eastAsia="Times New Roman" w:hAnsi="Courier New" w:cs="Courier New"/>
+          <w:kern w:val="0"/>
+          <w:sz w:val="20"/>
+          <w:szCs w:val="20"/>
+          <w:lang w:eastAsia="en-IN"/>
+          <w14:ligatures w14:val="none"/>
+        </w:rPr>
+        <w:t xml:space="preserve">summary.txt   → </w:t>
+      </w:r>
+      <w:r>
+        <w:rPr>
+          <w:rFonts w:ascii="Segoe UI Emoji" w:eastAsia="Times New Roman" w:hAnsi="Segoe UI Emoji" w:cs="Segoe UI Emoji"/>
+          <w:kern w:val="0"/>
+          <w:sz w:val="20"/>
+          <w:szCs w:val="20"/>
+          <w:lang w:eastAsia="en-IN"/>
+          <w14:ligatures w14:val="none"/>
+        </w:rPr>
+        <w:t>❌</w:t>
+      </w:r>
+      <w:r>
+        <w:rPr>
+          <w:rFonts w:ascii="Courier New" w:eastAsia="Times New Roman" w:hAnsi="Courier New" w:cs="Courier New"/>
+          <w:kern w:val="0"/>
+          <w:sz w:val="20"/>
+          <w:szCs w:val="20"/>
+          <w:lang w:eastAsia="en-IN"/>
+          <w14:ligatures w14:val="none"/>
+        </w:rPr>
+        <w:t xml:space="preserve"> NOT committed</w:t>
+      </w:r>
+    </w:p>
+    <w:p>
+      <w:pPr>
+        <w:spacing w:before="100" w:beforeAutospacing="1" w:after="100" w:afterAutospacing="1" w:line="240" w:lineRule="auto"/>
+        <w:rPr>
+          <w:rFonts w:ascii="Times New Roman" w:eastAsia="Times New Roman" w:hAnsi="Times New Roman" w:cs="Times New Roman"/>
+          <w:kern w:val="0"/>
+          <w:sz w:val="24"/>
+          <w:szCs w:val="24"/>
+          <w:lang w:eastAsia="en-IN"/>
+          <w14:ligatures w14:val="none"/>
+        </w:rPr>
+      </w:pPr>
+      <w:r>
+        <w:rPr>
+          <w:rFonts w:ascii="Times New Roman" w:eastAsia="Times New Roman" w:hAnsi="Times New Roman" w:cs="Times New Roman"/>
+          <w:kern w:val="0"/>
+          <w:sz w:val="24"/>
+          <w:szCs w:val="24"/>
+          <w:lang w:eastAsia="en-IN"/>
+          <w14:ligatures w14:val="none"/>
+        </w:rPr>
+        <w:lastRenderedPageBreak/>
+        <w:t xml:space="preserve">Because Git didn't previously know about </w:t>
+      </w:r>
+      <w:r>
+        <w:rPr>
+          <w:rFonts w:ascii="Courier New" w:eastAsia="Times New Roman" w:hAnsi="Courier New" w:cs="Courier New"/>
+          <w:kern w:val="0"/>
+          <w:sz w:val="20"/>
+          <w:szCs w:val="20"/>
+          <w:lang w:eastAsia="en-IN"/>
+          <w14:ligatures w14:val="none"/>
+        </w:rPr>
+        <w:t>summary.txt</w:t>
+      </w:r>
+      <w:r>
+        <w:rPr>
+          <w:rFonts w:ascii="Times New Roman" w:eastAsia="Times New Roman" w:hAnsi="Times New Roman" w:cs="Times New Roman"/>
+          <w:kern w:val="0"/>
+          <w:sz w:val="24"/>
+          <w:szCs w:val="24"/>
+          <w:lang w:eastAsia="en-IN"/>
+          <w14:ligatures w14:val="none"/>
+        </w:rPr>
+        <w:t>.</w:t>
+      </w:r>
+    </w:p>
+    <w:p>
+      <w:pPr>
+        <w:spacing w:before="100" w:beforeAutospacing="1" w:after="100" w:afterAutospacing="1" w:line="240" w:lineRule="auto"/>
+        <w:rPr>
+          <w:rFonts w:ascii="Times New Roman" w:eastAsia="Times New Roman" w:hAnsi="Times New Roman" w:cs="Times New Roman"/>
+          <w:kern w:val="0"/>
+          <w:sz w:val="24"/>
+          <w:szCs w:val="24"/>
+          <w:lang w:eastAsia="en-IN"/>
+          <w14:ligatures w14:val="none"/>
+        </w:rPr>
+      </w:pPr>
+      <w:r>
+        <w:rPr>
+          <w:rFonts w:ascii="Times New Roman" w:eastAsia="Times New Roman" w:hAnsi="Times New Roman" w:cs="Times New Roman"/>
+          <w:kern w:val="0"/>
+          <w:sz w:val="24"/>
+          <w:szCs w:val="24"/>
+          <w:lang w:eastAsia="en-IN"/>
+          <w14:ligatures w14:val="none"/>
+        </w:rPr>
+        <w:t>You need:</w:t>
+      </w:r>
+    </w:p>
+    <w:p>
+      <w:pPr>
+        <w:tabs>
+          <w:tab w:val="left" w:pos="916"/>
+          <w:tab w:val="left" w:pos="1832"/>
+          <w:tab w:val="left" w:pos="2748"/>
+          <w:tab w:val="left" w:pos="3664"/>
+          <w:tab w:val="left" w:pos="4580"/>
+          <w:tab w:val="left" w:pos="5496"/>
+          <w:tab w:val="left" w:pos="6412"/>
+          <w:tab w:val="left" w:pos="7328"/>
+          <w:tab w:val="left" w:pos="8244"/>
+          <w:tab w:val="left" w:pos="9160"/>
+          <w:tab w:val="left" w:pos="10076"/>
+          <w:tab w:val="left" w:pos="10992"/>
+          <w:tab w:val="left" w:pos="11908"/>
+          <w:tab w:val="left" w:pos="12824"/>
+          <w:tab w:val="left" w:pos="13740"/>
+          <w:tab w:val="left" w:pos="14656"/>
+        </w:tabs>
+        <w:spacing w:after="0" w:line="240" w:lineRule="auto"/>
+        <w:rPr>
+          <w:rFonts w:ascii="Courier New" w:eastAsia="Times New Roman" w:hAnsi="Courier New" w:cs="Courier New"/>
+          <w:kern w:val="0"/>
+          <w:sz w:val="20"/>
+          <w:szCs w:val="20"/>
+          <w:lang w:eastAsia="en-IN"/>
+          <w14:ligatures w14:val="none"/>
+        </w:rPr>
+      </w:pPr>
+      <w:r>
+        <w:rPr>
+          <w:rFonts w:ascii="Courier New" w:eastAsia="Times New Roman" w:hAnsi="Courier New" w:cs="Courier New"/>
+          <w:kern w:val="0"/>
+          <w:sz w:val="20"/>
+          <w:szCs w:val="20"/>
+          <w:lang w:eastAsia="en-IN"/>
+          <w14:ligatures w14:val="none"/>
+        </w:rPr>
+        <w:t>git add summary.txt</w:t>
+      </w:r>
+    </w:p>
+    <w:p>
+      <w:pPr>
+        <w:tabs>
+          <w:tab w:val="left" w:pos="916"/>
+          <w:tab w:val="left" w:pos="1832"/>
+          <w:tab w:val="left" w:pos="2748"/>
+          <w:tab w:val="left" w:pos="3664"/>
+          <w:tab w:val="left" w:pos="4580"/>
+          <w:tab w:val="left" w:pos="5496"/>
+          <w:tab w:val="left" w:pos="6412"/>
+          <w:tab w:val="left" w:pos="7328"/>
+          <w:tab w:val="left" w:pos="8244"/>
+          <w:tab w:val="left" w:pos="9160"/>
+          <w:tab w:val="left" w:pos="10076"/>
+          <w:tab w:val="left" w:pos="10992"/>
+          <w:tab w:val="left" w:pos="11908"/>
+          <w:tab w:val="left" w:pos="12824"/>
+          <w:tab w:val="left" w:pos="13740"/>
+          <w:tab w:val="left" w:pos="14656"/>
+        </w:tabs>
+        <w:spacing w:after="0" w:line="240" w:lineRule="auto"/>
+        <w:rPr>
+          <w:rFonts w:ascii="Courier New" w:eastAsia="Times New Roman" w:hAnsi="Courier New" w:cs="Courier New"/>
+          <w:kern w:val="0"/>
+          <w:sz w:val="20"/>
+          <w:szCs w:val="20"/>
+          <w:lang w:eastAsia="en-IN"/>
+          <w14:ligatures w14:val="none"/>
+        </w:rPr>
+      </w:pPr>
+      <w:r>
+        <w:rPr>
+          <w:rFonts w:ascii="Courier New" w:eastAsia="Times New Roman" w:hAnsi="Courier New" w:cs="Courier New"/>
+          <w:kern w:val="0"/>
+          <w:sz w:val="20"/>
+          <w:szCs w:val="20"/>
+          <w:lang w:eastAsia="en-IN"/>
+          <w14:ligatures w14:val="none"/>
+        </w:rPr>
+        <w:t>git commit -m "Add summary"</w:t>
+      </w:r>
+    </w:p>
+    <w:p>
+      <w:pPr>
+        <w:spacing w:after="0" w:line="240" w:lineRule="auto"/>
+        <w:rPr>
+          <w:rFonts w:ascii="Times New Roman" w:eastAsia="Times New Roman" w:hAnsi="Times New Roman" w:cs="Times New Roman"/>
+          <w:kern w:val="0"/>
+          <w:sz w:val="24"/>
+          <w:szCs w:val="24"/>
+          <w:lang w:eastAsia="en-IN"/>
+          <w14:ligatures w14:val="none"/>
+        </w:rPr>
+      </w:pPr>
+      <w:r>
+        <w:rPr>
+          <w:rFonts w:ascii="Times New Roman" w:eastAsia="Times New Roman" w:hAnsi="Times New Roman" w:cs="Times New Roman"/>
+          <w:kern w:val="0"/>
+          <w:sz w:val="24"/>
+          <w:szCs w:val="24"/>
+          <w:lang w:eastAsia="en-IN"/>
+          <w14:ligatures w14:val="none"/>
+        </w:rPr>
+        <w:pict w14:anchorId="33CCEDAB">
+          <v:rect id="_x0000_i1030" style="width:0;height:1.5pt" o:hralign="center" o:hrstd="t" o:hr="t" fillcolor="#a0a0a0" stroked="f"/>
+        </w:pict>
+      </w:r>
+    </w:p>
+    <w:p>
+      <w:pPr>
+        <w:spacing w:before="100" w:beforeAutospacing="1" w:after="100" w:afterAutospacing="1" w:line="240" w:lineRule="auto"/>
+        <w:outlineLvl w:val="0"/>
+        <w:rPr>
+          <w:rFonts w:ascii="Times New Roman" w:eastAsia="Times New Roman" w:hAnsi="Times New Roman" w:cs="Times New Roman"/>
+          <w:b/>
+          <w:bCs/>
+          <w:kern w:val="36"/>
+          <w:sz w:val="48"/>
+          <w:szCs w:val="48"/>
+          <w:lang w:eastAsia="en-IN"/>
+          <w14:ligatures w14:val="none"/>
+        </w:rPr>
+      </w:pPr>
+      <w:r>
+        <w:rPr>
+          <w:rFonts w:ascii="Times New Roman" w:eastAsia="Times New Roman" w:hAnsi="Times New Roman" w:cs="Times New Roman"/>
+          <w:b/>
+          <w:bCs/>
+          <w:kern w:val="36"/>
+          <w:sz w:val="48"/>
+          <w:szCs w:val="48"/>
+          <w:lang w:eastAsia="en-IN"/>
+          <w14:ligatures w14:val="none"/>
+        </w:rPr>
+        <w:t>Side-by-side</w:t>
+      </w:r>
+    </w:p>
+    <w:tbl>
+      <w:tblPr>
+        <w:tblStyle w:val="TableGrid"/>
+        <w:tblW w:w="0" w:type="auto"/>
+        <w:tblLook w:val="04A0" w:firstRow="1" w:lastRow="0" w:firstColumn="1" w:lastColumn="0" w:noHBand="0" w:noVBand="1"/>
+      </w:tblPr>
+      <w:tblGrid>
+        <w:gridCol w:w="2857"/>
+        <w:gridCol w:w="5162"/>
+      </w:tblGrid>
+      <w:tr>
+        <w:tc>
+          <w:tcPr>
+            <w:tcW w:w="0" w:type="auto"/>
+            <w:hideMark/>
+          </w:tcPr>
+          <w:p>
+            <w:pPr>
+              <w:jc w:val="center"/>
+              <w:rPr>
+                <w:rFonts w:ascii="Times New Roman" w:eastAsia="Times New Roman" w:hAnsi="Times New Roman" w:cs="Times New Roman"/>
+                <w:b/>
+                <w:bCs/>
+                <w:kern w:val="0"/>
+                <w:sz w:val="24"/>
+                <w:szCs w:val="24"/>
+                <w:lang w:eastAsia="en-IN"/>
+                <w14:ligatures w14:val="none"/>
+              </w:rPr>
+            </w:pPr>
+            <w:r>
+              <w:rPr>
+                <w:rFonts w:ascii="Times New Roman" w:eastAsia="Times New Roman" w:hAnsi="Times New Roman" w:cs="Times New Roman"/>
+                <w:b/>
+                <w:bCs/>
+                <w:kern w:val="0"/>
+                <w:sz w:val="24"/>
+                <w:szCs w:val="24"/>
+                <w:lang w:eastAsia="en-IN"/>
+                <w14:ligatures w14:val="none"/>
+              </w:rPr>
+              <w:t>Command</w:t>
+            </w:r>
+          </w:p>
+        </w:tc>
+        <w:tc>
+          <w:tcPr>
+            <w:tcW w:w="0" w:type="auto"/>
+            <w:hideMark/>
+          </w:tcPr>
+          <w:p>
+            <w:pPr>
+              <w:jc w:val="center"/>
+              <w:rPr>
+                <w:rFonts w:ascii="Times New Roman" w:eastAsia="Times New Roman" w:hAnsi="Times New Roman" w:cs="Times New Roman"/>
+                <w:b/>
+                <w:bCs/>
+                <w:kern w:val="0"/>
+                <w:sz w:val="24"/>
+                <w:szCs w:val="24"/>
+                <w:lang w:eastAsia="en-IN"/>
+                <w14:ligatures w14:val="none"/>
+              </w:rPr>
+            </w:pPr>
+            <w:r>
+              <w:rPr>
+                <w:rFonts w:ascii="Times New Roman" w:eastAsia="Times New Roman" w:hAnsi="Times New Roman" w:cs="Times New Roman"/>
+                <w:b/>
+                <w:bCs/>
+                <w:kern w:val="0"/>
+                <w:sz w:val="24"/>
+                <w:szCs w:val="24"/>
+                <w:lang w:eastAsia="en-IN"/>
+                <w14:ligatures w14:val="none"/>
+              </w:rPr>
+              <w:t>What it does</w:t>
+            </w:r>
+          </w:p>
+        </w:tc>
+      </w:tr>
+      <w:tr>
+        <w:tc>
+          <w:tcPr>
+            <w:tcW w:w="0" w:type="auto"/>
+            <w:hideMark/>
+          </w:tcPr>
+          <w:p>
+            <w:pPr>
+              <w:rPr>
+                <w:rFonts w:ascii="Times New Roman" w:eastAsia="Times New Roman" w:hAnsi="Times New Roman" w:cs="Times New Roman"/>
+                <w:kern w:val="0"/>
+                <w:sz w:val="24"/>
+                <w:szCs w:val="24"/>
+                <w:lang w:eastAsia="en-IN"/>
+                <w14:ligatures w14:val="none"/>
+              </w:rPr>
+            </w:pPr>
+            <w:r>
+              <w:rPr>
+                <w:rFonts w:ascii="Courier New" w:eastAsia="Times New Roman" w:hAnsi="Courier New" w:cs="Courier New"/>
+                <w:kern w:val="0"/>
+                <w:sz w:val="20"/>
+                <w:szCs w:val="20"/>
+                <w:lang w:eastAsia="en-IN"/>
+                <w14:ligatures w14:val="none"/>
+              </w:rPr>
+              <w:t>git commit -m "</w:t>
+            </w:r>
+            <w:proofErr w:type="spellStart"/>
+            <w:r>
+              <w:rPr>
+                <w:rFonts w:ascii="Courier New" w:eastAsia="Times New Roman" w:hAnsi="Courier New" w:cs="Courier New"/>
+                <w:kern w:val="0"/>
+                <w:sz w:val="20"/>
+                <w:szCs w:val="20"/>
+                <w:lang w:eastAsia="en-IN"/>
+                <w14:ligatures w14:val="none"/>
+              </w:rPr>
+              <w:t>msg</w:t>
+            </w:r>
+            <w:proofErr w:type="spellEnd"/>
+            <w:r>
+              <w:rPr>
+                <w:rFonts w:ascii="Courier New" w:eastAsia="Times New Roman" w:hAnsi="Courier New" w:cs="Courier New"/>
+                <w:kern w:val="0"/>
+                <w:sz w:val="20"/>
+                <w:szCs w:val="20"/>
+                <w:lang w:eastAsia="en-IN"/>
+                <w14:ligatures w14:val="none"/>
+              </w:rPr>
+              <w:t>"</w:t>
+            </w:r>
+          </w:p>
+        </w:tc>
+        <w:tc>
+          <w:tcPr>
+            <w:tcW w:w="0" w:type="auto"/>
+            <w:hideMark/>
+          </w:tcPr>
+          <w:p>
+            <w:pPr>
+              <w:rPr>
+                <w:rFonts w:ascii="Times New Roman" w:eastAsia="Times New Roman" w:hAnsi="Times New Roman" w:cs="Times New Roman"/>
+                <w:kern w:val="0"/>
+                <w:sz w:val="24"/>
+                <w:szCs w:val="24"/>
+                <w:lang w:eastAsia="en-IN"/>
+                <w14:ligatures w14:val="none"/>
+              </w:rPr>
+            </w:pPr>
+            <w:r>
+              <w:rPr>
+                <w:rFonts w:ascii="Times New Roman" w:eastAsia="Times New Roman" w:hAnsi="Times New Roman" w:cs="Times New Roman"/>
+                <w:kern w:val="0"/>
+                <w:sz w:val="24"/>
+                <w:szCs w:val="24"/>
+                <w:lang w:eastAsia="en-IN"/>
+                <w14:ligatures w14:val="none"/>
+              </w:rPr>
+              <w:t xml:space="preserve">Commit </w:t>
+            </w:r>
+            <w:r>
+              <w:rPr>
+                <w:rFonts w:ascii="Times New Roman" w:eastAsia="Times New Roman" w:hAnsi="Times New Roman" w:cs="Times New Roman"/>
+                <w:b/>
+                <w:bCs/>
+                <w:kern w:val="0"/>
+                <w:sz w:val="24"/>
+                <w:szCs w:val="24"/>
+                <w:lang w:eastAsia="en-IN"/>
+                <w14:ligatures w14:val="none"/>
+              </w:rPr>
+              <w:t>already staged</w:t>
+            </w:r>
+            <w:r>
+              <w:rPr>
+                <w:rFonts w:ascii="Times New Roman" w:eastAsia="Times New Roman" w:hAnsi="Times New Roman" w:cs="Times New Roman"/>
+                <w:kern w:val="0"/>
+                <w:sz w:val="24"/>
+                <w:szCs w:val="24"/>
+                <w:lang w:eastAsia="en-IN"/>
+                <w14:ligatures w14:val="none"/>
+              </w:rPr>
+              <w:t xml:space="preserve"> changes</w:t>
+            </w:r>
+          </w:p>
+        </w:tc>
+      </w:tr>
+      <w:tr>
+        <w:tc>
+          <w:tcPr>
+            <w:tcW w:w="0" w:type="auto"/>
+            <w:hideMark/>
+          </w:tcPr>
+          <w:p>
+            <w:pPr>
+              <w:rPr>
+                <w:rFonts w:ascii="Times New Roman" w:eastAsia="Times New Roman" w:hAnsi="Times New Roman" w:cs="Times New Roman"/>
+                <w:kern w:val="0"/>
+                <w:sz w:val="24"/>
+                <w:szCs w:val="24"/>
+                <w:lang w:eastAsia="en-IN"/>
+                <w14:ligatures w14:val="none"/>
+              </w:rPr>
+            </w:pPr>
+            <w:r>
+              <w:rPr>
+                <w:rFonts w:ascii="Courier New" w:eastAsia="Times New Roman" w:hAnsi="Courier New" w:cs="Courier New"/>
+                <w:kern w:val="0"/>
+                <w:sz w:val="20"/>
+                <w:szCs w:val="20"/>
+                <w:lang w:eastAsia="en-IN"/>
+                <w14:ligatures w14:val="none"/>
+              </w:rPr>
+              <w:t>git commit -a -m "</w:t>
+            </w:r>
+            <w:proofErr w:type="spellStart"/>
+            <w:r>
+              <w:rPr>
+                <w:rFonts w:ascii="Courier New" w:eastAsia="Times New Roman" w:hAnsi="Courier New" w:cs="Courier New"/>
+                <w:kern w:val="0"/>
+                <w:sz w:val="20"/>
+                <w:szCs w:val="20"/>
+                <w:lang w:eastAsia="en-IN"/>
+                <w14:ligatures w14:val="none"/>
+              </w:rPr>
+              <w:t>msg</w:t>
+            </w:r>
+            <w:proofErr w:type="spellEnd"/>
+            <w:r>
+              <w:rPr>
+                <w:rFonts w:ascii="Courier New" w:eastAsia="Times New Roman" w:hAnsi="Courier New" w:cs="Courier New"/>
+                <w:kern w:val="0"/>
+                <w:sz w:val="20"/>
+                <w:szCs w:val="20"/>
+                <w:lang w:eastAsia="en-IN"/>
+                <w14:ligatures w14:val="none"/>
+              </w:rPr>
+              <w:t>"</w:t>
+            </w:r>
+          </w:p>
+        </w:tc>
+        <w:tc>
+          <w:tcPr>
+            <w:tcW w:w="0" w:type="auto"/>
+            <w:hideMark/>
+          </w:tcPr>
+          <w:p>
+            <w:pPr>
+              <w:rPr>
+                <w:rFonts w:ascii="Times New Roman" w:eastAsia="Times New Roman" w:hAnsi="Times New Roman" w:cs="Times New Roman"/>
+                <w:kern w:val="0"/>
+                <w:sz w:val="24"/>
+                <w:szCs w:val="24"/>
+                <w:lang w:eastAsia="en-IN"/>
+                <w14:ligatures w14:val="none"/>
+              </w:rPr>
+            </w:pPr>
+            <w:r>
+              <w:rPr>
+                <w:rFonts w:ascii="Times New Roman" w:eastAsia="Times New Roman" w:hAnsi="Times New Roman" w:cs="Times New Roman"/>
+                <w:kern w:val="0"/>
+                <w:sz w:val="24"/>
+                <w:szCs w:val="24"/>
+                <w:lang w:eastAsia="en-IN"/>
+                <w14:ligatures w14:val="none"/>
+              </w:rPr>
+              <w:t xml:space="preserve">Stage </w:t>
+            </w:r>
+            <w:r>
+              <w:rPr>
+                <w:rFonts w:ascii="Times New Roman" w:eastAsia="Times New Roman" w:hAnsi="Times New Roman" w:cs="Times New Roman"/>
+                <w:b/>
+                <w:bCs/>
+                <w:kern w:val="0"/>
+                <w:sz w:val="24"/>
+                <w:szCs w:val="24"/>
+                <w:lang w:eastAsia="en-IN"/>
+                <w14:ligatures w14:val="none"/>
+              </w:rPr>
+              <w:t>modified/deleted tracked files</w:t>
+            </w:r>
+            <w:r>
+              <w:rPr>
+                <w:rFonts w:ascii="Times New Roman" w:eastAsia="Times New Roman" w:hAnsi="Times New Roman" w:cs="Times New Roman"/>
+                <w:kern w:val="0"/>
+                <w:sz w:val="24"/>
+                <w:szCs w:val="24"/>
+                <w:lang w:eastAsia="en-IN"/>
+                <w14:ligatures w14:val="none"/>
+              </w:rPr>
+              <w:t>, then commit</w:t>
+            </w:r>
+          </w:p>
+        </w:tc>
+      </w:tr>
+      <w:tr>
+        <w:tc>
+          <w:tcPr>
+            <w:tcW w:w="0" w:type="auto"/>
+            <w:hideMark/>
+          </w:tcPr>
+          <w:p>
+            <w:pPr>
+              <w:rPr>
+                <w:rFonts w:ascii="Times New Roman" w:eastAsia="Times New Roman" w:hAnsi="Times New Roman" w:cs="Times New Roman"/>
+                <w:kern w:val="0"/>
+                <w:sz w:val="24"/>
+                <w:szCs w:val="24"/>
+                <w:lang w:eastAsia="en-IN"/>
+                <w14:ligatures w14:val="none"/>
+              </w:rPr>
+            </w:pPr>
+            <w:r>
+              <w:rPr>
+                <w:rFonts w:ascii="Courier New" w:eastAsia="Times New Roman" w:hAnsi="Courier New" w:cs="Courier New"/>
+                <w:kern w:val="0"/>
+                <w:sz w:val="20"/>
+                <w:szCs w:val="20"/>
+                <w:lang w:eastAsia="en-IN"/>
+                <w14:ligatures w14:val="none"/>
+              </w:rPr>
+              <w:t>git commit -am "</w:t>
+            </w:r>
+            <w:proofErr w:type="spellStart"/>
+            <w:r>
+              <w:rPr>
+                <w:rFonts w:ascii="Courier New" w:eastAsia="Times New Roman" w:hAnsi="Courier New" w:cs="Courier New"/>
+                <w:kern w:val="0"/>
+                <w:sz w:val="20"/>
+                <w:szCs w:val="20"/>
+                <w:lang w:eastAsia="en-IN"/>
+                <w14:ligatures w14:val="none"/>
+              </w:rPr>
+              <w:t>msg</w:t>
+            </w:r>
+            <w:proofErr w:type="spellEnd"/>
+            <w:r>
+              <w:rPr>
+                <w:rFonts w:ascii="Courier New" w:eastAsia="Times New Roman" w:hAnsi="Courier New" w:cs="Courier New"/>
+                <w:kern w:val="0"/>
+                <w:sz w:val="20"/>
+                <w:szCs w:val="20"/>
+                <w:lang w:eastAsia="en-IN"/>
+                <w14:ligatures w14:val="none"/>
+              </w:rPr>
+              <w:t>"</w:t>
+            </w:r>
+          </w:p>
+        </w:tc>
+        <w:tc>
+          <w:tcPr>
+            <w:tcW w:w="0" w:type="auto"/>
+            <w:hideMark/>
+          </w:tcPr>
+          <w:p>
+            <w:pPr>
+              <w:rPr>
+                <w:rFonts w:ascii="Times New Roman" w:eastAsia="Times New Roman" w:hAnsi="Times New Roman" w:cs="Times New Roman"/>
+                <w:kern w:val="0"/>
+                <w:sz w:val="24"/>
+                <w:szCs w:val="24"/>
+                <w:lang w:eastAsia="en-IN"/>
+                <w14:ligatures w14:val="none"/>
+              </w:rPr>
+            </w:pPr>
+            <w:r>
+              <w:rPr>
+                <w:rFonts w:ascii="Times New Roman" w:eastAsia="Times New Roman" w:hAnsi="Times New Roman" w:cs="Times New Roman"/>
+                <w:kern w:val="0"/>
+                <w:sz w:val="24"/>
+                <w:szCs w:val="24"/>
+                <w:lang w:eastAsia="en-IN"/>
+                <w14:ligatures w14:val="none"/>
+              </w:rPr>
+              <w:t>Same as above, shorthand</w:t>
+            </w:r>
+          </w:p>
+        </w:tc>
+      </w:tr>
+      <w:tr>
+        <w:tc>
+          <w:tcPr>
+            <w:tcW w:w="0" w:type="auto"/>
+            <w:hideMark/>
+          </w:tcPr>
+          <w:p>
+            <w:pPr>
+              <w:rPr>
+                <w:rFonts w:ascii="Times New Roman" w:eastAsia="Times New Roman" w:hAnsi="Times New Roman" w:cs="Times New Roman"/>
+                <w:kern w:val="0"/>
+                <w:sz w:val="24"/>
+                <w:szCs w:val="24"/>
+                <w:lang w:eastAsia="en-IN"/>
+                <w14:ligatures w14:val="none"/>
+              </w:rPr>
+            </w:pPr>
+            <w:r>
+              <w:rPr>
+                <w:rFonts w:ascii="Courier New" w:eastAsia="Times New Roman" w:hAnsi="Courier New" w:cs="Courier New"/>
+                <w:kern w:val="0"/>
+                <w:sz w:val="20"/>
+                <w:szCs w:val="20"/>
+                <w:lang w:eastAsia="en-IN"/>
+                <w14:ligatures w14:val="none"/>
+              </w:rPr>
+              <w:t xml:space="preserve">git </w:t>
+            </w:r>
+            <w:proofErr w:type="gramStart"/>
+            <w:r>
+              <w:rPr>
+                <w:rFonts w:ascii="Courier New" w:eastAsia="Times New Roman" w:hAnsi="Courier New" w:cs="Courier New"/>
+                <w:kern w:val="0"/>
+                <w:sz w:val="20"/>
+                <w:szCs w:val="20"/>
+                <w:lang w:eastAsia="en-IN"/>
+                <w14:ligatures w14:val="none"/>
+              </w:rPr>
+              <w:t>add</w:t>
+            </w:r>
+            <w:proofErr w:type="gramEnd"/>
+            <w:r>
+              <w:rPr>
+                <w:rFonts w:ascii="Courier New" w:eastAsia="Times New Roman" w:hAnsi="Courier New" w:cs="Courier New"/>
+                <w:kern w:val="0"/>
+                <w:sz w:val="20"/>
+                <w:szCs w:val="20"/>
+                <w:lang w:eastAsia="en-IN"/>
+                <w14:ligatures w14:val="none"/>
+              </w:rPr>
+              <w:t xml:space="preserve"> .</w:t>
+            </w:r>
+          </w:p>
+        </w:tc>
+        <w:tc>
+          <w:tcPr>
+            <w:tcW w:w="0" w:type="auto"/>
+            <w:hideMark/>
+          </w:tcPr>
+          <w:p>
+            <w:pPr>
+              <w:rPr>
+                <w:rFonts w:ascii="Times New Roman" w:eastAsia="Times New Roman" w:hAnsi="Times New Roman" w:cs="Times New Roman"/>
+                <w:kern w:val="0"/>
+                <w:sz w:val="24"/>
+                <w:szCs w:val="24"/>
+                <w:lang w:eastAsia="en-IN"/>
+                <w14:ligatures w14:val="none"/>
+              </w:rPr>
+            </w:pPr>
+            <w:r>
+              <w:rPr>
+                <w:rFonts w:ascii="Times New Roman" w:eastAsia="Times New Roman" w:hAnsi="Times New Roman" w:cs="Times New Roman"/>
+                <w:kern w:val="0"/>
+                <w:sz w:val="24"/>
+                <w:szCs w:val="24"/>
+                <w:lang w:eastAsia="en-IN"/>
+                <w14:ligatures w14:val="none"/>
+              </w:rPr>
+              <w:t>Stage changes, including new files</w:t>
+            </w:r>
+          </w:p>
+        </w:tc>
+      </w:tr>
+      <w:tr>
+        <w:tc>
+          <w:tcPr>
+            <w:tcW w:w="0" w:type="auto"/>
+            <w:hideMark/>
+          </w:tcPr>
+          <w:p>
+            <w:pPr>
+              <w:rPr>
+                <w:rFonts w:ascii="Times New Roman" w:eastAsia="Times New Roman" w:hAnsi="Times New Roman" w:cs="Times New Roman"/>
+                <w:kern w:val="0"/>
+                <w:sz w:val="24"/>
+                <w:szCs w:val="24"/>
+                <w:lang w:eastAsia="en-IN"/>
+                <w14:ligatures w14:val="none"/>
+              </w:rPr>
+            </w:pPr>
+            <w:r>
+              <w:rPr>
+                <w:rFonts w:ascii="Courier New" w:eastAsia="Times New Roman" w:hAnsi="Courier New" w:cs="Courier New"/>
+                <w:kern w:val="0"/>
+                <w:sz w:val="20"/>
+                <w:szCs w:val="20"/>
+                <w:lang w:eastAsia="en-IN"/>
+                <w14:ligatures w14:val="none"/>
+              </w:rPr>
+              <w:t>git commit</w:t>
+            </w:r>
+          </w:p>
+        </w:tc>
+        <w:tc>
+          <w:tcPr>
+            <w:tcW w:w="0" w:type="auto"/>
+            <w:hideMark/>
+          </w:tcPr>
+          <w:p>
+            <w:pPr>
+              <w:rPr>
+                <w:rFonts w:ascii="Times New Roman" w:eastAsia="Times New Roman" w:hAnsi="Times New Roman" w:cs="Times New Roman"/>
+                <w:kern w:val="0"/>
+                <w:sz w:val="24"/>
+                <w:szCs w:val="24"/>
+                <w:lang w:eastAsia="en-IN"/>
+                <w14:ligatures w14:val="none"/>
+              </w:rPr>
+            </w:pPr>
+            <w:r>
+              <w:rPr>
+                <w:rFonts w:ascii="Times New Roman" w:eastAsia="Times New Roman" w:hAnsi="Times New Roman" w:cs="Times New Roman"/>
+                <w:kern w:val="0"/>
+                <w:sz w:val="24"/>
+                <w:szCs w:val="24"/>
+                <w:lang w:eastAsia="en-IN"/>
+                <w14:ligatures w14:val="none"/>
+              </w:rPr>
+              <w:t>Commit staged changes; opens editor for message</w:t>
+            </w:r>
+          </w:p>
+        </w:tc>
+      </w:tr>
+    </w:tbl>
+    <w:p>
+      <w:pPr>
+        <w:spacing w:after="0" w:line="240" w:lineRule="auto"/>
+        <w:rPr>
+          <w:rFonts w:ascii="Times New Roman" w:eastAsia="Times New Roman" w:hAnsi="Times New Roman" w:cs="Times New Roman"/>
+          <w:kern w:val="0"/>
+          <w:sz w:val="24"/>
+          <w:szCs w:val="24"/>
+          <w:lang w:eastAsia="en-IN"/>
+          <w14:ligatures w14:val="none"/>
+        </w:rPr>
+      </w:pPr>
+      <w:r>
+        <w:rPr>
+          <w:rFonts w:ascii="Times New Roman" w:eastAsia="Times New Roman" w:hAnsi="Times New Roman" w:cs="Times New Roman"/>
+          <w:kern w:val="0"/>
+          <w:sz w:val="24"/>
+          <w:szCs w:val="24"/>
+          <w:lang w:eastAsia="en-IN"/>
+          <w14:ligatures w14:val="none"/>
+        </w:rPr>
+        <w:pict w14:anchorId="57C68CE4">
+          <v:rect id="_x0000_i1031" style="width:0;height:1.5pt" o:hralign="center" o:hrstd="t" o:hr="t" fillcolor="#a0a0a0" stroked="f"/>
+        </w:pict>
+      </w:r>
+    </w:p>
+    <w:p>
+      <w:pPr>
+        <w:spacing w:before="100" w:beforeAutospacing="1" w:after="100" w:afterAutospacing="1" w:line="240" w:lineRule="auto"/>
+        <w:outlineLvl w:val="2"/>
+        <w:rPr>
+          <w:rFonts w:ascii="Times New Roman" w:eastAsia="Times New Roman" w:hAnsi="Times New Roman" w:cs="Times New Roman"/>
+          <w:b/>
+          <w:bCs/>
+          <w:kern w:val="0"/>
+          <w:sz w:val="27"/>
+          <w:szCs w:val="27"/>
+          <w:lang w:eastAsia="en-IN"/>
+          <w14:ligatures w14:val="none"/>
+        </w:rPr>
+      </w:pPr>
+      <w:r>
+        <w:rPr>
+          <w:rFonts w:ascii="Times New Roman" w:eastAsia="Times New Roman" w:hAnsi="Times New Roman" w:cs="Times New Roman"/>
+          <w:b/>
+          <w:bCs/>
+          <w:kern w:val="0"/>
+          <w:sz w:val="27"/>
+          <w:szCs w:val="27"/>
+          <w:lang w:eastAsia="en-IN"/>
+          <w14:ligatures w14:val="none"/>
+        </w:rPr>
+        <w:t>A practical example</w:t>
+      </w:r>
+    </w:p>
+    <w:p>
+      <w:pPr>
+        <w:spacing w:before="100" w:beforeAutospacing="1" w:after="100" w:afterAutospacing="1" w:line="240" w:lineRule="auto"/>
+        <w:rPr>
+          <w:rFonts w:ascii="Times New Roman" w:eastAsia="Times New Roman" w:hAnsi="Times New Roman" w:cs="Times New Roman"/>
+          <w:kern w:val="0"/>
+          <w:sz w:val="24"/>
+          <w:szCs w:val="24"/>
+          <w:lang w:eastAsia="en-IN"/>
+          <w14:ligatures w14:val="none"/>
+        </w:rPr>
+      </w:pPr>
+      <w:r>
+        <w:rPr>
+          <w:rFonts w:ascii="Times New Roman" w:eastAsia="Times New Roman" w:hAnsi="Times New Roman" w:cs="Times New Roman"/>
+          <w:kern w:val="0"/>
+          <w:sz w:val="24"/>
+          <w:szCs w:val="24"/>
+          <w:lang w:eastAsia="en-IN"/>
+          <w14:ligatures w14:val="none"/>
+        </w:rPr>
+        <w:t>You've modified an existing file:</w:t>
+      </w:r>
+    </w:p>
+    <w:p>
+      <w:pPr>
+        <w:tabs>
+          <w:tab w:val="left" w:pos="916"/>
+          <w:tab w:val="left" w:pos="1832"/>
+          <w:tab w:val="left" w:pos="2748"/>
+          <w:tab w:val="left" w:pos="3664"/>
+          <w:tab w:val="left" w:pos="4580"/>
+          <w:tab w:val="left" w:pos="5496"/>
+          <w:tab w:val="left" w:pos="6412"/>
+          <w:tab w:val="left" w:pos="7328"/>
+          <w:tab w:val="left" w:pos="8244"/>
+          <w:tab w:val="left" w:pos="9160"/>
+          <w:tab w:val="left" w:pos="10076"/>
+          <w:tab w:val="left" w:pos="10992"/>
+          <w:tab w:val="left" w:pos="11908"/>
+          <w:tab w:val="left" w:pos="12824"/>
+          <w:tab w:val="left" w:pos="13740"/>
+          <w:tab w:val="left" w:pos="14656"/>
+        </w:tabs>
+        <w:spacing w:after="0" w:line="240" w:lineRule="auto"/>
+        <w:rPr>
+          <w:rFonts w:ascii="Courier New" w:eastAsia="Times New Roman" w:hAnsi="Courier New" w:cs="Courier New"/>
+          <w:kern w:val="0"/>
+          <w:sz w:val="20"/>
+          <w:szCs w:val="20"/>
+          <w:lang w:eastAsia="en-IN"/>
+          <w14:ligatures w14:val="none"/>
+        </w:rPr>
+      </w:pPr>
+      <w:r>
+        <w:rPr>
+          <w:rFonts w:ascii="Courier New" w:eastAsia="Times New Roman" w:hAnsi="Courier New" w:cs="Courier New"/>
+          <w:kern w:val="0"/>
+          <w:sz w:val="20"/>
+          <w:szCs w:val="20"/>
+          <w:lang w:eastAsia="en-IN"/>
+          <w14:ligatures w14:val="none"/>
+        </w:rPr>
+        <w:t>report.xlsx</w:t>
+      </w:r>
+    </w:p>
+    <w:p>
+      <w:pPr>
+        <w:spacing w:before="100" w:beforeAutospacing="1" w:after="100" w:afterAutospacing="1" w:line="240" w:lineRule="auto"/>
+        <w:rPr>
+          <w:rFonts w:ascii="Times New Roman" w:eastAsia="Times New Roman" w:hAnsi="Times New Roman" w:cs="Times New Roman"/>
+          <w:kern w:val="0"/>
+          <w:sz w:val="24"/>
+          <w:szCs w:val="24"/>
+          <w:lang w:eastAsia="en-IN"/>
+          <w14:ligatures w14:val="none"/>
+        </w:rPr>
+      </w:pPr>
+      <w:r>
+        <w:rPr>
+          <w:rFonts w:ascii="Times New Roman" w:eastAsia="Times New Roman" w:hAnsi="Times New Roman" w:cs="Times New Roman"/>
+          <w:kern w:val="0"/>
+          <w:sz w:val="24"/>
+          <w:szCs w:val="24"/>
+          <w:lang w:eastAsia="en-IN"/>
+          <w14:ligatures w14:val="none"/>
+        </w:rPr>
+        <w:t>You can simply do:</w:t>
+      </w:r>
+    </w:p>
+    <w:p>
+      <w:pPr>
+        <w:tabs>
+          <w:tab w:val="left" w:pos="916"/>
+          <w:tab w:val="left" w:pos="1832"/>
+          <w:tab w:val="left" w:pos="2748"/>
+          <w:tab w:val="left" w:pos="3664"/>
+          <w:tab w:val="left" w:pos="4580"/>
+          <w:tab w:val="left" w:pos="5496"/>
+          <w:tab w:val="left" w:pos="6412"/>
+          <w:tab w:val="left" w:pos="7328"/>
+          <w:tab w:val="left" w:pos="8244"/>
+          <w:tab w:val="left" w:pos="9160"/>
+          <w:tab w:val="left" w:pos="10076"/>
+          <w:tab w:val="left" w:pos="10992"/>
+          <w:tab w:val="left" w:pos="11908"/>
+          <w:tab w:val="left" w:pos="12824"/>
+          <w:tab w:val="left" w:pos="13740"/>
+          <w:tab w:val="left" w:pos="14656"/>
+        </w:tabs>
+        <w:spacing w:after="0" w:line="240" w:lineRule="auto"/>
+        <w:rPr>
+          <w:rFonts w:ascii="Courier New" w:eastAsia="Times New Roman" w:hAnsi="Courier New" w:cs="Courier New"/>
+          <w:kern w:val="0"/>
+          <w:sz w:val="20"/>
+          <w:szCs w:val="20"/>
+          <w:lang w:eastAsia="en-IN"/>
+          <w14:ligatures w14:val="none"/>
+        </w:rPr>
+      </w:pPr>
+      <w:r>
+        <w:rPr>
+          <w:rFonts w:ascii="Courier New" w:eastAsia="Times New Roman" w:hAnsi="Courier New" w:cs="Courier New"/>
+          <w:kern w:val="0"/>
+          <w:sz w:val="20"/>
+          <w:szCs w:val="20"/>
+          <w:lang w:eastAsia="en-IN"/>
+          <w14:ligatures w14:val="none"/>
+        </w:rPr>
+        <w:t>git commit -am "Update report"</w:t>
+      </w:r>
+    </w:p>
+    <w:p>
+      <w:pPr>
+        <w:spacing w:before="100" w:beforeAutospacing="1" w:after="100" w:afterAutospacing="1" w:line="240" w:lineRule="auto"/>
+        <w:rPr>
+          <w:rFonts w:ascii="Times New Roman" w:eastAsia="Times New Roman" w:hAnsi="Times New Roman" w:cs="Times New Roman"/>
+          <w:kern w:val="0"/>
+          <w:sz w:val="24"/>
+          <w:szCs w:val="24"/>
+          <w:lang w:eastAsia="en-IN"/>
+          <w14:ligatures w14:val="none"/>
+        </w:rPr>
+      </w:pPr>
+      <w:r>
+        <w:rPr>
+          <w:rFonts w:ascii="Times New Roman" w:eastAsia="Times New Roman" w:hAnsi="Times New Roman" w:cs="Times New Roman"/>
+          <w:kern w:val="0"/>
+          <w:sz w:val="24"/>
+          <w:szCs w:val="24"/>
+          <w:lang w:eastAsia="en-IN"/>
+          <w14:ligatures w14:val="none"/>
+        </w:rPr>
+        <w:t>But you've created a new file:</w:t>
+      </w:r>
+    </w:p>
+    <w:p>
+      <w:pPr>
+        <w:tabs>
+          <w:tab w:val="left" w:pos="916"/>
+          <w:tab w:val="left" w:pos="1832"/>
+          <w:tab w:val="left" w:pos="2748"/>
+          <w:tab w:val="left" w:pos="3664"/>
+          <w:tab w:val="left" w:pos="4580"/>
+          <w:tab w:val="left" w:pos="5496"/>
+          <w:tab w:val="left" w:pos="6412"/>
+          <w:tab w:val="left" w:pos="7328"/>
+          <w:tab w:val="left" w:pos="8244"/>
+          <w:tab w:val="left" w:pos="9160"/>
+          <w:tab w:val="left" w:pos="10076"/>
+          <w:tab w:val="left" w:pos="10992"/>
+          <w:tab w:val="left" w:pos="11908"/>
+          <w:tab w:val="left" w:pos="12824"/>
+          <w:tab w:val="left" w:pos="13740"/>
+          <w:tab w:val="left" w:pos="14656"/>
+        </w:tabs>
+        <w:spacing w:after="0" w:line="240" w:lineRule="auto"/>
+        <w:rPr>
+          <w:rFonts w:ascii="Courier New" w:eastAsia="Times New Roman" w:hAnsi="Courier New" w:cs="Courier New"/>
+          <w:kern w:val="0"/>
+          <w:sz w:val="20"/>
+          <w:szCs w:val="20"/>
+          <w:lang w:eastAsia="en-IN"/>
+          <w14:ligatures w14:val="none"/>
+        </w:rPr>
+      </w:pPr>
+      <w:r>
+        <w:rPr>
+          <w:rFonts w:ascii="Courier New" w:eastAsia="Times New Roman" w:hAnsi="Courier New" w:cs="Courier New"/>
+          <w:kern w:val="0"/>
+          <w:sz w:val="20"/>
+          <w:szCs w:val="20"/>
+          <w:lang w:eastAsia="en-IN"/>
+          <w14:ligatures w14:val="none"/>
+        </w:rPr>
+        <w:t>report.xlsx       modified</w:t>
+      </w:r>
+    </w:p>
+    <w:p>
+      <w:pPr>
+        <w:tabs>
+          <w:tab w:val="left" w:pos="916"/>
+          <w:tab w:val="left" w:pos="1832"/>
+          <w:tab w:val="left" w:pos="2748"/>
+          <w:tab w:val="left" w:pos="3664"/>
+          <w:tab w:val="left" w:pos="4580"/>
+          <w:tab w:val="left" w:pos="5496"/>
+          <w:tab w:val="left" w:pos="6412"/>
+          <w:tab w:val="left" w:pos="7328"/>
+          <w:tab w:val="left" w:pos="8244"/>
+          <w:tab w:val="left" w:pos="9160"/>
+          <w:tab w:val="left" w:pos="10076"/>
+          <w:tab w:val="left" w:pos="10992"/>
+          <w:tab w:val="left" w:pos="11908"/>
+          <w:tab w:val="left" w:pos="12824"/>
+          <w:tab w:val="left" w:pos="13740"/>
+          <w:tab w:val="left" w:pos="14656"/>
+        </w:tabs>
+        <w:spacing w:after="0" w:line="240" w:lineRule="auto"/>
+        <w:rPr>
+          <w:rFonts w:ascii="Courier New" w:eastAsia="Times New Roman" w:hAnsi="Courier New" w:cs="Courier New"/>
+          <w:kern w:val="0"/>
+          <w:sz w:val="20"/>
+          <w:szCs w:val="20"/>
+          <w:lang w:eastAsia="en-IN"/>
+          <w14:ligatures w14:val="none"/>
+        </w:rPr>
+      </w:pPr>
+      <w:r>
+        <w:rPr>
+          <w:rFonts w:ascii="Courier New" w:eastAsia="Times New Roman" w:hAnsi="Courier New" w:cs="Courier New"/>
+          <w:kern w:val="0"/>
+          <w:sz w:val="20"/>
+          <w:szCs w:val="20"/>
+          <w:lang w:eastAsia="en-IN"/>
+          <w14:ligatures w14:val="none"/>
+        </w:rPr>
+        <w:t>summary.xlsx      new</w:t>
+      </w:r>
+    </w:p>
+    <w:p>
+      <w:pPr>
+        <w:spacing w:before="100" w:beforeAutospacing="1" w:after="100" w:afterAutospacing="1" w:line="240" w:lineRule="auto"/>
+        <w:rPr>
+          <w:rFonts w:ascii="Times New Roman" w:eastAsia="Times New Roman" w:hAnsi="Times New Roman" w:cs="Times New Roman"/>
+          <w:kern w:val="0"/>
+          <w:sz w:val="24"/>
+          <w:szCs w:val="24"/>
+          <w:lang w:eastAsia="en-IN"/>
+          <w14:ligatures w14:val="none"/>
+        </w:rPr>
+      </w:pPr>
+      <w:r>
+        <w:rPr>
+          <w:rFonts w:ascii="Times New Roman" w:eastAsia="Times New Roman" w:hAnsi="Times New Roman" w:cs="Times New Roman"/>
+          <w:kern w:val="0"/>
+          <w:sz w:val="24"/>
+          <w:szCs w:val="24"/>
+          <w:lang w:eastAsia="en-IN"/>
+          <w14:ligatures w14:val="none"/>
+        </w:rPr>
+        <w:t>Use:</w:t>
+      </w:r>
+    </w:p>
+    <w:p>
+      <w:pPr>
+        <w:tabs>
+          <w:tab w:val="left" w:pos="916"/>
+          <w:tab w:val="left" w:pos="1832"/>
+          <w:tab w:val="left" w:pos="2748"/>
+          <w:tab w:val="left" w:pos="3664"/>
+          <w:tab w:val="left" w:pos="4580"/>
+          <w:tab w:val="left" w:pos="5496"/>
+          <w:tab w:val="left" w:pos="6412"/>
+          <w:tab w:val="left" w:pos="7328"/>
+          <w:tab w:val="left" w:pos="8244"/>
+          <w:tab w:val="left" w:pos="9160"/>
+          <w:tab w:val="left" w:pos="10076"/>
+          <w:tab w:val="left" w:pos="10992"/>
+          <w:tab w:val="left" w:pos="11908"/>
+          <w:tab w:val="left" w:pos="12824"/>
+          <w:tab w:val="left" w:pos="13740"/>
+          <w:tab w:val="left" w:pos="14656"/>
+        </w:tabs>
+        <w:spacing w:after="0" w:line="240" w:lineRule="auto"/>
+        <w:rPr>
+          <w:rFonts w:ascii="Courier New" w:eastAsia="Times New Roman" w:hAnsi="Courier New" w:cs="Courier New"/>
+          <w:kern w:val="0"/>
+          <w:sz w:val="20"/>
+          <w:szCs w:val="20"/>
+          <w:lang w:eastAsia="en-IN"/>
+          <w14:ligatures w14:val="none"/>
+        </w:rPr>
+      </w:pPr>
+      <w:r>
+        <w:rPr>
+          <w:rFonts w:ascii="Courier New" w:eastAsia="Times New Roman" w:hAnsi="Courier New" w:cs="Courier New"/>
+          <w:kern w:val="0"/>
+          <w:sz w:val="20"/>
+          <w:szCs w:val="20"/>
+          <w:lang w:eastAsia="en-IN"/>
+          <w14:ligatures w14:val="none"/>
+        </w:rPr>
+        <w:t xml:space="preserve">git </w:t>
+      </w:r>
+      <w:proofErr w:type="gramStart"/>
+      <w:r>
+        <w:rPr>
+          <w:rFonts w:ascii="Courier New" w:eastAsia="Times New Roman" w:hAnsi="Courier New" w:cs="Courier New"/>
+          <w:kern w:val="0"/>
+          <w:sz w:val="20"/>
+          <w:szCs w:val="20"/>
+          <w:lang w:eastAsia="en-IN"/>
+          <w14:ligatures w14:val="none"/>
+        </w:rPr>
+        <w:t>add</w:t>
+      </w:r>
+      <w:proofErr w:type="gramEnd"/>
+      <w:r>
+        <w:rPr>
+          <w:rFonts w:ascii="Courier New" w:eastAsia="Times New Roman" w:hAnsi="Courier New" w:cs="Courier New"/>
+          <w:kern w:val="0"/>
+          <w:sz w:val="20"/>
+          <w:szCs w:val="20"/>
+          <w:lang w:eastAsia="en-IN"/>
+          <w14:ligatures w14:val="none"/>
+        </w:rPr>
+        <w:t xml:space="preserve"> .</w:t>
+      </w:r>
+    </w:p>
+    <w:p>
+      <w:pPr>
+        <w:tabs>
+          <w:tab w:val="left" w:pos="916"/>
+          <w:tab w:val="left" w:pos="1832"/>
+          <w:tab w:val="left" w:pos="2748"/>
+          <w:tab w:val="left" w:pos="3664"/>
+          <w:tab w:val="left" w:pos="4580"/>
+          <w:tab w:val="left" w:pos="5496"/>
+          <w:tab w:val="left" w:pos="6412"/>
+          <w:tab w:val="left" w:pos="7328"/>
+          <w:tab w:val="left" w:pos="8244"/>
+          <w:tab w:val="left" w:pos="9160"/>
+          <w:tab w:val="left" w:pos="10076"/>
+          <w:tab w:val="left" w:pos="10992"/>
+          <w:tab w:val="left" w:pos="11908"/>
+          <w:tab w:val="left" w:pos="12824"/>
+          <w:tab w:val="left" w:pos="13740"/>
+          <w:tab w:val="left" w:pos="14656"/>
+        </w:tabs>
+        <w:spacing w:after="0" w:line="240" w:lineRule="auto"/>
+        <w:rPr>
+          <w:rFonts w:ascii="Courier New" w:eastAsia="Times New Roman" w:hAnsi="Courier New" w:cs="Courier New"/>
+          <w:kern w:val="0"/>
+          <w:sz w:val="20"/>
+          <w:szCs w:val="20"/>
+          <w:lang w:eastAsia="en-IN"/>
+          <w14:ligatures w14:val="none"/>
+        </w:rPr>
+      </w:pPr>
+      <w:r>
+        <w:rPr>
+          <w:rFonts w:ascii="Courier New" w:eastAsia="Times New Roman" w:hAnsi="Courier New" w:cs="Courier New"/>
+          <w:kern w:val="0"/>
+          <w:sz w:val="20"/>
+          <w:szCs w:val="20"/>
+          <w:lang w:eastAsia="en-IN"/>
+          <w14:ligatures w14:val="none"/>
+        </w:rPr>
+        <w:t>git commit -m "Update reports"</w:t>
+      </w:r>
+    </w:p>
+    <w:p>
+      <w:pPr>
+        <w:spacing w:before="100" w:beforeAutospacing="1" w:after="100" w:afterAutospacing="1" w:line="240" w:lineRule="auto"/>
+        <w:outlineLvl w:val="2"/>
+        <w:rPr>
+          <w:rFonts w:ascii="Times New Roman" w:eastAsia="Times New Roman" w:hAnsi="Times New Roman" w:cs="Times New Roman"/>
+          <w:b/>
+          <w:bCs/>
+          <w:kern w:val="0"/>
+          <w:sz w:val="27"/>
+          <w:szCs w:val="27"/>
+          <w:lang w:eastAsia="en-IN"/>
+          <w14:ligatures w14:val="none"/>
+        </w:rPr>
+      </w:pPr>
+      <w:r>
+        <w:rPr>
+          <w:rFonts w:ascii="Times New Roman" w:eastAsia="Times New Roman" w:hAnsi="Times New Roman" w:cs="Times New Roman"/>
+          <w:b/>
+          <w:bCs/>
+          <w:kern w:val="0"/>
+          <w:sz w:val="27"/>
+          <w:szCs w:val="27"/>
+          <w:lang w:eastAsia="en-IN"/>
+          <w14:ligatures w14:val="none"/>
+        </w:rPr>
+        <w:t>My recommendation</w:t>
+      </w:r>
+    </w:p>
+    <w:p>
+      <w:pPr>
+        <w:spacing w:before="100" w:beforeAutospacing="1" w:after="100" w:afterAutospacing="1" w:line="240" w:lineRule="auto"/>
+        <w:rPr>
+          <w:rFonts w:ascii="Times New Roman" w:eastAsia="Times New Roman" w:hAnsi="Times New Roman" w:cs="Times New Roman"/>
+          <w:kern w:val="0"/>
+          <w:sz w:val="24"/>
+          <w:szCs w:val="24"/>
+          <w:lang w:eastAsia="en-IN"/>
+          <w14:ligatures w14:val="none"/>
+        </w:rPr>
+      </w:pPr>
+      <w:r>
+        <w:rPr>
+          <w:rFonts w:ascii="Times New Roman" w:eastAsia="Times New Roman" w:hAnsi="Times New Roman" w:cs="Times New Roman"/>
+          <w:kern w:val="0"/>
+          <w:sz w:val="24"/>
+          <w:szCs w:val="24"/>
+          <w:lang w:eastAsia="en-IN"/>
+          <w14:ligatures w14:val="none"/>
+        </w:rPr>
+        <w:t>When you're learning Git, I'd use:</w:t>
+      </w:r>
+    </w:p>
+    <w:p>
+      <w:pPr>
+        <w:tabs>
+          <w:tab w:val="left" w:pos="916"/>
+          <w:tab w:val="left" w:pos="1832"/>
+          <w:tab w:val="left" w:pos="2748"/>
+          <w:tab w:val="left" w:pos="3664"/>
+          <w:tab w:val="left" w:pos="4580"/>
+          <w:tab w:val="left" w:pos="5496"/>
+          <w:tab w:val="left" w:pos="6412"/>
+          <w:tab w:val="left" w:pos="7328"/>
+          <w:tab w:val="left" w:pos="8244"/>
+          <w:tab w:val="left" w:pos="9160"/>
+          <w:tab w:val="left" w:pos="10076"/>
+          <w:tab w:val="left" w:pos="10992"/>
+          <w:tab w:val="left" w:pos="11908"/>
+          <w:tab w:val="left" w:pos="12824"/>
+          <w:tab w:val="left" w:pos="13740"/>
+          <w:tab w:val="left" w:pos="14656"/>
+        </w:tabs>
+        <w:spacing w:after="0" w:line="240" w:lineRule="auto"/>
+        <w:rPr>
+          <w:rFonts w:ascii="Courier New" w:eastAsia="Times New Roman" w:hAnsi="Courier New" w:cs="Courier New"/>
+          <w:kern w:val="0"/>
+          <w:sz w:val="20"/>
+          <w:szCs w:val="20"/>
+          <w:lang w:eastAsia="en-IN"/>
+          <w14:ligatures w14:val="none"/>
+        </w:rPr>
+      </w:pPr>
+      <w:r>
+        <w:rPr>
+          <w:rFonts w:ascii="Courier New" w:eastAsia="Times New Roman" w:hAnsi="Courier New" w:cs="Courier New"/>
+          <w:kern w:val="0"/>
+          <w:sz w:val="20"/>
+          <w:szCs w:val="20"/>
+          <w:lang w:eastAsia="en-IN"/>
+          <w14:ligatures w14:val="none"/>
+        </w:rPr>
+        <w:t xml:space="preserve">git </w:t>
+      </w:r>
+      <w:proofErr w:type="gramStart"/>
+      <w:r>
+        <w:rPr>
+          <w:rFonts w:ascii="Courier New" w:eastAsia="Times New Roman" w:hAnsi="Courier New" w:cs="Courier New"/>
+          <w:kern w:val="0"/>
+          <w:sz w:val="20"/>
+          <w:szCs w:val="20"/>
+          <w:lang w:eastAsia="en-IN"/>
+          <w14:ligatures w14:val="none"/>
+        </w:rPr>
+        <w:t>add</w:t>
+      </w:r>
+      <w:proofErr w:type="gramEnd"/>
+      <w:r>
+        <w:rPr>
+          <w:rFonts w:ascii="Courier New" w:eastAsia="Times New Roman" w:hAnsi="Courier New" w:cs="Courier New"/>
+          <w:kern w:val="0"/>
+          <w:sz w:val="20"/>
+          <w:szCs w:val="20"/>
+          <w:lang w:eastAsia="en-IN"/>
+          <w14:ligatures w14:val="none"/>
+        </w:rPr>
+        <w:t xml:space="preserve"> .</w:t>
+      </w:r>
+    </w:p>
+    <w:p>
+      <w:pPr>
+        <w:tabs>
+          <w:tab w:val="left" w:pos="916"/>
+          <w:tab w:val="left" w:pos="1832"/>
+          <w:tab w:val="left" w:pos="2748"/>
+          <w:tab w:val="left" w:pos="3664"/>
+          <w:tab w:val="left" w:pos="4580"/>
+          <w:tab w:val="left" w:pos="5496"/>
+          <w:tab w:val="left" w:pos="6412"/>
+          <w:tab w:val="left" w:pos="7328"/>
+          <w:tab w:val="left" w:pos="8244"/>
+          <w:tab w:val="left" w:pos="9160"/>
+          <w:tab w:val="left" w:pos="10076"/>
+          <w:tab w:val="left" w:pos="10992"/>
+          <w:tab w:val="left" w:pos="11908"/>
+          <w:tab w:val="left" w:pos="12824"/>
+          <w:tab w:val="left" w:pos="13740"/>
+          <w:tab w:val="left" w:pos="14656"/>
+        </w:tabs>
+        <w:spacing w:after="0" w:line="240" w:lineRule="auto"/>
+        <w:rPr>
+          <w:rFonts w:ascii="Courier New" w:eastAsia="Times New Roman" w:hAnsi="Courier New" w:cs="Courier New"/>
+          <w:kern w:val="0"/>
+          <w:sz w:val="20"/>
+          <w:szCs w:val="20"/>
+          <w:lang w:eastAsia="en-IN"/>
+          <w14:ligatures w14:val="none"/>
+        </w:rPr>
+      </w:pPr>
+      <w:r>
+        <w:rPr>
+          <w:rFonts w:ascii="Courier New" w:eastAsia="Times New Roman" w:hAnsi="Courier New" w:cs="Courier New"/>
+          <w:kern w:val="0"/>
+          <w:sz w:val="20"/>
+          <w:szCs w:val="20"/>
+          <w:lang w:eastAsia="en-IN"/>
+          <w14:ligatures w14:val="none"/>
+        </w:rPr>
+        <w:t>git commit -m "your message"</w:t>
+      </w:r>
+    </w:p>
+    <w:p>
+      <w:pPr>
+        <w:spacing w:before="100" w:beforeAutospacing="1" w:after="100" w:afterAutospacing="1" w:line="240" w:lineRule="auto"/>
+        <w:rPr>
+          <w:rFonts w:ascii="Times New Roman" w:eastAsia="Times New Roman" w:hAnsi="Times New Roman" w:cs="Times New Roman"/>
+          <w:kern w:val="0"/>
+          <w:sz w:val="24"/>
+          <w:szCs w:val="24"/>
+          <w:lang w:eastAsia="en-IN"/>
+          <w14:ligatures w14:val="none"/>
+        </w:rPr>
+      </w:pPr>
+      <w:r>
+        <w:rPr>
+          <w:rFonts w:ascii="Times New Roman" w:eastAsia="Times New Roman" w:hAnsi="Times New Roman" w:cs="Times New Roman"/>
+          <w:kern w:val="0"/>
+          <w:sz w:val="24"/>
+          <w:szCs w:val="24"/>
+          <w:lang w:eastAsia="en-IN"/>
+          <w14:ligatures w14:val="none"/>
+        </w:rPr>
+        <w:t xml:space="preserve">It's more explicit and helps you understand the </w:t>
+      </w:r>
+      <w:r>
+        <w:rPr>
+          <w:rFonts w:ascii="Times New Roman" w:eastAsia="Times New Roman" w:hAnsi="Times New Roman" w:cs="Times New Roman"/>
+          <w:b/>
+          <w:bCs/>
+          <w:kern w:val="0"/>
+          <w:sz w:val="24"/>
+          <w:szCs w:val="24"/>
+          <w:lang w:eastAsia="en-IN"/>
+          <w14:ligatures w14:val="none"/>
+        </w:rPr>
+        <w:t>staging → commit</w:t>
+      </w:r>
+      <w:r>
+        <w:rPr>
+          <w:rFonts w:ascii="Times New Roman" w:eastAsia="Times New Roman" w:hAnsi="Times New Roman" w:cs="Times New Roman"/>
+          <w:kern w:val="0"/>
+          <w:sz w:val="24"/>
+          <w:szCs w:val="24"/>
+          <w:lang w:eastAsia="en-IN"/>
+          <w14:ligatures w14:val="none"/>
+        </w:rPr>
+        <w:t xml:space="preserve"> concept.</w:t>
+      </w:r>
+    </w:p>
+    <w:p>
+      <w:pPr>
+        <w:spacing w:before="100" w:beforeAutospacing="1" w:after="100" w:afterAutospacing="1" w:line="240" w:lineRule="auto"/>
+        <w:rPr>
+          <w:rFonts w:ascii="Times New Roman" w:eastAsia="Times New Roman" w:hAnsi="Times New Roman" w:cs="Times New Roman"/>
+          <w:kern w:val="0"/>
+          <w:sz w:val="24"/>
+          <w:szCs w:val="24"/>
+          <w:lang w:eastAsia="en-IN"/>
+          <w14:ligatures w14:val="none"/>
+        </w:rPr>
+      </w:pPr>
+      <w:r>
+        <w:rPr>
+          <w:rFonts w:ascii="Times New Roman" w:eastAsia="Times New Roman" w:hAnsi="Times New Roman" w:cs="Times New Roman"/>
+          <w:kern w:val="0"/>
+          <w:sz w:val="24"/>
+          <w:szCs w:val="24"/>
+          <w:lang w:eastAsia="en-IN"/>
+          <w14:ligatures w14:val="none"/>
+        </w:rPr>
+        <w:t xml:space="preserve">Once you're comfortable with Git, </w:t>
+      </w:r>
+      <w:r>
+        <w:rPr>
+          <w:rFonts w:ascii="Courier New" w:eastAsia="Times New Roman" w:hAnsi="Courier New" w:cs="Courier New"/>
+          <w:kern w:val="0"/>
+          <w:sz w:val="20"/>
+          <w:szCs w:val="20"/>
+          <w:lang w:eastAsia="en-IN"/>
+          <w14:ligatures w14:val="none"/>
+        </w:rPr>
+        <w:t>git commit -</w:t>
+      </w:r>
+      <w:proofErr w:type="gramStart"/>
+      <w:r>
+        <w:rPr>
+          <w:rFonts w:ascii="Courier New" w:eastAsia="Times New Roman" w:hAnsi="Courier New" w:cs="Courier New"/>
+          <w:kern w:val="0"/>
+          <w:sz w:val="20"/>
+          <w:szCs w:val="20"/>
+          <w:lang w:eastAsia="en-IN"/>
+          <w14:ligatures w14:val="none"/>
+        </w:rPr>
+        <w:t>am</w:t>
+      </w:r>
+      <w:r>
+        <w:rPr>
+          <w:rFonts w:ascii="Times New Roman" w:eastAsia="Times New Roman" w:hAnsi="Times New Roman" w:cs="Times New Roman"/>
+          <w:kern w:val="0"/>
+          <w:sz w:val="24"/>
+          <w:szCs w:val="24"/>
+          <w:lang w:eastAsia="en-IN"/>
+          <w14:ligatures w14:val="none"/>
+        </w:rPr>
+        <w:t xml:space="preserve"> is</w:t>
+      </w:r>
+      <w:proofErr w:type="gramEnd"/>
+      <w:r>
+        <w:rPr>
+          <w:rFonts w:ascii="Times New Roman" w:eastAsia="Times New Roman" w:hAnsi="Times New Roman" w:cs="Times New Roman"/>
+          <w:kern w:val="0"/>
+          <w:sz w:val="24"/>
+          <w:szCs w:val="24"/>
+          <w:lang w:eastAsia="en-IN"/>
+          <w14:ligatures w14:val="none"/>
+        </w:rPr>
+        <w:t xml:space="preserve"> a convenient shortcut for </w:t>
+      </w:r>
+      <w:r>
+        <w:rPr>
+          <w:rFonts w:ascii="Times New Roman" w:eastAsia="Times New Roman" w:hAnsi="Times New Roman" w:cs="Times New Roman"/>
+          <w:b/>
+          <w:bCs/>
+          <w:kern w:val="0"/>
+          <w:sz w:val="24"/>
+          <w:szCs w:val="24"/>
+          <w:lang w:eastAsia="en-IN"/>
+          <w14:ligatures w14:val="none"/>
+        </w:rPr>
+        <w:t>already-tracked files</w:t>
+      </w:r>
+      <w:r>
+        <w:rPr>
+          <w:rFonts w:ascii="Times New Roman" w:eastAsia="Times New Roman" w:hAnsi="Times New Roman" w:cs="Times New Roman"/>
+          <w:kern w:val="0"/>
+          <w:sz w:val="24"/>
+          <w:szCs w:val="24"/>
+          <w:lang w:eastAsia="en-IN"/>
+          <w14:ligatures w14:val="none"/>
+        </w:rPr>
+        <w:t>.</w:t>
       </w:r>
     </w:p>
     <w:p/>
@@ -3385,6 +7300,27 @@
     <w:name w:val="Normal"/>
     <w:qFormat/>
   </w:style>
+  <w:style w:type="paragraph" w:styleId="Heading1">
+    <w:name w:val="heading 1"/>
+    <w:basedOn w:val="Normal"/>
+    <w:next w:val="Normal"/>
+    <w:link w:val="Heading1Char"/>
+    <w:uiPriority w:val="9"/>
+    <w:qFormat/>
+    <w:rsid w:val="00F35561"/>
+    <w:pPr>
+      <w:keepNext/>
+      <w:keepLines/>
+      <w:spacing w:before="240" w:after="0"/>
+      <w:outlineLvl w:val="0"/>
+    </w:pPr>
+    <w:rPr>
+      <w:rFonts w:asciiTheme="majorHAnsi" w:eastAsiaTheme="majorEastAsia" w:hAnsiTheme="majorHAnsi" w:cstheme="majorBidi"/>
+      <w:color w:val="2F5496" w:themeColor="accent1" w:themeShade="BF"/>
+      <w:sz w:val="32"/>
+      <w:szCs w:val="32"/>
+    </w:rPr>
+  </w:style>
   <w:style w:type="paragraph" w:styleId="Heading2">
     <w:name w:val="heading 2"/>
     <w:basedOn w:val="Normal"/>
@@ -3650,6 +7586,38 @@
       <w:ind w:left="720"/>
       <w:contextualSpacing/>
     </w:pPr>
+  </w:style>
+  <w:style w:type="character" w:customStyle="1" w:styleId="Heading1Char">
+    <w:name w:val="Heading 1 Char"/>
+    <w:basedOn w:val="DefaultParagraphFont"/>
+    <w:link w:val="Heading1"/>
+    <w:uiPriority w:val="9"/>
+    <w:rsid w:val="00F35561"/>
+    <w:rPr>
+      <w:rFonts w:asciiTheme="majorHAnsi" w:eastAsiaTheme="majorEastAsia" w:hAnsiTheme="majorHAnsi" w:cstheme="majorBidi"/>
+      <w:color w:val="2F5496" w:themeColor="accent1" w:themeShade="BF"/>
+      <w:sz w:val="32"/>
+      <w:szCs w:val="32"/>
+    </w:rPr>
+  </w:style>
+  <w:style w:type="table" w:styleId="TableGrid">
+    <w:name w:val="Table Grid"/>
+    <w:basedOn w:val="TableNormal"/>
+    <w:uiPriority w:val="39"/>
+    <w:rsid w:val="00431528"/>
+    <w:pPr>
+      <w:spacing w:after="0" w:line="240" w:lineRule="auto"/>
+    </w:pPr>
+    <w:tblPr>
+      <w:tblBorders>
+        <w:top w:val="single" w:sz="4" w:space="0" w:color="auto"/>
+        <w:left w:val="single" w:sz="4" w:space="0" w:color="auto"/>
+        <w:bottom w:val="single" w:sz="4" w:space="0" w:color="auto"/>
+        <w:right w:val="single" w:sz="4" w:space="0" w:color="auto"/>
+        <w:insideH w:val="single" w:sz="4" w:space="0" w:color="auto"/>
+        <w:insideV w:val="single" w:sz="4" w:space="0" w:color="auto"/>
+      </w:tblBorders>
+    </w:tblPr>
   </w:style>
 </w:styles>
 </file>
